--- a/docs/informe-version-3.docx
+++ b/docs/informe-version-3.docx
@@ -627,7 +627,7 @@
         <w:spacing w:before="0" w:after="180"/>
       </w:pPr>
       <w:bookmarkStart w:id="0" w:name="_TocN236"/>
-      <w:bookmarkStart w:id="1" w:name="_Toc243429763"/>
+      <w:bookmarkStart w:id="1" w:name="_Toc243432896"/>
       <w:r>
         <w:t>RESUMEN</w:t>
       </w:r>
@@ -693,7 +693,7 @@
         <w:spacing w:before="0" w:after="180"/>
       </w:pPr>
       <w:bookmarkStart w:id="2" w:name="_TocN237"/>
-      <w:bookmarkStart w:id="3" w:name="_Toc243429764"/>
+      <w:bookmarkStart w:id="3" w:name="_Toc243432897"/>
       <w:r>
         <w:t>ABSTRACT</w:t>
       </w:r>
@@ -789,7 +789,7 @@
       <w:r>
         <w:fldChar w:fldCharType="separate"/>
       </w:r>
-      <w:hyperlink w:anchor="_Toc243429763" w:history="1">
+      <w:hyperlink w:anchor="_Toc243432896" w:history="1">
         <w:r>
           <w:rPr>
             <w:rStyle w:val="Hipervnculo"/>
@@ -816,7 +816,7 @@
             <w:noProof/>
             <w:webHidden/>
           </w:rPr>
-          <w:instrText xml:space="preserve"> PAGEREF _Toc243429763 \h </w:instrText>
+          <w:instrText xml:space="preserve"> PAGEREF _Toc243432896 \h </w:instrText>
         </w:r>
         <w:r>
           <w:rPr>
@@ -862,7 +862,7 @@
           <w14:ligatures w14:val="standardContextual"/>
         </w:rPr>
       </w:pPr>
-      <w:hyperlink w:anchor="_Toc243429764" w:history="1">
+      <w:hyperlink w:anchor="_Toc243432897" w:history="1">
         <w:r>
           <w:rPr>
             <w:rStyle w:val="Hipervnculo"/>
@@ -889,7 +889,7 @@
             <w:noProof/>
             <w:webHidden/>
           </w:rPr>
-          <w:instrText xml:space="preserve"> PAGEREF _Toc243429764 \h </w:instrText>
+          <w:instrText xml:space="preserve"> PAGEREF _Toc243432897 \h </w:instrText>
         </w:r>
         <w:r>
           <w:rPr>
@@ -935,7 +935,7 @@
           <w14:ligatures w14:val="standardContextual"/>
         </w:rPr>
       </w:pPr>
-      <w:hyperlink w:anchor="_Toc243429765" w:history="1">
+      <w:hyperlink w:anchor="_Toc243432898" w:history="1">
         <w:r>
           <w:rPr>
             <w:rStyle w:val="Hipervnculo"/>
@@ -962,7 +962,7 @@
             <w:noProof/>
             <w:webHidden/>
           </w:rPr>
-          <w:instrText xml:space="preserve"> PAGEREF _Toc243429765 \h </w:instrText>
+          <w:instrText xml:space="preserve"> PAGEREF _Toc243432898 \h </w:instrText>
         </w:r>
         <w:r>
           <w:rPr>
@@ -1008,7 +1008,7 @@
           <w14:ligatures w14:val="standardContextual"/>
         </w:rPr>
       </w:pPr>
-      <w:hyperlink w:anchor="_Toc243429766" w:history="1">
+      <w:hyperlink w:anchor="_Toc243432899" w:history="1">
         <w:r>
           <w:rPr>
             <w:rStyle w:val="Hipervnculo"/>
@@ -1035,7 +1035,7 @@
             <w:noProof/>
             <w:webHidden/>
           </w:rPr>
-          <w:instrText xml:space="preserve"> PAGEREF _Toc243429766 \h </w:instrText>
+          <w:instrText xml:space="preserve"> PAGEREF _Toc243432899 \h </w:instrText>
         </w:r>
         <w:r>
           <w:rPr>
@@ -1081,7 +1081,7 @@
           <w14:ligatures w14:val="standardContextual"/>
         </w:rPr>
       </w:pPr>
-      <w:hyperlink w:anchor="_Toc243429767" w:history="1">
+      <w:hyperlink w:anchor="_Toc243432900" w:history="1">
         <w:r>
           <w:rPr>
             <w:rStyle w:val="Hipervnculo"/>
@@ -1108,7 +1108,7 @@
             <w:noProof/>
             <w:webHidden/>
           </w:rPr>
-          <w:instrText xml:space="preserve"> PAGEREF _Toc243429767 \h </w:instrText>
+          <w:instrText xml:space="preserve"> PAGEREF _Toc243432900 \h </w:instrText>
         </w:r>
         <w:r>
           <w:rPr>
@@ -1154,7 +1154,7 @@
           <w14:ligatures w14:val="standardContextual"/>
         </w:rPr>
       </w:pPr>
-      <w:hyperlink w:anchor="_Toc243429768" w:history="1">
+      <w:hyperlink w:anchor="_Toc243432901" w:history="1">
         <w:r>
           <w:rPr>
             <w:rStyle w:val="Hipervnculo"/>
@@ -1181,7 +1181,7 @@
             <w:noProof/>
             <w:webHidden/>
           </w:rPr>
-          <w:instrText xml:space="preserve"> PAGEREF _Toc243429768 \h </w:instrText>
+          <w:instrText xml:space="preserve"> PAGEREF _Toc243432901 \h </w:instrText>
         </w:r>
         <w:r>
           <w:rPr>
@@ -1227,7 +1227,7 @@
           <w14:ligatures w14:val="standardContextual"/>
         </w:rPr>
       </w:pPr>
-      <w:hyperlink w:anchor="_Toc243429769" w:history="1">
+      <w:hyperlink w:anchor="_Toc243432902" w:history="1">
         <w:r>
           <w:rPr>
             <w:rStyle w:val="Hipervnculo"/>
@@ -1254,7 +1254,7 @@
             <w:noProof/>
             <w:webHidden/>
           </w:rPr>
-          <w:instrText xml:space="preserve"> PAGEREF _Toc243429769 \h </w:instrText>
+          <w:instrText xml:space="preserve"> PAGEREF _Toc243432902 \h </w:instrText>
         </w:r>
         <w:r>
           <w:rPr>
@@ -1300,7 +1300,7 @@
           <w14:ligatures w14:val="standardContextual"/>
         </w:rPr>
       </w:pPr>
-      <w:hyperlink w:anchor="_Toc243429770" w:history="1">
+      <w:hyperlink w:anchor="_Toc243432903" w:history="1">
         <w:r>
           <w:rPr>
             <w:rStyle w:val="Hipervnculo"/>
@@ -1327,7 +1327,7 @@
             <w:noProof/>
             <w:webHidden/>
           </w:rPr>
-          <w:instrText xml:space="preserve"> PAGEREF _Toc243429770 \h </w:instrText>
+          <w:instrText xml:space="preserve"> PAGEREF _Toc243432903 \h </w:instrText>
         </w:r>
         <w:r>
           <w:rPr>
@@ -1373,7 +1373,7 @@
           <w14:ligatures w14:val="standardContextual"/>
         </w:rPr>
       </w:pPr>
-      <w:hyperlink w:anchor="_Toc243429771" w:history="1">
+      <w:hyperlink w:anchor="_Toc243432904" w:history="1">
         <w:r>
           <w:rPr>
             <w:rStyle w:val="Hipervnculo"/>
@@ -1400,7 +1400,7 @@
             <w:noProof/>
             <w:webHidden/>
           </w:rPr>
-          <w:instrText xml:space="preserve"> PAGEREF _Toc243429771 \h </w:instrText>
+          <w:instrText xml:space="preserve"> PAGEREF _Toc243432904 \h </w:instrText>
         </w:r>
         <w:r>
           <w:rPr>
@@ -1446,7 +1446,7 @@
           <w14:ligatures w14:val="standardContextual"/>
         </w:rPr>
       </w:pPr>
-      <w:hyperlink w:anchor="_Toc243429772" w:history="1">
+      <w:hyperlink w:anchor="_Toc243432905" w:history="1">
         <w:r>
           <w:rPr>
             <w:rStyle w:val="Hipervnculo"/>
@@ -1473,7 +1473,7 @@
             <w:noProof/>
             <w:webHidden/>
           </w:rPr>
-          <w:instrText xml:space="preserve"> PAGEREF _Toc243429772 \h </w:instrText>
+          <w:instrText xml:space="preserve"> PAGEREF _Toc243432905 \h </w:instrText>
         </w:r>
         <w:r>
           <w:rPr>
@@ -1519,7 +1519,7 @@
           <w14:ligatures w14:val="standardContextual"/>
         </w:rPr>
       </w:pPr>
-      <w:hyperlink w:anchor="_Toc243429773" w:history="1">
+      <w:hyperlink w:anchor="_Toc243432906" w:history="1">
         <w:r>
           <w:rPr>
             <w:rStyle w:val="Hipervnculo"/>
@@ -1546,7 +1546,7 @@
             <w:noProof/>
             <w:webHidden/>
           </w:rPr>
-          <w:instrText xml:space="preserve"> PAGEREF _Toc243429773 \h </w:instrText>
+          <w:instrText xml:space="preserve"> PAGEREF _Toc243432906 \h </w:instrText>
         </w:r>
         <w:r>
           <w:rPr>
@@ -1592,7 +1592,7 @@
           <w14:ligatures w14:val="standardContextual"/>
         </w:rPr>
       </w:pPr>
-      <w:hyperlink w:anchor="_Toc243429774" w:history="1">
+      <w:hyperlink w:anchor="_Toc243432907" w:history="1">
         <w:r>
           <w:rPr>
             <w:rStyle w:val="Hipervnculo"/>
@@ -1619,7 +1619,7 @@
             <w:noProof/>
             <w:webHidden/>
           </w:rPr>
-          <w:instrText xml:space="preserve"> PAGEREF _Toc243429774 \h </w:instrText>
+          <w:instrText xml:space="preserve"> PAGEREF _Toc243432907 \h </w:instrText>
         </w:r>
         <w:r>
           <w:rPr>
@@ -1665,7 +1665,7 @@
           <w14:ligatures w14:val="standardContextual"/>
         </w:rPr>
       </w:pPr>
-      <w:hyperlink w:anchor="_Toc243429775" w:history="1">
+      <w:hyperlink w:anchor="_Toc243432908" w:history="1">
         <w:r>
           <w:rPr>
             <w:rStyle w:val="Hipervnculo"/>
@@ -1692,7 +1692,7 @@
             <w:noProof/>
             <w:webHidden/>
           </w:rPr>
-          <w:instrText xml:space="preserve"> PAGEREF _Toc243429775 \h </w:instrText>
+          <w:instrText xml:space="preserve"> PAGEREF _Toc243432908 \h </w:instrText>
         </w:r>
         <w:r>
           <w:rPr>
@@ -1738,7 +1738,7 @@
           <w14:ligatures w14:val="standardContextual"/>
         </w:rPr>
       </w:pPr>
-      <w:hyperlink w:anchor="_Toc243429776" w:history="1">
+      <w:hyperlink w:anchor="_Toc243432909" w:history="1">
         <w:r>
           <w:rPr>
             <w:rStyle w:val="Hipervnculo"/>
@@ -1765,7 +1765,7 @@
             <w:noProof/>
             <w:webHidden/>
           </w:rPr>
-          <w:instrText xml:space="preserve"> PAGEREF _Toc243429776 \h </w:instrText>
+          <w:instrText xml:space="preserve"> PAGEREF _Toc243432909 \h </w:instrText>
         </w:r>
         <w:r>
           <w:rPr>
@@ -1811,7 +1811,7 @@
           <w14:ligatures w14:val="standardContextual"/>
         </w:rPr>
       </w:pPr>
-      <w:hyperlink w:anchor="_Toc243429777" w:history="1">
+      <w:hyperlink w:anchor="_Toc243432910" w:history="1">
         <w:r>
           <w:rPr>
             <w:rStyle w:val="Hipervnculo"/>
@@ -1838,7 +1838,7 @@
             <w:noProof/>
             <w:webHidden/>
           </w:rPr>
-          <w:instrText xml:space="preserve"> PAGEREF _Toc243429777 \h </w:instrText>
+          <w:instrText xml:space="preserve"> PAGEREF _Toc243432910 \h </w:instrText>
         </w:r>
         <w:r>
           <w:rPr>
@@ -1884,7 +1884,7 @@
           <w14:ligatures w14:val="standardContextual"/>
         </w:rPr>
       </w:pPr>
-      <w:hyperlink w:anchor="_Toc243429778" w:history="1">
+      <w:hyperlink w:anchor="_Toc243432911" w:history="1">
         <w:r>
           <w:rPr>
             <w:rStyle w:val="Hipervnculo"/>
@@ -1911,7 +1911,7 @@
             <w:noProof/>
             <w:webHidden/>
           </w:rPr>
-          <w:instrText xml:space="preserve"> PAGEREF _Toc243429778 \h </w:instrText>
+          <w:instrText xml:space="preserve"> PAGEREF _Toc243432911 \h </w:instrText>
         </w:r>
         <w:r>
           <w:rPr>
@@ -1957,7 +1957,7 @@
           <w14:ligatures w14:val="standardContextual"/>
         </w:rPr>
       </w:pPr>
-      <w:hyperlink w:anchor="_Toc243429779" w:history="1">
+      <w:hyperlink w:anchor="_Toc243432912" w:history="1">
         <w:r>
           <w:rPr>
             <w:rStyle w:val="Hipervnculo"/>
@@ -1984,7 +1984,7 @@
             <w:noProof/>
             <w:webHidden/>
           </w:rPr>
-          <w:instrText xml:space="preserve"> PAGEREF _Toc243429779 \h </w:instrText>
+          <w:instrText xml:space="preserve"> PAGEREF _Toc243432912 \h </w:instrText>
         </w:r>
         <w:r>
           <w:rPr>
@@ -2030,7 +2030,7 @@
           <w14:ligatures w14:val="standardContextual"/>
         </w:rPr>
       </w:pPr>
-      <w:hyperlink w:anchor="_Toc243429780" w:history="1">
+      <w:hyperlink w:anchor="_Toc243432913" w:history="1">
         <w:r>
           <w:rPr>
             <w:rStyle w:val="Hipervnculo"/>
@@ -2057,7 +2057,7 @@
             <w:noProof/>
             <w:webHidden/>
           </w:rPr>
-          <w:instrText xml:space="preserve"> PAGEREF _Toc243429780 \h </w:instrText>
+          <w:instrText xml:space="preserve"> PAGEREF _Toc243432913 \h </w:instrText>
         </w:r>
         <w:r>
           <w:rPr>
@@ -2103,7 +2103,7 @@
           <w14:ligatures w14:val="standardContextual"/>
         </w:rPr>
       </w:pPr>
-      <w:hyperlink w:anchor="_Toc243429781" w:history="1">
+      <w:hyperlink w:anchor="_Toc243432914" w:history="1">
         <w:r>
           <w:rPr>
             <w:rStyle w:val="Hipervnculo"/>
@@ -2130,7 +2130,7 @@
             <w:noProof/>
             <w:webHidden/>
           </w:rPr>
-          <w:instrText xml:space="preserve"> PAGEREF _Toc243429781 \h </w:instrText>
+          <w:instrText xml:space="preserve"> PAGEREF _Toc243432914 \h </w:instrText>
         </w:r>
         <w:r>
           <w:rPr>
@@ -2176,7 +2176,7 @@
           <w14:ligatures w14:val="standardContextual"/>
         </w:rPr>
       </w:pPr>
-      <w:hyperlink w:anchor="_Toc243429782" w:history="1">
+      <w:hyperlink w:anchor="_Toc243432915" w:history="1">
         <w:r>
           <w:rPr>
             <w:rStyle w:val="Hipervnculo"/>
@@ -2203,7 +2203,7 @@
             <w:noProof/>
             <w:webHidden/>
           </w:rPr>
-          <w:instrText xml:space="preserve"> PAGEREF _Toc243429782 \h </w:instrText>
+          <w:instrText xml:space="preserve"> PAGEREF _Toc243432915 \h </w:instrText>
         </w:r>
         <w:r>
           <w:rPr>
@@ -2249,7 +2249,7 @@
           <w14:ligatures w14:val="standardContextual"/>
         </w:rPr>
       </w:pPr>
-      <w:hyperlink w:anchor="_Toc243429783" w:history="1">
+      <w:hyperlink w:anchor="_Toc243432916" w:history="1">
         <w:r>
           <w:rPr>
             <w:rStyle w:val="Hipervnculo"/>
@@ -2276,7 +2276,7 @@
             <w:noProof/>
             <w:webHidden/>
           </w:rPr>
-          <w:instrText xml:space="preserve"> PAGEREF _Toc243429783 \h </w:instrText>
+          <w:instrText xml:space="preserve"> PAGEREF _Toc243432916 \h </w:instrText>
         </w:r>
         <w:r>
           <w:rPr>
@@ -2322,7 +2322,7 @@
           <w14:ligatures w14:val="standardContextual"/>
         </w:rPr>
       </w:pPr>
-      <w:hyperlink w:anchor="_Toc243429784" w:history="1">
+      <w:hyperlink w:anchor="_Toc243432917" w:history="1">
         <w:r>
           <w:rPr>
             <w:rStyle w:val="Hipervnculo"/>
@@ -2349,7 +2349,7 @@
             <w:noProof/>
             <w:webHidden/>
           </w:rPr>
-          <w:instrText xml:space="preserve"> PAGEREF _Toc243429784 \h </w:instrText>
+          <w:instrText xml:space="preserve"> PAGEREF _Toc243432917 \h </w:instrText>
         </w:r>
         <w:r>
           <w:rPr>
@@ -2395,7 +2395,7 @@
           <w14:ligatures w14:val="standardContextual"/>
         </w:rPr>
       </w:pPr>
-      <w:hyperlink w:anchor="_Toc243429785" w:history="1">
+      <w:hyperlink w:anchor="_Toc243432918" w:history="1">
         <w:r>
           <w:rPr>
             <w:rStyle w:val="Hipervnculo"/>
@@ -2422,7 +2422,7 @@
             <w:noProof/>
             <w:webHidden/>
           </w:rPr>
-          <w:instrText xml:space="preserve"> PAGEREF _Toc243429785 \h </w:instrText>
+          <w:instrText xml:space="preserve"> PAGEREF _Toc243432918 \h </w:instrText>
         </w:r>
         <w:r>
           <w:rPr>
@@ -2468,7 +2468,7 @@
           <w14:ligatures w14:val="standardContextual"/>
         </w:rPr>
       </w:pPr>
-      <w:hyperlink w:anchor="_Toc243429786" w:history="1">
+      <w:hyperlink w:anchor="_Toc243432919" w:history="1">
         <w:r>
           <w:rPr>
             <w:rStyle w:val="Hipervnculo"/>
@@ -2495,7 +2495,7 @@
             <w:noProof/>
             <w:webHidden/>
           </w:rPr>
-          <w:instrText xml:space="preserve"> PAGEREF _Toc243429786 \h </w:instrText>
+          <w:instrText xml:space="preserve"> PAGEREF _Toc243432919 \h </w:instrText>
         </w:r>
         <w:r>
           <w:rPr>
@@ -2541,7 +2541,7 @@
           <w14:ligatures w14:val="standardContextual"/>
         </w:rPr>
       </w:pPr>
-      <w:hyperlink w:anchor="_Toc243429787" w:history="1">
+      <w:hyperlink w:anchor="_Toc243432920" w:history="1">
         <w:r>
           <w:rPr>
             <w:rStyle w:val="Hipervnculo"/>
@@ -2568,7 +2568,7 @@
             <w:noProof/>
             <w:webHidden/>
           </w:rPr>
-          <w:instrText xml:space="preserve"> PAGEREF _Toc243429787 \h </w:instrText>
+          <w:instrText xml:space="preserve"> PAGEREF _Toc243432920 \h </w:instrText>
         </w:r>
         <w:r>
           <w:rPr>
@@ -2614,7 +2614,7 @@
           <w14:ligatures w14:val="standardContextual"/>
         </w:rPr>
       </w:pPr>
-      <w:hyperlink w:anchor="_Toc243429788" w:history="1">
+      <w:hyperlink w:anchor="_Toc243432921" w:history="1">
         <w:r>
           <w:rPr>
             <w:rStyle w:val="Hipervnculo"/>
@@ -2641,7 +2641,7 @@
             <w:noProof/>
             <w:webHidden/>
           </w:rPr>
-          <w:instrText xml:space="preserve"> PAGEREF _Toc243429788 \h </w:instrText>
+          <w:instrText xml:space="preserve"> PAGEREF _Toc243432921 \h </w:instrText>
         </w:r>
         <w:r>
           <w:rPr>
@@ -2687,7 +2687,7 @@
           <w14:ligatures w14:val="standardContextual"/>
         </w:rPr>
       </w:pPr>
-      <w:hyperlink w:anchor="_Toc243429789" w:history="1">
+      <w:hyperlink w:anchor="_Toc243432922" w:history="1">
         <w:r>
           <w:rPr>
             <w:rStyle w:val="Hipervnculo"/>
@@ -2714,7 +2714,7 @@
             <w:noProof/>
             <w:webHidden/>
           </w:rPr>
-          <w:instrText xml:space="preserve"> PAGEREF _Toc243429789 \h </w:instrText>
+          <w:instrText xml:space="preserve"> PAGEREF _Toc243432922 \h </w:instrText>
         </w:r>
         <w:r>
           <w:rPr>
@@ -2760,7 +2760,7 @@
           <w14:ligatures w14:val="standardContextual"/>
         </w:rPr>
       </w:pPr>
-      <w:hyperlink w:anchor="_Toc243429790" w:history="1">
+      <w:hyperlink w:anchor="_Toc243432923" w:history="1">
         <w:r>
           <w:rPr>
             <w:rStyle w:val="Hipervnculo"/>
@@ -2787,7 +2787,7 @@
             <w:noProof/>
             <w:webHidden/>
           </w:rPr>
-          <w:instrText xml:space="preserve"> PAGEREF _Toc243429790 \h </w:instrText>
+          <w:instrText xml:space="preserve"> PAGEREF _Toc243432923 \h </w:instrText>
         </w:r>
         <w:r>
           <w:rPr>
@@ -2833,7 +2833,7 @@
           <w14:ligatures w14:val="standardContextual"/>
         </w:rPr>
       </w:pPr>
-      <w:hyperlink w:anchor="_Toc243429791" w:history="1">
+      <w:hyperlink w:anchor="_Toc243432924" w:history="1">
         <w:r>
           <w:rPr>
             <w:rStyle w:val="Hipervnculo"/>
@@ -2860,7 +2860,7 @@
             <w:noProof/>
             <w:webHidden/>
           </w:rPr>
-          <w:instrText xml:space="preserve"> PAGEREF _Toc243429791 \h </w:instrText>
+          <w:instrText xml:space="preserve"> PAGEREF _Toc243432924 \h </w:instrText>
         </w:r>
         <w:r>
           <w:rPr>
@@ -2906,7 +2906,7 @@
           <w14:ligatures w14:val="standardContextual"/>
         </w:rPr>
       </w:pPr>
-      <w:hyperlink w:anchor="_Toc243429792" w:history="1">
+      <w:hyperlink w:anchor="_Toc243432925" w:history="1">
         <w:r>
           <w:rPr>
             <w:rStyle w:val="Hipervnculo"/>
@@ -2933,7 +2933,7 @@
             <w:noProof/>
             <w:webHidden/>
           </w:rPr>
-          <w:instrText xml:space="preserve"> PAGEREF _Toc243429792 \h </w:instrText>
+          <w:instrText xml:space="preserve"> PAGEREF _Toc243432925 \h </w:instrText>
         </w:r>
         <w:r>
           <w:rPr>
@@ -2979,7 +2979,7 @@
           <w14:ligatures w14:val="standardContextual"/>
         </w:rPr>
       </w:pPr>
-      <w:hyperlink w:anchor="_Toc243429793" w:history="1">
+      <w:hyperlink w:anchor="_Toc243432926" w:history="1">
         <w:r>
           <w:rPr>
             <w:rStyle w:val="Hipervnculo"/>
@@ -3006,7 +3006,7 @@
             <w:noProof/>
             <w:webHidden/>
           </w:rPr>
-          <w:instrText xml:space="preserve"> PAGEREF _Toc243429793 \h </w:instrText>
+          <w:instrText xml:space="preserve"> PAGEREF _Toc243432926 \h </w:instrText>
         </w:r>
         <w:r>
           <w:rPr>
@@ -3052,7 +3052,7 @@
           <w14:ligatures w14:val="standardContextual"/>
         </w:rPr>
       </w:pPr>
-      <w:hyperlink w:anchor="_Toc243429794" w:history="1">
+      <w:hyperlink w:anchor="_Toc243432927" w:history="1">
         <w:r>
           <w:rPr>
             <w:rStyle w:val="Hipervnculo"/>
@@ -3079,7 +3079,7 @@
             <w:noProof/>
             <w:webHidden/>
           </w:rPr>
-          <w:instrText xml:space="preserve"> PAGEREF _Toc243429794 \h </w:instrText>
+          <w:instrText xml:space="preserve"> PAGEREF _Toc243432927 \h </w:instrText>
         </w:r>
         <w:r>
           <w:rPr>
@@ -3125,7 +3125,7 @@
           <w14:ligatures w14:val="standardContextual"/>
         </w:rPr>
       </w:pPr>
-      <w:hyperlink w:anchor="_Toc243429795" w:history="1">
+      <w:hyperlink w:anchor="_Toc243432928" w:history="1">
         <w:r>
           <w:rPr>
             <w:rStyle w:val="Hipervnculo"/>
@@ -3152,7 +3152,7 @@
             <w:noProof/>
             <w:webHidden/>
           </w:rPr>
-          <w:instrText xml:space="preserve"> PAGEREF _Toc243429795 \h </w:instrText>
+          <w:instrText xml:space="preserve"> PAGEREF _Toc243432928 \h </w:instrText>
         </w:r>
         <w:r>
           <w:rPr>
@@ -3198,7 +3198,7 @@
           <w14:ligatures w14:val="standardContextual"/>
         </w:rPr>
       </w:pPr>
-      <w:hyperlink w:anchor="_Toc243429796" w:history="1">
+      <w:hyperlink w:anchor="_Toc243432929" w:history="1">
         <w:r>
           <w:rPr>
             <w:rStyle w:val="Hipervnculo"/>
@@ -3225,7 +3225,7 @@
             <w:noProof/>
             <w:webHidden/>
           </w:rPr>
-          <w:instrText xml:space="preserve"> PAGEREF _Toc243429796 \h </w:instrText>
+          <w:instrText xml:space="preserve"> PAGEREF _Toc243432929 \h </w:instrText>
         </w:r>
         <w:r>
           <w:rPr>
@@ -3271,7 +3271,7 @@
           <w14:ligatures w14:val="standardContextual"/>
         </w:rPr>
       </w:pPr>
-      <w:hyperlink w:anchor="_Toc243429797" w:history="1">
+      <w:hyperlink w:anchor="_Toc243432930" w:history="1">
         <w:r>
           <w:rPr>
             <w:rStyle w:val="Hipervnculo"/>
@@ -3298,7 +3298,7 @@
             <w:noProof/>
             <w:webHidden/>
           </w:rPr>
-          <w:instrText xml:space="preserve"> PAGEREF _Toc243429797 \h </w:instrText>
+          <w:instrText xml:space="preserve"> PAGEREF _Toc243432930 \h </w:instrText>
         </w:r>
         <w:r>
           <w:rPr>
@@ -3344,7 +3344,7 @@
           <w14:ligatures w14:val="standardContextual"/>
         </w:rPr>
       </w:pPr>
-      <w:hyperlink w:anchor="_Toc243429798" w:history="1">
+      <w:hyperlink w:anchor="_Toc243432931" w:history="1">
         <w:r>
           <w:rPr>
             <w:rStyle w:val="Hipervnculo"/>
@@ -3371,7 +3371,7 @@
             <w:noProof/>
             <w:webHidden/>
           </w:rPr>
-          <w:instrText xml:space="preserve"> PAGEREF _Toc243429798 \h </w:instrText>
+          <w:instrText xml:space="preserve"> PAGEREF _Toc243432931 \h </w:instrText>
         </w:r>
         <w:r>
           <w:rPr>
@@ -3417,7 +3417,7 @@
           <w14:ligatures w14:val="standardContextual"/>
         </w:rPr>
       </w:pPr>
-      <w:hyperlink w:anchor="_Toc243429799" w:history="1">
+      <w:hyperlink w:anchor="_Toc243432932" w:history="1">
         <w:r>
           <w:rPr>
             <w:rStyle w:val="Hipervnculo"/>
@@ -3444,7 +3444,7 @@
             <w:noProof/>
             <w:webHidden/>
           </w:rPr>
-          <w:instrText xml:space="preserve"> PAGEREF _Toc243429799 \h </w:instrText>
+          <w:instrText xml:space="preserve"> PAGEREF _Toc243432932 \h </w:instrText>
         </w:r>
         <w:r>
           <w:rPr>
@@ -3490,7 +3490,7 @@
           <w14:ligatures w14:val="standardContextual"/>
         </w:rPr>
       </w:pPr>
-      <w:hyperlink w:anchor="_Toc243429800" w:history="1">
+      <w:hyperlink w:anchor="_Toc243432933" w:history="1">
         <w:r>
           <w:rPr>
             <w:rStyle w:val="Hipervnculo"/>
@@ -3517,7 +3517,7 @@
             <w:noProof/>
             <w:webHidden/>
           </w:rPr>
-          <w:instrText xml:space="preserve"> PAGEREF _Toc243429800 \h </w:instrText>
+          <w:instrText xml:space="preserve"> PAGEREF _Toc243432933 \h </w:instrText>
         </w:r>
         <w:r>
           <w:rPr>
@@ -3563,7 +3563,7 @@
           <w14:ligatures w14:val="standardContextual"/>
         </w:rPr>
       </w:pPr>
-      <w:hyperlink w:anchor="_Toc243429801" w:history="1">
+      <w:hyperlink w:anchor="_Toc243432934" w:history="1">
         <w:r>
           <w:rPr>
             <w:rStyle w:val="Hipervnculo"/>
@@ -3590,7 +3590,7 @@
             <w:noProof/>
             <w:webHidden/>
           </w:rPr>
-          <w:instrText xml:space="preserve"> PAGEREF _Toc243429801 \h </w:instrText>
+          <w:instrText xml:space="preserve"> PAGEREF _Toc243432934 \h </w:instrText>
         </w:r>
         <w:r>
           <w:rPr>
@@ -3636,7 +3636,7 @@
           <w14:ligatures w14:val="standardContextual"/>
         </w:rPr>
       </w:pPr>
-      <w:hyperlink w:anchor="_Toc243429802" w:history="1">
+      <w:hyperlink w:anchor="_Toc243432935" w:history="1">
         <w:r>
           <w:rPr>
             <w:rStyle w:val="Hipervnculo"/>
@@ -3663,7 +3663,7 @@
             <w:noProof/>
             <w:webHidden/>
           </w:rPr>
-          <w:instrText xml:space="preserve"> PAGEREF _Toc243429802 \h </w:instrText>
+          <w:instrText xml:space="preserve"> PAGEREF _Toc243432935 \h </w:instrText>
         </w:r>
         <w:r>
           <w:rPr>
@@ -3709,7 +3709,7 @@
           <w14:ligatures w14:val="standardContextual"/>
         </w:rPr>
       </w:pPr>
-      <w:hyperlink w:anchor="_Toc243429803" w:history="1">
+      <w:hyperlink w:anchor="_Toc243432936" w:history="1">
         <w:r>
           <w:rPr>
             <w:rStyle w:val="Hipervnculo"/>
@@ -3736,7 +3736,7 @@
             <w:noProof/>
             <w:webHidden/>
           </w:rPr>
-          <w:instrText xml:space="preserve"> PAGEREF _Toc243429803 \h </w:instrText>
+          <w:instrText xml:space="preserve"> PAGEREF _Toc243432936 \h </w:instrText>
         </w:r>
         <w:r>
           <w:rPr>
@@ -3782,7 +3782,7 @@
           <w14:ligatures w14:val="standardContextual"/>
         </w:rPr>
       </w:pPr>
-      <w:hyperlink w:anchor="_Toc243429804" w:history="1">
+      <w:hyperlink w:anchor="_Toc243432937" w:history="1">
         <w:r>
           <w:rPr>
             <w:rStyle w:val="Hipervnculo"/>
@@ -3809,7 +3809,7 @@
             <w:noProof/>
             <w:webHidden/>
           </w:rPr>
-          <w:instrText xml:space="preserve"> PAGEREF _Toc243429804 \h </w:instrText>
+          <w:instrText xml:space="preserve"> PAGEREF _Toc243432937 \h </w:instrText>
         </w:r>
         <w:r>
           <w:rPr>
@@ -3855,7 +3855,7 @@
           <w14:ligatures w14:val="standardContextual"/>
         </w:rPr>
       </w:pPr>
-      <w:hyperlink w:anchor="_Toc243429805" w:history="1">
+      <w:hyperlink w:anchor="_Toc243432938" w:history="1">
         <w:r>
           <w:rPr>
             <w:rStyle w:val="Hipervnculo"/>
@@ -3882,7 +3882,7 @@
             <w:noProof/>
             <w:webHidden/>
           </w:rPr>
-          <w:instrText xml:space="preserve"> PAGEREF _Toc243429805 \h </w:instrText>
+          <w:instrText xml:space="preserve"> PAGEREF _Toc243432938 \h </w:instrText>
         </w:r>
         <w:r>
           <w:rPr>
@@ -3928,7 +3928,7 @@
           <w14:ligatures w14:val="standardContextual"/>
         </w:rPr>
       </w:pPr>
-      <w:hyperlink w:anchor="_Toc243429806" w:history="1">
+      <w:hyperlink w:anchor="_Toc243432939" w:history="1">
         <w:r>
           <w:rPr>
             <w:rStyle w:val="Hipervnculo"/>
@@ -3955,7 +3955,7 @@
             <w:noProof/>
             <w:webHidden/>
           </w:rPr>
-          <w:instrText xml:space="preserve"> PAGEREF _Toc243429806 \h </w:instrText>
+          <w:instrText xml:space="preserve"> PAGEREF _Toc243432939 \h </w:instrText>
         </w:r>
         <w:r>
           <w:rPr>
@@ -4001,7 +4001,7 @@
           <w14:ligatures w14:val="standardContextual"/>
         </w:rPr>
       </w:pPr>
-      <w:hyperlink w:anchor="_Toc243429807" w:history="1">
+      <w:hyperlink w:anchor="_Toc243432940" w:history="1">
         <w:r>
           <w:rPr>
             <w:rStyle w:val="Hipervnculo"/>
@@ -4028,7 +4028,7 @@
             <w:noProof/>
             <w:webHidden/>
           </w:rPr>
-          <w:instrText xml:space="preserve"> PAGEREF _Toc243429807 \h </w:instrText>
+          <w:instrText xml:space="preserve"> PAGEREF _Toc243432940 \h </w:instrText>
         </w:r>
         <w:r>
           <w:rPr>
@@ -4074,7 +4074,7 @@
           <w14:ligatures w14:val="standardContextual"/>
         </w:rPr>
       </w:pPr>
-      <w:hyperlink w:anchor="_Toc243429808" w:history="1">
+      <w:hyperlink w:anchor="_Toc243432941" w:history="1">
         <w:r>
           <w:rPr>
             <w:rStyle w:val="Hipervnculo"/>
@@ -4101,7 +4101,7 @@
             <w:noProof/>
             <w:webHidden/>
           </w:rPr>
-          <w:instrText xml:space="preserve"> PAGEREF _Toc243429808 \h </w:instrText>
+          <w:instrText xml:space="preserve"> PAGEREF _Toc243432941 \h </w:instrText>
         </w:r>
         <w:r>
           <w:rPr>
@@ -4147,7 +4147,7 @@
           <w14:ligatures w14:val="standardContextual"/>
         </w:rPr>
       </w:pPr>
-      <w:hyperlink w:anchor="_Toc243429809" w:history="1">
+      <w:hyperlink w:anchor="_Toc243432942" w:history="1">
         <w:r>
           <w:rPr>
             <w:rStyle w:val="Hipervnculo"/>
@@ -4174,7 +4174,7 @@
             <w:noProof/>
             <w:webHidden/>
           </w:rPr>
-          <w:instrText xml:space="preserve"> PAGEREF _Toc243429809 \h </w:instrText>
+          <w:instrText xml:space="preserve"> PAGEREF _Toc243432942 \h </w:instrText>
         </w:r>
         <w:r>
           <w:rPr>
@@ -4220,7 +4220,7 @@
           <w14:ligatures w14:val="standardContextual"/>
         </w:rPr>
       </w:pPr>
-      <w:hyperlink w:anchor="_Toc243429810" w:history="1">
+      <w:hyperlink w:anchor="_Toc243432943" w:history="1">
         <w:r>
           <w:rPr>
             <w:rStyle w:val="Hipervnculo"/>
@@ -4247,7 +4247,7 @@
             <w:noProof/>
             <w:webHidden/>
           </w:rPr>
-          <w:instrText xml:space="preserve"> PAGEREF _Toc243429810 \h </w:instrText>
+          <w:instrText xml:space="preserve"> PAGEREF _Toc243432943 \h </w:instrText>
         </w:r>
         <w:r>
           <w:rPr>
@@ -4293,7 +4293,7 @@
           <w14:ligatures w14:val="standardContextual"/>
         </w:rPr>
       </w:pPr>
-      <w:hyperlink w:anchor="_Toc243429811" w:history="1">
+      <w:hyperlink w:anchor="_Toc243432944" w:history="1">
         <w:r>
           <w:rPr>
             <w:rStyle w:val="Hipervnculo"/>
@@ -4320,7 +4320,7 @@
             <w:noProof/>
             <w:webHidden/>
           </w:rPr>
-          <w:instrText xml:space="preserve"> PAGEREF _Toc243429811 \h </w:instrText>
+          <w:instrText xml:space="preserve"> PAGEREF _Toc243432944 \h </w:instrText>
         </w:r>
         <w:r>
           <w:rPr>
@@ -4366,7 +4366,7 @@
           <w14:ligatures w14:val="standardContextual"/>
         </w:rPr>
       </w:pPr>
-      <w:hyperlink w:anchor="_Toc243429812" w:history="1">
+      <w:hyperlink w:anchor="_Toc243432945" w:history="1">
         <w:r>
           <w:rPr>
             <w:rStyle w:val="Hipervnculo"/>
@@ -4393,7 +4393,7 @@
             <w:noProof/>
             <w:webHidden/>
           </w:rPr>
-          <w:instrText xml:space="preserve"> PAGEREF _Toc243429812 \h </w:instrText>
+          <w:instrText xml:space="preserve"> PAGEREF _Toc243432945 \h </w:instrText>
         </w:r>
         <w:r>
           <w:rPr>
@@ -4439,7 +4439,7 @@
           <w14:ligatures w14:val="standardContextual"/>
         </w:rPr>
       </w:pPr>
-      <w:hyperlink w:anchor="_Toc243429813" w:history="1">
+      <w:hyperlink w:anchor="_Toc243432946" w:history="1">
         <w:r>
           <w:rPr>
             <w:rStyle w:val="Hipervnculo"/>
@@ -4466,7 +4466,7 @@
             <w:noProof/>
             <w:webHidden/>
           </w:rPr>
-          <w:instrText xml:space="preserve"> PAGEREF _Toc243429813 \h </w:instrText>
+          <w:instrText xml:space="preserve"> PAGEREF _Toc243432946 \h </w:instrText>
         </w:r>
         <w:r>
           <w:rPr>
@@ -4512,7 +4512,7 @@
           <w14:ligatures w14:val="standardContextual"/>
         </w:rPr>
       </w:pPr>
-      <w:hyperlink w:anchor="_Toc243429814" w:history="1">
+      <w:hyperlink w:anchor="_Toc243432947" w:history="1">
         <w:r>
           <w:rPr>
             <w:rStyle w:val="Hipervnculo"/>
@@ -4539,7 +4539,7 @@
             <w:noProof/>
             <w:webHidden/>
           </w:rPr>
-          <w:instrText xml:space="preserve"> PAGEREF _Toc243429814 \h </w:instrText>
+          <w:instrText xml:space="preserve"> PAGEREF _Toc243432947 \h </w:instrText>
         </w:r>
         <w:r>
           <w:rPr>
@@ -4585,7 +4585,7 @@
           <w14:ligatures w14:val="standardContextual"/>
         </w:rPr>
       </w:pPr>
-      <w:hyperlink w:anchor="_Toc243429815" w:history="1">
+      <w:hyperlink w:anchor="_Toc243432948" w:history="1">
         <w:r>
           <w:rPr>
             <w:rStyle w:val="Hipervnculo"/>
@@ -4612,7 +4612,7 @@
             <w:noProof/>
             <w:webHidden/>
           </w:rPr>
-          <w:instrText xml:space="preserve"> PAGEREF _Toc243429815 \h </w:instrText>
+          <w:instrText xml:space="preserve"> PAGEREF _Toc243432948 \h </w:instrText>
         </w:r>
         <w:r>
           <w:rPr>
@@ -4658,7 +4658,7 @@
           <w14:ligatures w14:val="standardContextual"/>
         </w:rPr>
       </w:pPr>
-      <w:hyperlink w:anchor="_Toc243429816" w:history="1">
+      <w:hyperlink w:anchor="_Toc243432949" w:history="1">
         <w:r>
           <w:rPr>
             <w:rStyle w:val="Hipervnculo"/>
@@ -4685,7 +4685,7 @@
             <w:noProof/>
             <w:webHidden/>
           </w:rPr>
-          <w:instrText xml:space="preserve"> PAGEREF _Toc243429816 \h </w:instrText>
+          <w:instrText xml:space="preserve"> PAGEREF _Toc243432949 \h </w:instrText>
         </w:r>
         <w:r>
           <w:rPr>
@@ -4731,7 +4731,7 @@
           <w14:ligatures w14:val="standardContextual"/>
         </w:rPr>
       </w:pPr>
-      <w:hyperlink w:anchor="_Toc243429817" w:history="1">
+      <w:hyperlink w:anchor="_Toc243432950" w:history="1">
         <w:r>
           <w:rPr>
             <w:rStyle w:val="Hipervnculo"/>
@@ -4758,7 +4758,7 @@
             <w:noProof/>
             <w:webHidden/>
           </w:rPr>
-          <w:instrText xml:space="preserve"> PAGEREF _Toc243429817 \h </w:instrText>
+          <w:instrText xml:space="preserve"> PAGEREF _Toc243432950 \h </w:instrText>
         </w:r>
         <w:r>
           <w:rPr>
@@ -4804,7 +4804,7 @@
           <w14:ligatures w14:val="standardContextual"/>
         </w:rPr>
       </w:pPr>
-      <w:hyperlink w:anchor="_Toc243429818" w:history="1">
+      <w:hyperlink w:anchor="_Toc243432951" w:history="1">
         <w:r>
           <w:rPr>
             <w:rStyle w:val="Hipervnculo"/>
@@ -4831,7 +4831,7 @@
             <w:noProof/>
             <w:webHidden/>
           </w:rPr>
-          <w:instrText xml:space="preserve"> PAGEREF _Toc243429818 \h </w:instrText>
+          <w:instrText xml:space="preserve"> PAGEREF _Toc243432951 \h </w:instrText>
         </w:r>
         <w:r>
           <w:rPr>
@@ -4877,7 +4877,7 @@
           <w14:ligatures w14:val="standardContextual"/>
         </w:rPr>
       </w:pPr>
-      <w:hyperlink w:anchor="_Toc243429819" w:history="1">
+      <w:hyperlink w:anchor="_Toc243432952" w:history="1">
         <w:r>
           <w:rPr>
             <w:rStyle w:val="Hipervnculo"/>
@@ -4904,7 +4904,7 @@
             <w:noProof/>
             <w:webHidden/>
           </w:rPr>
-          <w:instrText xml:space="preserve"> PAGEREF _Toc243429819 \h </w:instrText>
+          <w:instrText xml:space="preserve"> PAGEREF _Toc243432952 \h </w:instrText>
         </w:r>
         <w:r>
           <w:rPr>
@@ -4950,7 +4950,7 @@
           <w14:ligatures w14:val="standardContextual"/>
         </w:rPr>
       </w:pPr>
-      <w:hyperlink w:anchor="_Toc243429820" w:history="1">
+      <w:hyperlink w:anchor="_Toc243432953" w:history="1">
         <w:r>
           <w:rPr>
             <w:rStyle w:val="Hipervnculo"/>
@@ -4977,7 +4977,7 @@
             <w:noProof/>
             <w:webHidden/>
           </w:rPr>
-          <w:instrText xml:space="preserve"> PAGEREF _Toc243429820 \h </w:instrText>
+          <w:instrText xml:space="preserve"> PAGEREF _Toc243432953 \h </w:instrText>
         </w:r>
         <w:r>
           <w:rPr>
@@ -5023,7 +5023,7 @@
           <w14:ligatures w14:val="standardContextual"/>
         </w:rPr>
       </w:pPr>
-      <w:hyperlink w:anchor="_Toc243429821" w:history="1">
+      <w:hyperlink w:anchor="_Toc243432954" w:history="1">
         <w:r>
           <w:rPr>
             <w:rStyle w:val="Hipervnculo"/>
@@ -5050,7 +5050,7 @@
             <w:noProof/>
             <w:webHidden/>
           </w:rPr>
-          <w:instrText xml:space="preserve"> PAGEREF _Toc243429821 \h </w:instrText>
+          <w:instrText xml:space="preserve"> PAGEREF _Toc243432954 \h </w:instrText>
         </w:r>
         <w:r>
           <w:rPr>
@@ -5096,7 +5096,7 @@
           <w14:ligatures w14:val="standardContextual"/>
         </w:rPr>
       </w:pPr>
-      <w:hyperlink w:anchor="_Toc243429822" w:history="1">
+      <w:hyperlink w:anchor="_Toc243432955" w:history="1">
         <w:r>
           <w:rPr>
             <w:rStyle w:val="Hipervnculo"/>
@@ -5123,7 +5123,7 @@
             <w:noProof/>
             <w:webHidden/>
           </w:rPr>
-          <w:instrText xml:space="preserve"> PAGEREF _Toc243429822 \h </w:instrText>
+          <w:instrText xml:space="preserve"> PAGEREF _Toc243432955 \h </w:instrText>
         </w:r>
         <w:r>
           <w:rPr>
@@ -5169,7 +5169,7 @@
           <w14:ligatures w14:val="standardContextual"/>
         </w:rPr>
       </w:pPr>
-      <w:hyperlink w:anchor="_Toc243429823" w:history="1">
+      <w:hyperlink w:anchor="_Toc243432956" w:history="1">
         <w:r>
           <w:rPr>
             <w:rStyle w:val="Hipervnculo"/>
@@ -5196,7 +5196,7 @@
             <w:noProof/>
             <w:webHidden/>
           </w:rPr>
-          <w:instrText xml:space="preserve"> PAGEREF _Toc243429823 \h </w:instrText>
+          <w:instrText xml:space="preserve"> PAGEREF _Toc243432956 \h </w:instrText>
         </w:r>
         <w:r>
           <w:rPr>
@@ -5242,7 +5242,7 @@
           <w14:ligatures w14:val="standardContextual"/>
         </w:rPr>
       </w:pPr>
-      <w:hyperlink w:anchor="_Toc243429824" w:history="1">
+      <w:hyperlink w:anchor="_Toc243432957" w:history="1">
         <w:r>
           <w:rPr>
             <w:rStyle w:val="Hipervnculo"/>
@@ -5269,7 +5269,7 @@
             <w:noProof/>
             <w:webHidden/>
           </w:rPr>
-          <w:instrText xml:space="preserve"> PAGEREF _Toc243429824 \h </w:instrText>
+          <w:instrText xml:space="preserve"> PAGEREF _Toc243432957 \h </w:instrText>
         </w:r>
         <w:r>
           <w:rPr>
@@ -5315,7 +5315,7 @@
           <w14:ligatures w14:val="standardContextual"/>
         </w:rPr>
       </w:pPr>
-      <w:hyperlink w:anchor="_Toc243429825" w:history="1">
+      <w:hyperlink w:anchor="_Toc243432958" w:history="1">
         <w:r>
           <w:rPr>
             <w:rStyle w:val="Hipervnculo"/>
@@ -5342,7 +5342,7 @@
             <w:noProof/>
             <w:webHidden/>
           </w:rPr>
-          <w:instrText xml:space="preserve"> PAGEREF _Toc243429825 \h </w:instrText>
+          <w:instrText xml:space="preserve"> PAGEREF _Toc243432958 \h </w:instrText>
         </w:r>
         <w:r>
           <w:rPr>
@@ -5388,7 +5388,7 @@
           <w14:ligatures w14:val="standardContextual"/>
         </w:rPr>
       </w:pPr>
-      <w:hyperlink w:anchor="_Toc243429826" w:history="1">
+      <w:hyperlink w:anchor="_Toc243432959" w:history="1">
         <w:r>
           <w:rPr>
             <w:rStyle w:val="Hipervnculo"/>
@@ -5415,7 +5415,7 @@
             <w:noProof/>
             <w:webHidden/>
           </w:rPr>
-          <w:instrText xml:space="preserve"> PAGEREF _Toc243429826 \h </w:instrText>
+          <w:instrText xml:space="preserve"> PAGEREF _Toc243432959 \h </w:instrText>
         </w:r>
         <w:r>
           <w:rPr>
@@ -5461,7 +5461,7 @@
           <w14:ligatures w14:val="standardContextual"/>
         </w:rPr>
       </w:pPr>
-      <w:hyperlink w:anchor="_Toc243429827" w:history="1">
+      <w:hyperlink w:anchor="_Toc243432960" w:history="1">
         <w:r>
           <w:rPr>
             <w:rStyle w:val="Hipervnculo"/>
@@ -5488,7 +5488,7 @@
             <w:noProof/>
             <w:webHidden/>
           </w:rPr>
-          <w:instrText xml:space="preserve"> PAGEREF _Toc243429827 \h </w:instrText>
+          <w:instrText xml:space="preserve"> PAGEREF _Toc243432960 \h </w:instrText>
         </w:r>
         <w:r>
           <w:rPr>
@@ -5534,7 +5534,7 @@
           <w14:ligatures w14:val="standardContextual"/>
         </w:rPr>
       </w:pPr>
-      <w:hyperlink w:anchor="_Toc243429828" w:history="1">
+      <w:hyperlink w:anchor="_Toc243432961" w:history="1">
         <w:r>
           <w:rPr>
             <w:rStyle w:val="Hipervnculo"/>
@@ -5561,7 +5561,7 @@
             <w:noProof/>
             <w:webHidden/>
           </w:rPr>
-          <w:instrText xml:space="preserve"> PAGEREF _Toc243429828 \h </w:instrText>
+          <w:instrText xml:space="preserve"> PAGEREF _Toc243432961 \h </w:instrText>
         </w:r>
         <w:r>
           <w:rPr>
@@ -5607,7 +5607,7 @@
           <w14:ligatures w14:val="standardContextual"/>
         </w:rPr>
       </w:pPr>
-      <w:hyperlink w:anchor="_Toc243429829" w:history="1">
+      <w:hyperlink w:anchor="_Toc243432962" w:history="1">
         <w:r>
           <w:rPr>
             <w:rStyle w:val="Hipervnculo"/>
@@ -5634,7 +5634,7 @@
             <w:noProof/>
             <w:webHidden/>
           </w:rPr>
-          <w:instrText xml:space="preserve"> PAGEREF _Toc243429829 \h </w:instrText>
+          <w:instrText xml:space="preserve"> PAGEREF _Toc243432962 \h </w:instrText>
         </w:r>
         <w:r>
           <w:rPr>
@@ -5680,7 +5680,7 @@
           <w14:ligatures w14:val="standardContextual"/>
         </w:rPr>
       </w:pPr>
-      <w:hyperlink w:anchor="_Toc243429830" w:history="1">
+      <w:hyperlink w:anchor="_Toc243432963" w:history="1">
         <w:r>
           <w:rPr>
             <w:rStyle w:val="Hipervnculo"/>
@@ -5707,7 +5707,7 @@
             <w:noProof/>
             <w:webHidden/>
           </w:rPr>
-          <w:instrText xml:space="preserve"> PAGEREF _Toc243429830 \h </w:instrText>
+          <w:instrText xml:space="preserve"> PAGEREF _Toc243432963 \h </w:instrText>
         </w:r>
         <w:r>
           <w:rPr>
@@ -5753,7 +5753,7 @@
           <w14:ligatures w14:val="standardContextual"/>
         </w:rPr>
       </w:pPr>
-      <w:hyperlink w:anchor="_Toc243429831" w:history="1">
+      <w:hyperlink w:anchor="_Toc243432964" w:history="1">
         <w:r>
           <w:rPr>
             <w:rStyle w:val="Hipervnculo"/>
@@ -5780,7 +5780,7 @@
             <w:noProof/>
             <w:webHidden/>
           </w:rPr>
-          <w:instrText xml:space="preserve"> PAGEREF _Toc243429831 \h </w:instrText>
+          <w:instrText xml:space="preserve"> PAGEREF _Toc243432964 \h </w:instrText>
         </w:r>
         <w:r>
           <w:rPr>
@@ -5826,7 +5826,7 @@
           <w14:ligatures w14:val="standardContextual"/>
         </w:rPr>
       </w:pPr>
-      <w:hyperlink w:anchor="_Toc243429832" w:history="1">
+      <w:hyperlink w:anchor="_Toc243432965" w:history="1">
         <w:r>
           <w:rPr>
             <w:rStyle w:val="Hipervnculo"/>
@@ -5853,7 +5853,7 @@
             <w:noProof/>
             <w:webHidden/>
           </w:rPr>
-          <w:instrText xml:space="preserve"> PAGEREF _Toc243429832 \h </w:instrText>
+          <w:instrText xml:space="preserve"> PAGEREF _Toc243432965 \h </w:instrText>
         </w:r>
         <w:r>
           <w:rPr>
@@ -5899,7 +5899,7 @@
           <w14:ligatures w14:val="standardContextual"/>
         </w:rPr>
       </w:pPr>
-      <w:hyperlink w:anchor="_Toc243429833" w:history="1">
+      <w:hyperlink w:anchor="_Toc243432966" w:history="1">
         <w:r>
           <w:rPr>
             <w:rStyle w:val="Hipervnculo"/>
@@ -5926,7 +5926,7 @@
             <w:noProof/>
             <w:webHidden/>
           </w:rPr>
-          <w:instrText xml:space="preserve"> PAGEREF _Toc243429833 \h </w:instrText>
+          <w:instrText xml:space="preserve"> PAGEREF _Toc243432966 \h </w:instrText>
         </w:r>
         <w:r>
           <w:rPr>
@@ -5972,7 +5972,7 @@
           <w14:ligatures w14:val="standardContextual"/>
         </w:rPr>
       </w:pPr>
-      <w:hyperlink w:anchor="_Toc243429834" w:history="1">
+      <w:hyperlink w:anchor="_Toc243432967" w:history="1">
         <w:r>
           <w:rPr>
             <w:rStyle w:val="Hipervnculo"/>
@@ -5999,7 +5999,7 @@
             <w:noProof/>
             <w:webHidden/>
           </w:rPr>
-          <w:instrText xml:space="preserve"> PAGEREF _Toc243429834 \h </w:instrText>
+          <w:instrText xml:space="preserve"> PAGEREF _Toc243432967 \h </w:instrText>
         </w:r>
         <w:r>
           <w:rPr>
@@ -6045,7 +6045,7 @@
           <w14:ligatures w14:val="standardContextual"/>
         </w:rPr>
       </w:pPr>
-      <w:hyperlink w:anchor="_Toc243429835" w:history="1">
+      <w:hyperlink w:anchor="_Toc243432968" w:history="1">
         <w:r>
           <w:rPr>
             <w:rStyle w:val="Hipervnculo"/>
@@ -6072,7 +6072,7 @@
             <w:noProof/>
             <w:webHidden/>
           </w:rPr>
-          <w:instrText xml:space="preserve"> PAGEREF _Toc243429835 \h </w:instrText>
+          <w:instrText xml:space="preserve"> PAGEREF _Toc243432968 \h </w:instrText>
         </w:r>
         <w:r>
           <w:rPr>
@@ -6118,7 +6118,7 @@
           <w14:ligatures w14:val="standardContextual"/>
         </w:rPr>
       </w:pPr>
-      <w:hyperlink w:anchor="_Toc243429836" w:history="1">
+      <w:hyperlink w:anchor="_Toc243432969" w:history="1">
         <w:r>
           <w:rPr>
             <w:rStyle w:val="Hipervnculo"/>
@@ -6145,7 +6145,7 @@
             <w:noProof/>
             <w:webHidden/>
           </w:rPr>
-          <w:instrText xml:space="preserve"> PAGEREF _Toc243429836 \h </w:instrText>
+          <w:instrText xml:space="preserve"> PAGEREF _Toc243432969 \h </w:instrText>
         </w:r>
         <w:r>
           <w:rPr>
@@ -6191,7 +6191,7 @@
           <w14:ligatures w14:val="standardContextual"/>
         </w:rPr>
       </w:pPr>
-      <w:hyperlink w:anchor="_Toc243429837" w:history="1">
+      <w:hyperlink w:anchor="_Toc243432970" w:history="1">
         <w:r>
           <w:rPr>
             <w:rStyle w:val="Hipervnculo"/>
@@ -6218,7 +6218,7 @@
             <w:noProof/>
             <w:webHidden/>
           </w:rPr>
-          <w:instrText xml:space="preserve"> PAGEREF _Toc243429837 \h </w:instrText>
+          <w:instrText xml:space="preserve"> PAGEREF _Toc243432970 \h </w:instrText>
         </w:r>
         <w:r>
           <w:rPr>
@@ -6264,7 +6264,7 @@
           <w14:ligatures w14:val="standardContextual"/>
         </w:rPr>
       </w:pPr>
-      <w:hyperlink w:anchor="_Toc243429838" w:history="1">
+      <w:hyperlink w:anchor="_Toc243432971" w:history="1">
         <w:r>
           <w:rPr>
             <w:rStyle w:val="Hipervnculo"/>
@@ -6291,7 +6291,7 @@
             <w:noProof/>
             <w:webHidden/>
           </w:rPr>
-          <w:instrText xml:space="preserve"> PAGEREF _Toc243429838 \h </w:instrText>
+          <w:instrText xml:space="preserve"> PAGEREF _Toc243432971 \h </w:instrText>
         </w:r>
         <w:r>
           <w:rPr>
@@ -6337,7 +6337,7 @@
           <w14:ligatures w14:val="standardContextual"/>
         </w:rPr>
       </w:pPr>
-      <w:hyperlink w:anchor="_Toc243429839" w:history="1">
+      <w:hyperlink w:anchor="_Toc243432972" w:history="1">
         <w:r>
           <w:rPr>
             <w:rStyle w:val="Hipervnculo"/>
@@ -6364,7 +6364,7 @@
             <w:noProof/>
             <w:webHidden/>
           </w:rPr>
-          <w:instrText xml:space="preserve"> PAGEREF _Toc243429839 \h </w:instrText>
+          <w:instrText xml:space="preserve"> PAGEREF _Toc243432972 \h </w:instrText>
         </w:r>
         <w:r>
           <w:rPr>
@@ -6410,7 +6410,7 @@
           <w14:ligatures w14:val="standardContextual"/>
         </w:rPr>
       </w:pPr>
-      <w:hyperlink w:anchor="_Toc243429840" w:history="1">
+      <w:hyperlink w:anchor="_Toc243432973" w:history="1">
         <w:r>
           <w:rPr>
             <w:rStyle w:val="Hipervnculo"/>
@@ -6437,7 +6437,7 @@
             <w:noProof/>
             <w:webHidden/>
           </w:rPr>
-          <w:instrText xml:space="preserve"> PAGEREF _Toc243429840 \h </w:instrText>
+          <w:instrText xml:space="preserve"> PAGEREF _Toc243432973 \h </w:instrText>
         </w:r>
         <w:r>
           <w:rPr>
@@ -6483,7 +6483,7 @@
           <w14:ligatures w14:val="standardContextual"/>
         </w:rPr>
       </w:pPr>
-      <w:hyperlink w:anchor="_Toc243429841" w:history="1">
+      <w:hyperlink w:anchor="_Toc243432974" w:history="1">
         <w:r>
           <w:rPr>
             <w:rStyle w:val="Hipervnculo"/>
@@ -6510,7 +6510,7 @@
             <w:noProof/>
             <w:webHidden/>
           </w:rPr>
-          <w:instrText xml:space="preserve"> PAGEREF _Toc243429841 \h </w:instrText>
+          <w:instrText xml:space="preserve"> PAGEREF _Toc243432974 \h </w:instrText>
         </w:r>
         <w:r>
           <w:rPr>
@@ -6556,7 +6556,7 @@
           <w14:ligatures w14:val="standardContextual"/>
         </w:rPr>
       </w:pPr>
-      <w:hyperlink w:anchor="_Toc243429842" w:history="1">
+      <w:hyperlink w:anchor="_Toc243432975" w:history="1">
         <w:r>
           <w:rPr>
             <w:rStyle w:val="Hipervnculo"/>
@@ -6583,7 +6583,7 @@
             <w:noProof/>
             <w:webHidden/>
           </w:rPr>
-          <w:instrText xml:space="preserve"> PAGEREF _Toc243429842 \h </w:instrText>
+          <w:instrText xml:space="preserve"> PAGEREF _Toc243432975 \h </w:instrText>
         </w:r>
         <w:r>
           <w:rPr>
@@ -6629,7 +6629,7 @@
           <w14:ligatures w14:val="standardContextual"/>
         </w:rPr>
       </w:pPr>
-      <w:hyperlink w:anchor="_Toc243429843" w:history="1">
+      <w:hyperlink w:anchor="_Toc243432976" w:history="1">
         <w:r>
           <w:rPr>
             <w:rStyle w:val="Hipervnculo"/>
@@ -6656,7 +6656,7 @@
             <w:noProof/>
             <w:webHidden/>
           </w:rPr>
-          <w:instrText xml:space="preserve"> PAGEREF _Toc243429843 \h </w:instrText>
+          <w:instrText xml:space="preserve"> PAGEREF _Toc243432976 \h </w:instrText>
         </w:r>
         <w:r>
           <w:rPr>
@@ -6702,7 +6702,7 @@
           <w14:ligatures w14:val="standardContextual"/>
         </w:rPr>
       </w:pPr>
-      <w:hyperlink w:anchor="_Toc243429844" w:history="1">
+      <w:hyperlink w:anchor="_Toc243432977" w:history="1">
         <w:r>
           <w:rPr>
             <w:rStyle w:val="Hipervnculo"/>
@@ -6729,7 +6729,7 @@
             <w:noProof/>
             <w:webHidden/>
           </w:rPr>
-          <w:instrText xml:space="preserve"> PAGEREF _Toc243429844 \h </w:instrText>
+          <w:instrText xml:space="preserve"> PAGEREF _Toc243432977 \h </w:instrText>
         </w:r>
         <w:r>
           <w:rPr>
@@ -6775,7 +6775,7 @@
           <w14:ligatures w14:val="standardContextual"/>
         </w:rPr>
       </w:pPr>
-      <w:hyperlink w:anchor="_Toc243429845" w:history="1">
+      <w:hyperlink w:anchor="_Toc243432978" w:history="1">
         <w:r>
           <w:rPr>
             <w:rStyle w:val="Hipervnculo"/>
@@ -6802,7 +6802,7 @@
             <w:noProof/>
             <w:webHidden/>
           </w:rPr>
-          <w:instrText xml:space="preserve"> PAGEREF _Toc243429845 \h </w:instrText>
+          <w:instrText xml:space="preserve"> PAGEREF _Toc243432978 \h </w:instrText>
         </w:r>
         <w:r>
           <w:rPr>
@@ -6848,7 +6848,7 @@
           <w14:ligatures w14:val="standardContextual"/>
         </w:rPr>
       </w:pPr>
-      <w:hyperlink w:anchor="_Toc243429846" w:history="1">
+      <w:hyperlink w:anchor="_Toc243432979" w:history="1">
         <w:r>
           <w:rPr>
             <w:rStyle w:val="Hipervnculo"/>
@@ -6875,7 +6875,7 @@
             <w:noProof/>
             <w:webHidden/>
           </w:rPr>
-          <w:instrText xml:space="preserve"> PAGEREF _Toc243429846 \h </w:instrText>
+          <w:instrText xml:space="preserve"> PAGEREF _Toc243432979 \h </w:instrText>
         </w:r>
         <w:r>
           <w:rPr>
@@ -6921,7 +6921,7 @@
           <w14:ligatures w14:val="standardContextual"/>
         </w:rPr>
       </w:pPr>
-      <w:hyperlink w:anchor="_Toc243429847" w:history="1">
+      <w:hyperlink w:anchor="_Toc243432980" w:history="1">
         <w:r>
           <w:rPr>
             <w:rStyle w:val="Hipervnculo"/>
@@ -6948,7 +6948,7 @@
             <w:noProof/>
             <w:webHidden/>
           </w:rPr>
-          <w:instrText xml:space="preserve"> PAGEREF _Toc243429847 \h </w:instrText>
+          <w:instrText xml:space="preserve"> PAGEREF _Toc243432980 \h </w:instrText>
         </w:r>
         <w:r>
           <w:rPr>
@@ -6994,7 +6994,7 @@
           <w14:ligatures w14:val="standardContextual"/>
         </w:rPr>
       </w:pPr>
-      <w:hyperlink w:anchor="_Toc243429848" w:history="1">
+      <w:hyperlink w:anchor="_Toc243432981" w:history="1">
         <w:r>
           <w:rPr>
             <w:rStyle w:val="Hipervnculo"/>
@@ -7021,7 +7021,7 @@
             <w:noProof/>
             <w:webHidden/>
           </w:rPr>
-          <w:instrText xml:space="preserve"> PAGEREF _Toc243429848 \h </w:instrText>
+          <w:instrText xml:space="preserve"> PAGEREF _Toc243432981 \h </w:instrText>
         </w:r>
         <w:r>
           <w:rPr>
@@ -7067,7 +7067,7 @@
           <w14:ligatures w14:val="standardContextual"/>
         </w:rPr>
       </w:pPr>
-      <w:hyperlink w:anchor="_Toc243429849" w:history="1">
+      <w:hyperlink w:anchor="_Toc243432982" w:history="1">
         <w:r>
           <w:rPr>
             <w:rStyle w:val="Hipervnculo"/>
@@ -7094,7 +7094,7 @@
             <w:noProof/>
             <w:webHidden/>
           </w:rPr>
-          <w:instrText xml:space="preserve"> PAGEREF _Toc243429849 \h </w:instrText>
+          <w:instrText xml:space="preserve"> PAGEREF _Toc243432982 \h </w:instrText>
         </w:r>
         <w:r>
           <w:rPr>
@@ -7140,7 +7140,7 @@
           <w14:ligatures w14:val="standardContextual"/>
         </w:rPr>
       </w:pPr>
-      <w:hyperlink w:anchor="_Toc243429850" w:history="1">
+      <w:hyperlink w:anchor="_Toc243432983" w:history="1">
         <w:r>
           <w:rPr>
             <w:rStyle w:val="Hipervnculo"/>
@@ -7167,7 +7167,7 @@
             <w:noProof/>
             <w:webHidden/>
           </w:rPr>
-          <w:instrText xml:space="preserve"> PAGEREF _Toc243429850 \h </w:instrText>
+          <w:instrText xml:space="preserve"> PAGEREF _Toc243432983 \h </w:instrText>
         </w:r>
         <w:r>
           <w:rPr>
@@ -7213,7 +7213,7 @@
           <w14:ligatures w14:val="standardContextual"/>
         </w:rPr>
       </w:pPr>
-      <w:hyperlink w:anchor="_Toc243429851" w:history="1">
+      <w:hyperlink w:anchor="_Toc243432984" w:history="1">
         <w:r>
           <w:rPr>
             <w:rStyle w:val="Hipervnculo"/>
@@ -7240,7 +7240,7 @@
             <w:noProof/>
             <w:webHidden/>
           </w:rPr>
-          <w:instrText xml:space="preserve"> PAGEREF _Toc243429851 \h </w:instrText>
+          <w:instrText xml:space="preserve"> PAGEREF _Toc243432984 \h </w:instrText>
         </w:r>
         <w:r>
           <w:rPr>
@@ -7286,7 +7286,7 @@
           <w14:ligatures w14:val="standardContextual"/>
         </w:rPr>
       </w:pPr>
-      <w:hyperlink w:anchor="_Toc243429852" w:history="1">
+      <w:hyperlink w:anchor="_Toc243432985" w:history="1">
         <w:r>
           <w:rPr>
             <w:rStyle w:val="Hipervnculo"/>
@@ -7313,7 +7313,7 @@
             <w:noProof/>
             <w:webHidden/>
           </w:rPr>
-          <w:instrText xml:space="preserve"> PAGEREF _Toc243429852 \h </w:instrText>
+          <w:instrText xml:space="preserve"> PAGEREF _Toc243432985 \h </w:instrText>
         </w:r>
         <w:r>
           <w:rPr>
@@ -7359,7 +7359,7 @@
           <w14:ligatures w14:val="standardContextual"/>
         </w:rPr>
       </w:pPr>
-      <w:hyperlink w:anchor="_Toc243429853" w:history="1">
+      <w:hyperlink w:anchor="_Toc243432986" w:history="1">
         <w:r>
           <w:rPr>
             <w:rStyle w:val="Hipervnculo"/>
@@ -7386,7 +7386,7 @@
             <w:noProof/>
             <w:webHidden/>
           </w:rPr>
-          <w:instrText xml:space="preserve"> PAGEREF _Toc243429853 \h </w:instrText>
+          <w:instrText xml:space="preserve"> PAGEREF _Toc243432986 \h </w:instrText>
         </w:r>
         <w:r>
           <w:rPr>
@@ -7432,7 +7432,7 @@
           <w14:ligatures w14:val="standardContextual"/>
         </w:rPr>
       </w:pPr>
-      <w:hyperlink w:anchor="_Toc243429854" w:history="1">
+      <w:hyperlink w:anchor="_Toc243432987" w:history="1">
         <w:r>
           <w:rPr>
             <w:rStyle w:val="Hipervnculo"/>
@@ -7459,7 +7459,7 @@
             <w:noProof/>
             <w:webHidden/>
           </w:rPr>
-          <w:instrText xml:space="preserve"> PAGEREF _Toc243429854 \h </w:instrText>
+          <w:instrText xml:space="preserve"> PAGEREF _Toc243432987 \h </w:instrText>
         </w:r>
         <w:r>
           <w:rPr>
@@ -7505,7 +7505,7 @@
           <w14:ligatures w14:val="standardContextual"/>
         </w:rPr>
       </w:pPr>
-      <w:hyperlink w:anchor="_Toc243429855" w:history="1">
+      <w:hyperlink w:anchor="_Toc243432988" w:history="1">
         <w:r>
           <w:rPr>
             <w:rStyle w:val="Hipervnculo"/>
@@ -7532,7 +7532,7 @@
             <w:noProof/>
             <w:webHidden/>
           </w:rPr>
-          <w:instrText xml:space="preserve"> PAGEREF _Toc243429855 \h </w:instrText>
+          <w:instrText xml:space="preserve"> PAGEREF _Toc243432988 \h </w:instrText>
         </w:r>
         <w:r>
           <w:rPr>
@@ -7578,7 +7578,7 @@
           <w14:ligatures w14:val="standardContextual"/>
         </w:rPr>
       </w:pPr>
-      <w:hyperlink w:anchor="_Toc243429856" w:history="1">
+      <w:hyperlink w:anchor="_Toc243432989" w:history="1">
         <w:r>
           <w:rPr>
             <w:rStyle w:val="Hipervnculo"/>
@@ -7605,7 +7605,7 @@
             <w:noProof/>
             <w:webHidden/>
           </w:rPr>
-          <w:instrText xml:space="preserve"> PAGEREF _Toc243429856 \h </w:instrText>
+          <w:instrText xml:space="preserve"> PAGEREF _Toc243432989 \h </w:instrText>
         </w:r>
         <w:r>
           <w:rPr>
@@ -7651,7 +7651,7 @@
           <w14:ligatures w14:val="standardContextual"/>
         </w:rPr>
       </w:pPr>
-      <w:hyperlink w:anchor="_Toc243429857" w:history="1">
+      <w:hyperlink w:anchor="_Toc243432990" w:history="1">
         <w:r>
           <w:rPr>
             <w:rStyle w:val="Hipervnculo"/>
@@ -7678,7 +7678,7 @@
             <w:noProof/>
             <w:webHidden/>
           </w:rPr>
-          <w:instrText xml:space="preserve"> PAGEREF _Toc243429857 \h </w:instrText>
+          <w:instrText xml:space="preserve"> PAGEREF _Toc243432990 \h </w:instrText>
         </w:r>
         <w:r>
           <w:rPr>
@@ -7724,7 +7724,7 @@
           <w14:ligatures w14:val="standardContextual"/>
         </w:rPr>
       </w:pPr>
-      <w:hyperlink w:anchor="_Toc243429858" w:history="1">
+      <w:hyperlink w:anchor="_Toc243432991" w:history="1">
         <w:r>
           <w:rPr>
             <w:rStyle w:val="Hipervnculo"/>
@@ -7751,7 +7751,7 @@
             <w:noProof/>
             <w:webHidden/>
           </w:rPr>
-          <w:instrText xml:space="preserve"> PAGEREF _Toc243429858 \h </w:instrText>
+          <w:instrText xml:space="preserve"> PAGEREF _Toc243432991 \h </w:instrText>
         </w:r>
         <w:r>
           <w:rPr>
@@ -7797,7 +7797,7 @@
           <w14:ligatures w14:val="standardContextual"/>
         </w:rPr>
       </w:pPr>
-      <w:hyperlink w:anchor="_Toc243429859" w:history="1">
+      <w:hyperlink w:anchor="_Toc243432992" w:history="1">
         <w:r>
           <w:rPr>
             <w:rStyle w:val="Hipervnculo"/>
@@ -7824,7 +7824,7 @@
             <w:noProof/>
             <w:webHidden/>
           </w:rPr>
-          <w:instrText xml:space="preserve"> PAGEREF _Toc243429859 \h </w:instrText>
+          <w:instrText xml:space="preserve"> PAGEREF _Toc243432992 \h </w:instrText>
         </w:r>
         <w:r>
           <w:rPr>
@@ -7870,7 +7870,7 @@
           <w14:ligatures w14:val="standardContextual"/>
         </w:rPr>
       </w:pPr>
-      <w:hyperlink w:anchor="_Toc243429860" w:history="1">
+      <w:hyperlink w:anchor="_Toc243432993" w:history="1">
         <w:r>
           <w:rPr>
             <w:rStyle w:val="Hipervnculo"/>
@@ -7897,7 +7897,7 @@
             <w:noProof/>
             <w:webHidden/>
           </w:rPr>
-          <w:instrText xml:space="preserve"> PAGEREF _Toc243429860 \h </w:instrText>
+          <w:instrText xml:space="preserve"> PAGEREF _Toc243432993 \h </w:instrText>
         </w:r>
         <w:r>
           <w:rPr>
@@ -7943,7 +7943,7 @@
           <w14:ligatures w14:val="standardContextual"/>
         </w:rPr>
       </w:pPr>
-      <w:hyperlink w:anchor="_Toc243429861" w:history="1">
+      <w:hyperlink w:anchor="_Toc243432994" w:history="1">
         <w:r>
           <w:rPr>
             <w:rStyle w:val="Hipervnculo"/>
@@ -7970,7 +7970,7 @@
             <w:noProof/>
             <w:webHidden/>
           </w:rPr>
-          <w:instrText xml:space="preserve"> PAGEREF _Toc243429861 \h </w:instrText>
+          <w:instrText xml:space="preserve"> PAGEREF _Toc243432994 \h </w:instrText>
         </w:r>
         <w:r>
           <w:rPr>
@@ -8016,7 +8016,7 @@
           <w14:ligatures w14:val="standardContextual"/>
         </w:rPr>
       </w:pPr>
-      <w:hyperlink w:anchor="_Toc243429862" w:history="1">
+      <w:hyperlink w:anchor="_Toc243432995" w:history="1">
         <w:r>
           <w:rPr>
             <w:rStyle w:val="Hipervnculo"/>
@@ -8043,7 +8043,7 @@
             <w:noProof/>
             <w:webHidden/>
           </w:rPr>
-          <w:instrText xml:space="preserve"> PAGEREF _Toc243429862 \h </w:instrText>
+          <w:instrText xml:space="preserve"> PAGEREF _Toc243432995 \h </w:instrText>
         </w:r>
         <w:r>
           <w:rPr>
@@ -8089,7 +8089,7 @@
           <w14:ligatures w14:val="standardContextual"/>
         </w:rPr>
       </w:pPr>
-      <w:hyperlink w:anchor="_Toc243429863" w:history="1">
+      <w:hyperlink w:anchor="_Toc243432996" w:history="1">
         <w:r>
           <w:rPr>
             <w:rStyle w:val="Hipervnculo"/>
@@ -8116,7 +8116,7 @@
             <w:noProof/>
             <w:webHidden/>
           </w:rPr>
-          <w:instrText xml:space="preserve"> PAGEREF _Toc243429863 \h </w:instrText>
+          <w:instrText xml:space="preserve"> PAGEREF _Toc243432996 \h </w:instrText>
         </w:r>
         <w:r>
           <w:rPr>
@@ -8162,7 +8162,7 @@
           <w14:ligatures w14:val="standardContextual"/>
         </w:rPr>
       </w:pPr>
-      <w:hyperlink w:anchor="_Toc243429864" w:history="1">
+      <w:hyperlink w:anchor="_Toc243432997" w:history="1">
         <w:r>
           <w:rPr>
             <w:rStyle w:val="Hipervnculo"/>
@@ -8189,7 +8189,7 @@
             <w:noProof/>
             <w:webHidden/>
           </w:rPr>
-          <w:instrText xml:space="preserve"> PAGEREF _Toc243429864 \h </w:instrText>
+          <w:instrText xml:space="preserve"> PAGEREF _Toc243432997 \h </w:instrText>
         </w:r>
         <w:r>
           <w:rPr>
@@ -8235,7 +8235,7 @@
           <w14:ligatures w14:val="standardContextual"/>
         </w:rPr>
       </w:pPr>
-      <w:hyperlink w:anchor="_Toc243429865" w:history="1">
+      <w:hyperlink w:anchor="_Toc243432998" w:history="1">
         <w:r>
           <w:rPr>
             <w:rStyle w:val="Hipervnculo"/>
@@ -8262,7 +8262,7 @@
             <w:noProof/>
             <w:webHidden/>
           </w:rPr>
-          <w:instrText xml:space="preserve"> PAGEREF _Toc243429865 \h </w:instrText>
+          <w:instrText xml:space="preserve"> PAGEREF _Toc243432998 \h </w:instrText>
         </w:r>
         <w:r>
           <w:rPr>
@@ -8308,7 +8308,7 @@
           <w14:ligatures w14:val="standardContextual"/>
         </w:rPr>
       </w:pPr>
-      <w:hyperlink w:anchor="_Toc243429866" w:history="1">
+      <w:hyperlink w:anchor="_Toc243432999" w:history="1">
         <w:r>
           <w:rPr>
             <w:rStyle w:val="Hipervnculo"/>
@@ -8335,7 +8335,7 @@
             <w:noProof/>
             <w:webHidden/>
           </w:rPr>
-          <w:instrText xml:space="preserve"> PAGEREF _Toc243429866 \h </w:instrText>
+          <w:instrText xml:space="preserve"> PAGEREF _Toc243432999 \h </w:instrText>
         </w:r>
         <w:r>
           <w:rPr>
@@ -8381,7 +8381,7 @@
           <w14:ligatures w14:val="standardContextual"/>
         </w:rPr>
       </w:pPr>
-      <w:hyperlink w:anchor="_Toc243429867" w:history="1">
+      <w:hyperlink w:anchor="_Toc243433000" w:history="1">
         <w:r>
           <w:rPr>
             <w:rStyle w:val="Hipervnculo"/>
@@ -8408,7 +8408,7 @@
             <w:noProof/>
             <w:webHidden/>
           </w:rPr>
-          <w:instrText xml:space="preserve"> PAGEREF _Toc243429867 \h </w:instrText>
+          <w:instrText xml:space="preserve"> PAGEREF _Toc243433000 \h </w:instrText>
         </w:r>
         <w:r>
           <w:rPr>
@@ -8454,7 +8454,7 @@
           <w14:ligatures w14:val="standardContextual"/>
         </w:rPr>
       </w:pPr>
-      <w:hyperlink w:anchor="_Toc243429868" w:history="1">
+      <w:hyperlink w:anchor="_Toc243433001" w:history="1">
         <w:r>
           <w:rPr>
             <w:rStyle w:val="Hipervnculo"/>
@@ -8481,7 +8481,7 @@
             <w:noProof/>
             <w:webHidden/>
           </w:rPr>
-          <w:instrText xml:space="preserve"> PAGEREF _Toc243429868 \h </w:instrText>
+          <w:instrText xml:space="preserve"> PAGEREF _Toc243433001 \h </w:instrText>
         </w:r>
         <w:r>
           <w:rPr>
@@ -8527,7 +8527,7 @@
           <w14:ligatures w14:val="standardContextual"/>
         </w:rPr>
       </w:pPr>
-      <w:hyperlink w:anchor="_Toc243429869" w:history="1">
+      <w:hyperlink w:anchor="_Toc243433002" w:history="1">
         <w:r>
           <w:rPr>
             <w:rStyle w:val="Hipervnculo"/>
@@ -8554,7 +8554,7 @@
             <w:noProof/>
             <w:webHidden/>
           </w:rPr>
-          <w:instrText xml:space="preserve"> PAGEREF _Toc243429869 \h </w:instrText>
+          <w:instrText xml:space="preserve"> PAGEREF _Toc243433002 \h </w:instrText>
         </w:r>
         <w:r>
           <w:rPr>
@@ -8600,7 +8600,7 @@
           <w14:ligatures w14:val="standardContextual"/>
         </w:rPr>
       </w:pPr>
-      <w:hyperlink w:anchor="_Toc243429870" w:history="1">
+      <w:hyperlink w:anchor="_Toc243433003" w:history="1">
         <w:r>
           <w:rPr>
             <w:rStyle w:val="Hipervnculo"/>
@@ -8627,7 +8627,7 @@
             <w:noProof/>
             <w:webHidden/>
           </w:rPr>
-          <w:instrText xml:space="preserve"> PAGEREF _Toc243429870 \h </w:instrText>
+          <w:instrText xml:space="preserve"> PAGEREF _Toc243433003 \h </w:instrText>
         </w:r>
         <w:r>
           <w:rPr>
@@ -8673,7 +8673,7 @@
           <w14:ligatures w14:val="standardContextual"/>
         </w:rPr>
       </w:pPr>
-      <w:hyperlink w:anchor="_Toc243429871" w:history="1">
+      <w:hyperlink w:anchor="_Toc243433004" w:history="1">
         <w:r>
           <w:rPr>
             <w:rStyle w:val="Hipervnculo"/>
@@ -8700,7 +8700,7 @@
             <w:noProof/>
             <w:webHidden/>
           </w:rPr>
-          <w:instrText xml:space="preserve"> PAGEREF _Toc243429871 \h </w:instrText>
+          <w:instrText xml:space="preserve"> PAGEREF _Toc243433004 \h </w:instrText>
         </w:r>
         <w:r>
           <w:rPr>
@@ -8746,7 +8746,7 @@
           <w14:ligatures w14:val="standardContextual"/>
         </w:rPr>
       </w:pPr>
-      <w:hyperlink w:anchor="_Toc243429872" w:history="1">
+      <w:hyperlink w:anchor="_Toc243433005" w:history="1">
         <w:r>
           <w:rPr>
             <w:rStyle w:val="Hipervnculo"/>
@@ -8773,7 +8773,7 @@
             <w:noProof/>
             <w:webHidden/>
           </w:rPr>
-          <w:instrText xml:space="preserve"> PAGEREF _Toc243429872 \h </w:instrText>
+          <w:instrText xml:space="preserve"> PAGEREF _Toc243433005 \h </w:instrText>
         </w:r>
         <w:r>
           <w:rPr>
@@ -8819,7 +8819,7 @@
           <w14:ligatures w14:val="standardContextual"/>
         </w:rPr>
       </w:pPr>
-      <w:hyperlink w:anchor="_Toc243429873" w:history="1">
+      <w:hyperlink w:anchor="_Toc243433006" w:history="1">
         <w:r>
           <w:rPr>
             <w:rStyle w:val="Hipervnculo"/>
@@ -8846,7 +8846,7 @@
             <w:noProof/>
             <w:webHidden/>
           </w:rPr>
-          <w:instrText xml:space="preserve"> PAGEREF _Toc243429873 \h </w:instrText>
+          <w:instrText xml:space="preserve"> PAGEREF _Toc243433006 \h </w:instrText>
         </w:r>
         <w:r>
           <w:rPr>
@@ -8892,7 +8892,7 @@
           <w14:ligatures w14:val="standardContextual"/>
         </w:rPr>
       </w:pPr>
-      <w:hyperlink w:anchor="_Toc243429874" w:history="1">
+      <w:hyperlink w:anchor="_Toc243433007" w:history="1">
         <w:r>
           <w:rPr>
             <w:rStyle w:val="Hipervnculo"/>
@@ -8919,7 +8919,7 @@
             <w:noProof/>
             <w:webHidden/>
           </w:rPr>
-          <w:instrText xml:space="preserve"> PAGEREF _Toc243429874 \h </w:instrText>
+          <w:instrText xml:space="preserve"> PAGEREF _Toc243433007 \h </w:instrText>
         </w:r>
         <w:r>
           <w:rPr>
@@ -8965,7 +8965,7 @@
           <w14:ligatures w14:val="standardContextual"/>
         </w:rPr>
       </w:pPr>
-      <w:hyperlink w:anchor="_Toc243429875" w:history="1">
+      <w:hyperlink w:anchor="_Toc243433008" w:history="1">
         <w:r>
           <w:rPr>
             <w:rStyle w:val="Hipervnculo"/>
@@ -8992,7 +8992,7 @@
             <w:noProof/>
             <w:webHidden/>
           </w:rPr>
-          <w:instrText xml:space="preserve"> PAGEREF _Toc243429875 \h </w:instrText>
+          <w:instrText xml:space="preserve"> PAGEREF _Toc243433008 \h </w:instrText>
         </w:r>
         <w:r>
           <w:rPr>
@@ -9038,7 +9038,7 @@
           <w14:ligatures w14:val="standardContextual"/>
         </w:rPr>
       </w:pPr>
-      <w:hyperlink w:anchor="_Toc243429876" w:history="1">
+      <w:hyperlink w:anchor="_Toc243433009" w:history="1">
         <w:r>
           <w:rPr>
             <w:rStyle w:val="Hipervnculo"/>
@@ -9065,7 +9065,7 @@
             <w:noProof/>
             <w:webHidden/>
           </w:rPr>
-          <w:instrText xml:space="preserve"> PAGEREF _Toc243429876 \h </w:instrText>
+          <w:instrText xml:space="preserve"> PAGEREF _Toc243433009 \h </w:instrText>
         </w:r>
         <w:r>
           <w:rPr>
@@ -9111,7 +9111,7 @@
           <w14:ligatures w14:val="standardContextual"/>
         </w:rPr>
       </w:pPr>
-      <w:hyperlink w:anchor="_Toc243429877" w:history="1">
+      <w:hyperlink w:anchor="_Toc243433010" w:history="1">
         <w:r>
           <w:rPr>
             <w:rStyle w:val="Hipervnculo"/>
@@ -9138,7 +9138,7 @@
             <w:noProof/>
             <w:webHidden/>
           </w:rPr>
-          <w:instrText xml:space="preserve"> PAGEREF _Toc243429877 \h </w:instrText>
+          <w:instrText xml:space="preserve"> PAGEREF _Toc243433010 \h </w:instrText>
         </w:r>
         <w:r>
           <w:rPr>
@@ -9184,7 +9184,7 @@
           <w14:ligatures w14:val="standardContextual"/>
         </w:rPr>
       </w:pPr>
-      <w:hyperlink w:anchor="_Toc243429878" w:history="1">
+      <w:hyperlink w:anchor="_Toc243433011" w:history="1">
         <w:r>
           <w:rPr>
             <w:rStyle w:val="Hipervnculo"/>
@@ -9211,7 +9211,7 @@
             <w:noProof/>
             <w:webHidden/>
           </w:rPr>
-          <w:instrText xml:space="preserve"> PAGEREF _Toc243429878 \h </w:instrText>
+          <w:instrText xml:space="preserve"> PAGEREF _Toc243433011 \h </w:instrText>
         </w:r>
         <w:r>
           <w:rPr>
@@ -9257,7 +9257,7 @@
           <w14:ligatures w14:val="standardContextual"/>
         </w:rPr>
       </w:pPr>
-      <w:hyperlink w:anchor="_Toc243429879" w:history="1">
+      <w:hyperlink w:anchor="_Toc243433012" w:history="1">
         <w:r>
           <w:rPr>
             <w:rStyle w:val="Hipervnculo"/>
@@ -9284,7 +9284,7 @@
             <w:noProof/>
             <w:webHidden/>
           </w:rPr>
-          <w:instrText xml:space="preserve"> PAGEREF _Toc243429879 \h </w:instrText>
+          <w:instrText xml:space="preserve"> PAGEREF _Toc243433012 \h </w:instrText>
         </w:r>
         <w:r>
           <w:rPr>
@@ -9330,7 +9330,7 @@
           <w14:ligatures w14:val="standardContextual"/>
         </w:rPr>
       </w:pPr>
-      <w:hyperlink w:anchor="_Toc243429880" w:history="1">
+      <w:hyperlink w:anchor="_Toc243433013" w:history="1">
         <w:r>
           <w:rPr>
             <w:rStyle w:val="Hipervnculo"/>
@@ -9357,7 +9357,7 @@
             <w:noProof/>
             <w:webHidden/>
           </w:rPr>
-          <w:instrText xml:space="preserve"> PAGEREF _Toc243429880 \h </w:instrText>
+          <w:instrText xml:space="preserve"> PAGEREF _Toc243433013 \h </w:instrText>
         </w:r>
         <w:r>
           <w:rPr>
@@ -9403,7 +9403,7 @@
           <w14:ligatures w14:val="standardContextual"/>
         </w:rPr>
       </w:pPr>
-      <w:hyperlink w:anchor="_Toc243429881" w:history="1">
+      <w:hyperlink w:anchor="_Toc243433014" w:history="1">
         <w:r>
           <w:rPr>
             <w:rStyle w:val="Hipervnculo"/>
@@ -9430,7 +9430,7 @@
             <w:noProof/>
             <w:webHidden/>
           </w:rPr>
-          <w:instrText xml:space="preserve"> PAGEREF _Toc243429881 \h </w:instrText>
+          <w:instrText xml:space="preserve"> PAGEREF _Toc243433014 \h </w:instrText>
         </w:r>
         <w:r>
           <w:rPr>
@@ -9476,7 +9476,7 @@
           <w14:ligatures w14:val="standardContextual"/>
         </w:rPr>
       </w:pPr>
-      <w:hyperlink w:anchor="_Toc243429882" w:history="1">
+      <w:hyperlink w:anchor="_Toc243433015" w:history="1">
         <w:r>
           <w:rPr>
             <w:rStyle w:val="Hipervnculo"/>
@@ -9503,7 +9503,7 @@
             <w:noProof/>
             <w:webHidden/>
           </w:rPr>
-          <w:instrText xml:space="preserve"> PAGEREF _Toc243429882 \h </w:instrText>
+          <w:instrText xml:space="preserve"> PAGEREF _Toc243433015 \h </w:instrText>
         </w:r>
         <w:r>
           <w:rPr>
@@ -9549,7 +9549,7 @@
           <w14:ligatures w14:val="standardContextual"/>
         </w:rPr>
       </w:pPr>
-      <w:hyperlink w:anchor="_Toc243429883" w:history="1">
+      <w:hyperlink w:anchor="_Toc243433016" w:history="1">
         <w:r>
           <w:rPr>
             <w:rStyle w:val="Hipervnculo"/>
@@ -9576,7 +9576,7 @@
             <w:noProof/>
             <w:webHidden/>
           </w:rPr>
-          <w:instrText xml:space="preserve"> PAGEREF _Toc243429883 \h </w:instrText>
+          <w:instrText xml:space="preserve"> PAGEREF _Toc243433016 \h </w:instrText>
         </w:r>
         <w:r>
           <w:rPr>
@@ -9622,7 +9622,7 @@
           <w14:ligatures w14:val="standardContextual"/>
         </w:rPr>
       </w:pPr>
-      <w:hyperlink w:anchor="_Toc243429884" w:history="1">
+      <w:hyperlink w:anchor="_Toc243433017" w:history="1">
         <w:r>
           <w:rPr>
             <w:rStyle w:val="Hipervnculo"/>
@@ -9649,7 +9649,7 @@
             <w:noProof/>
             <w:webHidden/>
           </w:rPr>
-          <w:instrText xml:space="preserve"> PAGEREF _Toc243429884 \h </w:instrText>
+          <w:instrText xml:space="preserve"> PAGEREF _Toc243433017 \h </w:instrText>
         </w:r>
         <w:r>
           <w:rPr>
@@ -9695,7 +9695,7 @@
           <w14:ligatures w14:val="standardContextual"/>
         </w:rPr>
       </w:pPr>
-      <w:hyperlink w:anchor="_Toc243429885" w:history="1">
+      <w:hyperlink w:anchor="_Toc243433018" w:history="1">
         <w:r>
           <w:rPr>
             <w:rStyle w:val="Hipervnculo"/>
@@ -9722,7 +9722,7 @@
             <w:noProof/>
             <w:webHidden/>
           </w:rPr>
-          <w:instrText xml:space="preserve"> PAGEREF _Toc243429885 \h </w:instrText>
+          <w:instrText xml:space="preserve"> PAGEREF _Toc243433018 \h </w:instrText>
         </w:r>
         <w:r>
           <w:rPr>
@@ -9768,7 +9768,7 @@
           <w14:ligatures w14:val="standardContextual"/>
         </w:rPr>
       </w:pPr>
-      <w:hyperlink w:anchor="_Toc243429886" w:history="1">
+      <w:hyperlink w:anchor="_Toc243433019" w:history="1">
         <w:r>
           <w:rPr>
             <w:rStyle w:val="Hipervnculo"/>
@@ -9795,7 +9795,7 @@
             <w:noProof/>
             <w:webHidden/>
           </w:rPr>
-          <w:instrText xml:space="preserve"> PAGEREF _Toc243429886 \h </w:instrText>
+          <w:instrText xml:space="preserve"> PAGEREF _Toc243433019 \h </w:instrText>
         </w:r>
         <w:r>
           <w:rPr>
@@ -9841,7 +9841,7 @@
           <w14:ligatures w14:val="standardContextual"/>
         </w:rPr>
       </w:pPr>
-      <w:hyperlink w:anchor="_Toc243429887" w:history="1">
+      <w:hyperlink w:anchor="_Toc243433020" w:history="1">
         <w:r>
           <w:rPr>
             <w:rStyle w:val="Hipervnculo"/>
@@ -9868,7 +9868,7 @@
             <w:noProof/>
             <w:webHidden/>
           </w:rPr>
-          <w:instrText xml:space="preserve"> PAGEREF _Toc243429887 \h </w:instrText>
+          <w:instrText xml:space="preserve"> PAGEREF _Toc243433020 \h </w:instrText>
         </w:r>
         <w:r>
           <w:rPr>
@@ -9914,7 +9914,7 @@
           <w14:ligatures w14:val="standardContextual"/>
         </w:rPr>
       </w:pPr>
-      <w:hyperlink w:anchor="_Toc243429888" w:history="1">
+      <w:hyperlink w:anchor="_Toc243433021" w:history="1">
         <w:r>
           <w:rPr>
             <w:rStyle w:val="Hipervnculo"/>
@@ -9941,7 +9941,7 @@
             <w:noProof/>
             <w:webHidden/>
           </w:rPr>
-          <w:instrText xml:space="preserve"> PAGEREF _Toc243429888 \h </w:instrText>
+          <w:instrText xml:space="preserve"> PAGEREF _Toc243433021 \h </w:instrText>
         </w:r>
         <w:r>
           <w:rPr>
@@ -9987,7 +9987,7 @@
           <w14:ligatures w14:val="standardContextual"/>
         </w:rPr>
       </w:pPr>
-      <w:hyperlink w:anchor="_Toc243429889" w:history="1">
+      <w:hyperlink w:anchor="_Toc243433022" w:history="1">
         <w:r>
           <w:rPr>
             <w:rStyle w:val="Hipervnculo"/>
@@ -10014,7 +10014,7 @@
             <w:noProof/>
             <w:webHidden/>
           </w:rPr>
-          <w:instrText xml:space="preserve"> PAGEREF _Toc243429889 \h </w:instrText>
+          <w:instrText xml:space="preserve"> PAGEREF _Toc243433022 \h </w:instrText>
         </w:r>
         <w:r>
           <w:rPr>
@@ -10060,7 +10060,7 @@
           <w14:ligatures w14:val="standardContextual"/>
         </w:rPr>
       </w:pPr>
-      <w:hyperlink w:anchor="_Toc243429890" w:history="1">
+      <w:hyperlink w:anchor="_Toc243433023" w:history="1">
         <w:r>
           <w:rPr>
             <w:rStyle w:val="Hipervnculo"/>
@@ -10087,7 +10087,7 @@
             <w:noProof/>
             <w:webHidden/>
           </w:rPr>
-          <w:instrText xml:space="preserve"> PAGEREF _Toc243429890 \h </w:instrText>
+          <w:instrText xml:space="preserve"> PAGEREF _Toc243433023 \h </w:instrText>
         </w:r>
         <w:r>
           <w:rPr>
@@ -10133,7 +10133,7 @@
           <w14:ligatures w14:val="standardContextual"/>
         </w:rPr>
       </w:pPr>
-      <w:hyperlink w:anchor="_Toc243429891" w:history="1">
+      <w:hyperlink w:anchor="_Toc243433024" w:history="1">
         <w:r>
           <w:rPr>
             <w:rStyle w:val="Hipervnculo"/>
@@ -10160,7 +10160,7 @@
             <w:noProof/>
             <w:webHidden/>
           </w:rPr>
-          <w:instrText xml:space="preserve"> PAGEREF _Toc243429891 \h </w:instrText>
+          <w:instrText xml:space="preserve"> PAGEREF _Toc243433024 \h </w:instrText>
         </w:r>
         <w:r>
           <w:rPr>
@@ -10206,7 +10206,7 @@
           <w14:ligatures w14:val="standardContextual"/>
         </w:rPr>
       </w:pPr>
-      <w:hyperlink w:anchor="_Toc243429892" w:history="1">
+      <w:hyperlink w:anchor="_Toc243433025" w:history="1">
         <w:r>
           <w:rPr>
             <w:rStyle w:val="Hipervnculo"/>
@@ -10233,7 +10233,7 @@
             <w:noProof/>
             <w:webHidden/>
           </w:rPr>
-          <w:instrText xml:space="preserve"> PAGEREF _Toc243429892 \h </w:instrText>
+          <w:instrText xml:space="preserve"> PAGEREF _Toc243433025 \h </w:instrText>
         </w:r>
         <w:r>
           <w:rPr>
@@ -10279,7 +10279,7 @@
           <w14:ligatures w14:val="standardContextual"/>
         </w:rPr>
       </w:pPr>
-      <w:hyperlink w:anchor="_Toc243429893" w:history="1">
+      <w:hyperlink w:anchor="_Toc243433026" w:history="1">
         <w:r>
           <w:rPr>
             <w:rStyle w:val="Hipervnculo"/>
@@ -10306,7 +10306,7 @@
             <w:noProof/>
             <w:webHidden/>
           </w:rPr>
-          <w:instrText xml:space="preserve"> PAGEREF _Toc243429893 \h </w:instrText>
+          <w:instrText xml:space="preserve"> PAGEREF _Toc243433026 \h </w:instrText>
         </w:r>
         <w:r>
           <w:rPr>
@@ -10352,7 +10352,7 @@
           <w14:ligatures w14:val="standardContextual"/>
         </w:rPr>
       </w:pPr>
-      <w:hyperlink w:anchor="_Toc243429894" w:history="1">
+      <w:hyperlink w:anchor="_Toc243433027" w:history="1">
         <w:r>
           <w:rPr>
             <w:rStyle w:val="Hipervnculo"/>
@@ -10379,7 +10379,7 @@
             <w:noProof/>
             <w:webHidden/>
           </w:rPr>
-          <w:instrText xml:space="preserve"> PAGEREF _Toc243429894 \h </w:instrText>
+          <w:instrText xml:space="preserve"> PAGEREF _Toc243433027 \h </w:instrText>
         </w:r>
         <w:r>
           <w:rPr>
@@ -10425,7 +10425,7 @@
           <w14:ligatures w14:val="standardContextual"/>
         </w:rPr>
       </w:pPr>
-      <w:hyperlink w:anchor="_Toc243429895" w:history="1">
+      <w:hyperlink w:anchor="_Toc243433028" w:history="1">
         <w:r>
           <w:rPr>
             <w:rStyle w:val="Hipervnculo"/>
@@ -10452,7 +10452,7 @@
             <w:noProof/>
             <w:webHidden/>
           </w:rPr>
-          <w:instrText xml:space="preserve"> PAGEREF _Toc243429895 \h </w:instrText>
+          <w:instrText xml:space="preserve"> PAGEREF _Toc243433028 \h </w:instrText>
         </w:r>
         <w:r>
           <w:rPr>
@@ -10498,7 +10498,7 @@
           <w14:ligatures w14:val="standardContextual"/>
         </w:rPr>
       </w:pPr>
-      <w:hyperlink w:anchor="_Toc243429896" w:history="1">
+      <w:hyperlink w:anchor="_Toc243433029" w:history="1">
         <w:r>
           <w:rPr>
             <w:rStyle w:val="Hipervnculo"/>
@@ -10525,7 +10525,7 @@
             <w:noProof/>
             <w:webHidden/>
           </w:rPr>
-          <w:instrText xml:space="preserve"> PAGEREF _Toc243429896 \h </w:instrText>
+          <w:instrText xml:space="preserve"> PAGEREF _Toc243433029 \h </w:instrText>
         </w:r>
         <w:r>
           <w:rPr>
@@ -10571,7 +10571,7 @@
           <w14:ligatures w14:val="standardContextual"/>
         </w:rPr>
       </w:pPr>
-      <w:hyperlink w:anchor="_Toc243429897" w:history="1">
+      <w:hyperlink w:anchor="_Toc243433030" w:history="1">
         <w:r>
           <w:rPr>
             <w:rStyle w:val="Hipervnculo"/>
@@ -10598,7 +10598,7 @@
             <w:noProof/>
             <w:webHidden/>
           </w:rPr>
-          <w:instrText xml:space="preserve"> PAGEREF _Toc243429897 \h </w:instrText>
+          <w:instrText xml:space="preserve"> PAGEREF _Toc243433030 \h </w:instrText>
         </w:r>
         <w:r>
           <w:rPr>
@@ -10644,7 +10644,7 @@
           <w14:ligatures w14:val="standardContextual"/>
         </w:rPr>
       </w:pPr>
-      <w:hyperlink w:anchor="_Toc243429898" w:history="1">
+      <w:hyperlink w:anchor="_Toc243433031" w:history="1">
         <w:r>
           <w:rPr>
             <w:rStyle w:val="Hipervnculo"/>
@@ -10671,7 +10671,7 @@
             <w:noProof/>
             <w:webHidden/>
           </w:rPr>
-          <w:instrText xml:space="preserve"> PAGEREF _Toc243429898 \h </w:instrText>
+          <w:instrText xml:space="preserve"> PAGEREF _Toc243433031 \h </w:instrText>
         </w:r>
         <w:r>
           <w:rPr>
@@ -10717,7 +10717,7 @@
           <w14:ligatures w14:val="standardContextual"/>
         </w:rPr>
       </w:pPr>
-      <w:hyperlink w:anchor="_Toc243429899" w:history="1">
+      <w:hyperlink w:anchor="_Toc243433032" w:history="1">
         <w:r>
           <w:rPr>
             <w:rStyle w:val="Hipervnculo"/>
@@ -10744,7 +10744,7 @@
             <w:noProof/>
             <w:webHidden/>
           </w:rPr>
-          <w:instrText xml:space="preserve"> PAGEREF _Toc243429899 \h </w:instrText>
+          <w:instrText xml:space="preserve"> PAGEREF _Toc243433032 \h </w:instrText>
         </w:r>
         <w:r>
           <w:rPr>
@@ -10790,7 +10790,7 @@
           <w14:ligatures w14:val="standardContextual"/>
         </w:rPr>
       </w:pPr>
-      <w:hyperlink w:anchor="_Toc243429900" w:history="1">
+      <w:hyperlink w:anchor="_Toc243433033" w:history="1">
         <w:r>
           <w:rPr>
             <w:rStyle w:val="Hipervnculo"/>
@@ -10817,7 +10817,7 @@
             <w:noProof/>
             <w:webHidden/>
           </w:rPr>
-          <w:instrText xml:space="preserve"> PAGEREF _Toc243429900 \h </w:instrText>
+          <w:instrText xml:space="preserve"> PAGEREF _Toc243433033 \h </w:instrText>
         </w:r>
         <w:r>
           <w:rPr>
@@ -10893,7 +10893,7 @@
       <w:r>
         <w:fldChar w:fldCharType="separate"/>
       </w:r>
-      <w:hyperlink w:anchor="_Toc243429901" w:history="1">
+      <w:hyperlink w:anchor="_Toc243433034" w:history="1">
         <w:r>
           <w:rPr>
             <w:rStyle w:val="Hipervnculo"/>
@@ -10946,7 +10946,7 @@
             <w:noProof/>
             <w:webHidden/>
           </w:rPr>
-          <w:instrText xml:space="preserve"> PAGEREF _Toc243429901 \h </w:instrText>
+          <w:instrText xml:space="preserve"> PAGEREF _Toc243433034 \h </w:instrText>
         </w:r>
         <w:r>
           <w:rPr>
@@ -10992,7 +10992,7 @@
           <w14:ligatures w14:val="standardContextual"/>
         </w:rPr>
       </w:pPr>
-      <w:hyperlink w:anchor="_Toc243429902" w:history="1">
+      <w:hyperlink w:anchor="_Toc243433035" w:history="1">
         <w:r>
           <w:rPr>
             <w:rStyle w:val="Hipervnculo"/>
@@ -11045,7 +11045,7 @@
             <w:noProof/>
             <w:webHidden/>
           </w:rPr>
-          <w:instrText xml:space="preserve"> PAGEREF _Toc243429902 \h </w:instrText>
+          <w:instrText xml:space="preserve"> PAGEREF _Toc243433035 \h </w:instrText>
         </w:r>
         <w:r>
           <w:rPr>
@@ -11091,7 +11091,7 @@
           <w14:ligatures w14:val="standardContextual"/>
         </w:rPr>
       </w:pPr>
-      <w:hyperlink w:anchor="_Toc243429903" w:history="1">
+      <w:hyperlink w:anchor="_Toc243433036" w:history="1">
         <w:r>
           <w:rPr>
             <w:rStyle w:val="Hipervnculo"/>
@@ -11144,7 +11144,7 @@
             <w:noProof/>
             <w:webHidden/>
           </w:rPr>
-          <w:instrText xml:space="preserve"> PAGEREF _Toc243429903 \h </w:instrText>
+          <w:instrText xml:space="preserve"> PAGEREF _Toc243433036 \h </w:instrText>
         </w:r>
         <w:r>
           <w:rPr>
@@ -11190,7 +11190,7 @@
           <w14:ligatures w14:val="standardContextual"/>
         </w:rPr>
       </w:pPr>
-      <w:hyperlink w:anchor="_Toc243429904" w:history="1">
+      <w:hyperlink w:anchor="_Toc243433037" w:history="1">
         <w:r>
           <w:rPr>
             <w:rStyle w:val="Hipervnculo"/>
@@ -11243,7 +11243,7 @@
             <w:noProof/>
             <w:webHidden/>
           </w:rPr>
-          <w:instrText xml:space="preserve"> PAGEREF _Toc243429904 \h </w:instrText>
+          <w:instrText xml:space="preserve"> PAGEREF _Toc243433037 \h </w:instrText>
         </w:r>
         <w:r>
           <w:rPr>
@@ -11289,7 +11289,7 @@
           <w14:ligatures w14:val="standardContextual"/>
         </w:rPr>
       </w:pPr>
-      <w:hyperlink w:anchor="_Toc243429905" w:history="1">
+      <w:hyperlink w:anchor="_Toc243433038" w:history="1">
         <w:r>
           <w:rPr>
             <w:rStyle w:val="Hipervnculo"/>
@@ -11342,7 +11342,7 @@
             <w:noProof/>
             <w:webHidden/>
           </w:rPr>
-          <w:instrText xml:space="preserve"> PAGEREF _Toc243429905 \h </w:instrText>
+          <w:instrText xml:space="preserve"> PAGEREF _Toc243433038 \h </w:instrText>
         </w:r>
         <w:r>
           <w:rPr>
@@ -11388,7 +11388,7 @@
           <w14:ligatures w14:val="standardContextual"/>
         </w:rPr>
       </w:pPr>
-      <w:hyperlink w:anchor="_Toc243429906" w:history="1">
+      <w:hyperlink w:anchor="_Toc243433039" w:history="1">
         <w:r>
           <w:rPr>
             <w:rStyle w:val="Hipervnculo"/>
@@ -11441,7 +11441,7 @@
             <w:noProof/>
             <w:webHidden/>
           </w:rPr>
-          <w:instrText xml:space="preserve"> PAGEREF _Toc243429906 \h </w:instrText>
+          <w:instrText xml:space="preserve"> PAGEREF _Toc243433039 \h </w:instrText>
         </w:r>
         <w:r>
           <w:rPr>
@@ -11487,7 +11487,7 @@
           <w14:ligatures w14:val="standardContextual"/>
         </w:rPr>
       </w:pPr>
-      <w:hyperlink w:anchor="_Toc243429907" w:history="1">
+      <w:hyperlink w:anchor="_Toc243433040" w:history="1">
         <w:r>
           <w:rPr>
             <w:rStyle w:val="Hipervnculo"/>
@@ -11540,7 +11540,7 @@
             <w:noProof/>
             <w:webHidden/>
           </w:rPr>
-          <w:instrText xml:space="preserve"> PAGEREF _Toc243429907 \h </w:instrText>
+          <w:instrText xml:space="preserve"> PAGEREF _Toc243433040 \h </w:instrText>
         </w:r>
         <w:r>
           <w:rPr>
@@ -11586,7 +11586,7 @@
           <w14:ligatures w14:val="standardContextual"/>
         </w:rPr>
       </w:pPr>
-      <w:hyperlink w:anchor="_Toc243429908" w:history="1">
+      <w:hyperlink w:anchor="_Toc243433041" w:history="1">
         <w:r>
           <w:rPr>
             <w:rStyle w:val="Hipervnculo"/>
@@ -11639,7 +11639,7 @@
             <w:noProof/>
             <w:webHidden/>
           </w:rPr>
-          <w:instrText xml:space="preserve"> PAGEREF _Toc243429908 \h </w:instrText>
+          <w:instrText xml:space="preserve"> PAGEREF _Toc243433041 \h </w:instrText>
         </w:r>
         <w:r>
           <w:rPr>
@@ -11685,7 +11685,7 @@
           <w14:ligatures w14:val="standardContextual"/>
         </w:rPr>
       </w:pPr>
-      <w:hyperlink w:anchor="_Toc243429909" w:history="1">
+      <w:hyperlink w:anchor="_Toc243433042" w:history="1">
         <w:r>
           <w:rPr>
             <w:rStyle w:val="Hipervnculo"/>
@@ -11738,7 +11738,7 @@
             <w:noProof/>
             <w:webHidden/>
           </w:rPr>
-          <w:instrText xml:space="preserve"> PAGEREF _Toc243429909 \h </w:instrText>
+          <w:instrText xml:space="preserve"> PAGEREF _Toc243433042 \h </w:instrText>
         </w:r>
         <w:r>
           <w:rPr>
@@ -11784,7 +11784,7 @@
           <w14:ligatures w14:val="standardContextual"/>
         </w:rPr>
       </w:pPr>
-      <w:hyperlink w:anchor="_Toc243429910" w:history="1">
+      <w:hyperlink w:anchor="_Toc243433043" w:history="1">
         <w:r>
           <w:rPr>
             <w:rStyle w:val="Hipervnculo"/>
@@ -11837,7 +11837,7 @@
             <w:noProof/>
             <w:webHidden/>
           </w:rPr>
-          <w:instrText xml:space="preserve"> PAGEREF _Toc243429910 \h </w:instrText>
+          <w:instrText xml:space="preserve"> PAGEREF _Toc243433043 \h </w:instrText>
         </w:r>
         <w:r>
           <w:rPr>
@@ -11883,7 +11883,7 @@
           <w14:ligatures w14:val="standardContextual"/>
         </w:rPr>
       </w:pPr>
-      <w:hyperlink w:anchor="_Toc243429911" w:history="1">
+      <w:hyperlink w:anchor="_Toc243433044" w:history="1">
         <w:r>
           <w:rPr>
             <w:rStyle w:val="Hipervnculo"/>
@@ -11936,7 +11936,7 @@
             <w:noProof/>
             <w:webHidden/>
           </w:rPr>
-          <w:instrText xml:space="preserve"> PAGEREF _Toc243429911 \h </w:instrText>
+          <w:instrText xml:space="preserve"> PAGEREF _Toc243433044 \h </w:instrText>
         </w:r>
         <w:r>
           <w:rPr>
@@ -11982,7 +11982,7 @@
           <w14:ligatures w14:val="standardContextual"/>
         </w:rPr>
       </w:pPr>
-      <w:hyperlink w:anchor="_Toc243429912" w:history="1">
+      <w:hyperlink w:anchor="_Toc243433045" w:history="1">
         <w:r>
           <w:rPr>
             <w:rStyle w:val="Hipervnculo"/>
@@ -12035,7 +12035,7 @@
             <w:noProof/>
             <w:webHidden/>
           </w:rPr>
-          <w:instrText xml:space="preserve"> PAGEREF _Toc243429912 \h </w:instrText>
+          <w:instrText xml:space="preserve"> PAGEREF _Toc243433045 \h </w:instrText>
         </w:r>
         <w:r>
           <w:rPr>
@@ -12081,7 +12081,7 @@
           <w14:ligatures w14:val="standardContextual"/>
         </w:rPr>
       </w:pPr>
-      <w:hyperlink w:anchor="_Toc243429913" w:history="1">
+      <w:hyperlink w:anchor="_Toc243433046" w:history="1">
         <w:r>
           <w:rPr>
             <w:rStyle w:val="Hipervnculo"/>
@@ -12134,7 +12134,7 @@
             <w:noProof/>
             <w:webHidden/>
           </w:rPr>
-          <w:instrText xml:space="preserve"> PAGEREF _Toc243429913 \h </w:instrText>
+          <w:instrText xml:space="preserve"> PAGEREF _Toc243433046 \h </w:instrText>
         </w:r>
         <w:r>
           <w:rPr>
@@ -12180,7 +12180,7 @@
           <w14:ligatures w14:val="standardContextual"/>
         </w:rPr>
       </w:pPr>
-      <w:hyperlink w:anchor="_Toc243429914" w:history="1">
+      <w:hyperlink w:anchor="_Toc243433047" w:history="1">
         <w:r>
           <w:rPr>
             <w:rStyle w:val="Hipervnculo"/>
@@ -12233,7 +12233,7 @@
             <w:noProof/>
             <w:webHidden/>
           </w:rPr>
-          <w:instrText xml:space="preserve"> PAGEREF _Toc243429914 \h </w:instrText>
+          <w:instrText xml:space="preserve"> PAGEREF _Toc243433047 \h </w:instrText>
         </w:r>
         <w:r>
           <w:rPr>
@@ -12309,7 +12309,7 @@
       <w:r>
         <w:fldChar w:fldCharType="separate"/>
       </w:r>
-      <w:hyperlink w:anchor="_Toc243429915" w:history="1">
+      <w:hyperlink w:anchor="_Toc243433048" w:history="1">
         <w:r>
           <w:rPr>
             <w:rStyle w:val="Hipervnculo"/>
@@ -12362,7 +12362,7 @@
             <w:noProof/>
             <w:webHidden/>
           </w:rPr>
-          <w:instrText xml:space="preserve"> PAGEREF _Toc243429915 \h </w:instrText>
+          <w:instrText xml:space="preserve"> PAGEREF _Toc243433048 \h </w:instrText>
         </w:r>
         <w:r>
           <w:rPr>
@@ -12408,7 +12408,7 @@
           <w14:ligatures w14:val="standardContextual"/>
         </w:rPr>
       </w:pPr>
-      <w:hyperlink w:anchor="_Toc243429916" w:history="1">
+      <w:hyperlink w:anchor="_Toc243433049" w:history="1">
         <w:r>
           <w:rPr>
             <w:rStyle w:val="Hipervnculo"/>
@@ -12461,7 +12461,7 @@
             <w:noProof/>
             <w:webHidden/>
           </w:rPr>
-          <w:instrText xml:space="preserve"> PAGEREF _Toc243429916 \h </w:instrText>
+          <w:instrText xml:space="preserve"> PAGEREF _Toc243433049 \h </w:instrText>
         </w:r>
         <w:r>
           <w:rPr>
@@ -12507,7 +12507,7 @@
           <w14:ligatures w14:val="standardContextual"/>
         </w:rPr>
       </w:pPr>
-      <w:hyperlink w:anchor="_Toc243429917" w:history="1">
+      <w:hyperlink w:anchor="_Toc243433050" w:history="1">
         <w:r>
           <w:rPr>
             <w:rStyle w:val="Hipervnculo"/>
@@ -12560,7 +12560,7 @@
             <w:noProof/>
             <w:webHidden/>
           </w:rPr>
-          <w:instrText xml:space="preserve"> PAGEREF _Toc243429917 \h </w:instrText>
+          <w:instrText xml:space="preserve"> PAGEREF _Toc243433050 \h </w:instrText>
         </w:r>
         <w:r>
           <w:rPr>
@@ -12606,7 +12606,7 @@
           <w14:ligatures w14:val="standardContextual"/>
         </w:rPr>
       </w:pPr>
-      <w:hyperlink w:anchor="_Toc243429918" w:history="1">
+      <w:hyperlink w:anchor="_Toc243433051" w:history="1">
         <w:r>
           <w:rPr>
             <w:rStyle w:val="Hipervnculo"/>
@@ -12659,7 +12659,7 @@
             <w:noProof/>
             <w:webHidden/>
           </w:rPr>
-          <w:instrText xml:space="preserve"> PAGEREF _Toc243429918 \h </w:instrText>
+          <w:instrText xml:space="preserve"> PAGEREF _Toc243433051 \h </w:instrText>
         </w:r>
         <w:r>
           <w:rPr>
@@ -12705,7 +12705,7 @@
           <w14:ligatures w14:val="standardContextual"/>
         </w:rPr>
       </w:pPr>
-      <w:hyperlink w:anchor="_Toc243429919" w:history="1">
+      <w:hyperlink w:anchor="_Toc243433052" w:history="1">
         <w:r>
           <w:rPr>
             <w:rStyle w:val="Hipervnculo"/>
@@ -12758,7 +12758,7 @@
             <w:noProof/>
             <w:webHidden/>
           </w:rPr>
-          <w:instrText xml:space="preserve"> PAGEREF _Toc243429919 \h </w:instrText>
+          <w:instrText xml:space="preserve"> PAGEREF _Toc243433052 \h </w:instrText>
         </w:r>
         <w:r>
           <w:rPr>
@@ -12804,7 +12804,7 @@
           <w14:ligatures w14:val="standardContextual"/>
         </w:rPr>
       </w:pPr>
-      <w:hyperlink w:anchor="_Toc243429920" w:history="1">
+      <w:hyperlink w:anchor="_Toc243433053" w:history="1">
         <w:r>
           <w:rPr>
             <w:rStyle w:val="Hipervnculo"/>
@@ -12857,7 +12857,7 @@
             <w:noProof/>
             <w:webHidden/>
           </w:rPr>
-          <w:instrText xml:space="preserve"> PAGEREF _Toc243429920 \h </w:instrText>
+          <w:instrText xml:space="preserve"> PAGEREF _Toc243433053 \h </w:instrText>
         </w:r>
         <w:r>
           <w:rPr>
@@ -12903,7 +12903,7 @@
           <w14:ligatures w14:val="standardContextual"/>
         </w:rPr>
       </w:pPr>
-      <w:hyperlink w:anchor="_Toc243429921" w:history="1">
+      <w:hyperlink w:anchor="_Toc243433054" w:history="1">
         <w:r>
           <w:rPr>
             <w:rStyle w:val="Hipervnculo"/>
@@ -12956,7 +12956,7 @@
             <w:noProof/>
             <w:webHidden/>
           </w:rPr>
-          <w:instrText xml:space="preserve"> PAGEREF _Toc243429921 \h </w:instrText>
+          <w:instrText xml:space="preserve"> PAGEREF _Toc243433054 \h </w:instrText>
         </w:r>
         <w:r>
           <w:rPr>
@@ -13002,7 +13002,7 @@
           <w14:ligatures w14:val="standardContextual"/>
         </w:rPr>
       </w:pPr>
-      <w:hyperlink w:anchor="_Toc243429922" w:history="1">
+      <w:hyperlink w:anchor="_Toc243433055" w:history="1">
         <w:r>
           <w:rPr>
             <w:rStyle w:val="Hipervnculo"/>
@@ -13055,7 +13055,7 @@
             <w:noProof/>
             <w:webHidden/>
           </w:rPr>
-          <w:instrText xml:space="preserve"> PAGEREF _Toc243429922 \h </w:instrText>
+          <w:instrText xml:space="preserve"> PAGEREF _Toc243433055 \h </w:instrText>
         </w:r>
         <w:r>
           <w:rPr>
@@ -13101,7 +13101,7 @@
           <w14:ligatures w14:val="standardContextual"/>
         </w:rPr>
       </w:pPr>
-      <w:hyperlink w:anchor="_Toc243429923" w:history="1">
+      <w:hyperlink w:anchor="_Toc243433056" w:history="1">
         <w:r>
           <w:rPr>
             <w:rStyle w:val="Hipervnculo"/>
@@ -13154,7 +13154,7 @@
             <w:noProof/>
             <w:webHidden/>
           </w:rPr>
-          <w:instrText xml:space="preserve"> PAGEREF _Toc243429923 \h </w:instrText>
+          <w:instrText xml:space="preserve"> PAGEREF _Toc243433056 \h </w:instrText>
         </w:r>
         <w:r>
           <w:rPr>
@@ -13200,7 +13200,7 @@
           <w14:ligatures w14:val="standardContextual"/>
         </w:rPr>
       </w:pPr>
-      <w:hyperlink w:anchor="_Toc243429924" w:history="1">
+      <w:hyperlink w:anchor="_Toc243433057" w:history="1">
         <w:r>
           <w:rPr>
             <w:rStyle w:val="Hipervnculo"/>
@@ -13253,7 +13253,7 @@
             <w:noProof/>
             <w:webHidden/>
           </w:rPr>
-          <w:instrText xml:space="preserve"> PAGEREF _Toc243429924 \h </w:instrText>
+          <w:instrText xml:space="preserve"> PAGEREF _Toc243433057 \h </w:instrText>
         </w:r>
         <w:r>
           <w:rPr>
@@ -13299,7 +13299,7 @@
           <w14:ligatures w14:val="standardContextual"/>
         </w:rPr>
       </w:pPr>
-      <w:hyperlink w:anchor="_Toc243429925" w:history="1">
+      <w:hyperlink w:anchor="_Toc243433058" w:history="1">
         <w:r>
           <w:rPr>
             <w:rStyle w:val="Hipervnculo"/>
@@ -13352,7 +13352,7 @@
             <w:noProof/>
             <w:webHidden/>
           </w:rPr>
-          <w:instrText xml:space="preserve"> PAGEREF _Toc243429925 \h </w:instrText>
+          <w:instrText xml:space="preserve"> PAGEREF _Toc243433058 \h </w:instrText>
         </w:r>
         <w:r>
           <w:rPr>
@@ -13398,7 +13398,7 @@
           <w14:ligatures w14:val="standardContextual"/>
         </w:rPr>
       </w:pPr>
-      <w:hyperlink w:anchor="_Toc243429926" w:history="1">
+      <w:hyperlink w:anchor="_Toc243433059" w:history="1">
         <w:r>
           <w:rPr>
             <w:rStyle w:val="Hipervnculo"/>
@@ -13451,7 +13451,7 @@
             <w:noProof/>
             <w:webHidden/>
           </w:rPr>
-          <w:instrText xml:space="preserve"> PAGEREF _Toc243429926 \h </w:instrText>
+          <w:instrText xml:space="preserve"> PAGEREF _Toc243433059 \h </w:instrText>
         </w:r>
         <w:r>
           <w:rPr>
@@ -13497,7 +13497,7 @@
           <w14:ligatures w14:val="standardContextual"/>
         </w:rPr>
       </w:pPr>
-      <w:hyperlink w:anchor="_Toc243429927" w:history="1">
+      <w:hyperlink w:anchor="_Toc243433060" w:history="1">
         <w:r>
           <w:rPr>
             <w:rStyle w:val="Hipervnculo"/>
@@ -13550,7 +13550,7 @@
             <w:noProof/>
             <w:webHidden/>
           </w:rPr>
-          <w:instrText xml:space="preserve"> PAGEREF _Toc243429927 \h </w:instrText>
+          <w:instrText xml:space="preserve"> PAGEREF _Toc243433060 \h </w:instrText>
         </w:r>
         <w:r>
           <w:rPr>
@@ -13596,7 +13596,7 @@
           <w14:ligatures w14:val="standardContextual"/>
         </w:rPr>
       </w:pPr>
-      <w:hyperlink w:anchor="_Toc243429928" w:history="1">
+      <w:hyperlink w:anchor="_Toc243433061" w:history="1">
         <w:r>
           <w:rPr>
             <w:rStyle w:val="Hipervnculo"/>
@@ -13649,7 +13649,7 @@
             <w:noProof/>
             <w:webHidden/>
           </w:rPr>
-          <w:instrText xml:space="preserve"> PAGEREF _Toc243429928 \h </w:instrText>
+          <w:instrText xml:space="preserve"> PAGEREF _Toc243433061 \h </w:instrText>
         </w:r>
         <w:r>
           <w:rPr>
@@ -13695,7 +13695,7 @@
           <w14:ligatures w14:val="standardContextual"/>
         </w:rPr>
       </w:pPr>
-      <w:hyperlink w:anchor="_Toc243429929" w:history="1">
+      <w:hyperlink w:anchor="_Toc243433062" w:history="1">
         <w:r>
           <w:rPr>
             <w:rStyle w:val="Hipervnculo"/>
@@ -13748,7 +13748,7 @@
             <w:noProof/>
             <w:webHidden/>
           </w:rPr>
-          <w:instrText xml:space="preserve"> PAGEREF _Toc243429929 \h </w:instrText>
+          <w:instrText xml:space="preserve"> PAGEREF _Toc243433062 \h </w:instrText>
         </w:r>
         <w:r>
           <w:rPr>
@@ -13794,7 +13794,7 @@
           <w14:ligatures w14:val="standardContextual"/>
         </w:rPr>
       </w:pPr>
-      <w:hyperlink w:anchor="_Toc243429930" w:history="1">
+      <w:hyperlink w:anchor="_Toc243433063" w:history="1">
         <w:r>
           <w:rPr>
             <w:rStyle w:val="Hipervnculo"/>
@@ -13847,7 +13847,7 @@
             <w:noProof/>
             <w:webHidden/>
           </w:rPr>
-          <w:instrText xml:space="preserve"> PAGEREF _Toc243429930 \h </w:instrText>
+          <w:instrText xml:space="preserve"> PAGEREF _Toc243433063 \h </w:instrText>
         </w:r>
         <w:r>
           <w:rPr>
@@ -13893,7 +13893,7 @@
           <w14:ligatures w14:val="standardContextual"/>
         </w:rPr>
       </w:pPr>
-      <w:hyperlink w:anchor="_Toc243429931" w:history="1">
+      <w:hyperlink w:anchor="_Toc243433064" w:history="1">
         <w:r>
           <w:rPr>
             <w:rStyle w:val="Hipervnculo"/>
@@ -13946,7 +13946,7 @@
             <w:noProof/>
             <w:webHidden/>
           </w:rPr>
-          <w:instrText xml:space="preserve"> PAGEREF _Toc243429931 \h </w:instrText>
+          <w:instrText xml:space="preserve"> PAGEREF _Toc243433064 \h </w:instrText>
         </w:r>
         <w:r>
           <w:rPr>
@@ -13992,7 +13992,7 @@
           <w14:ligatures w14:val="standardContextual"/>
         </w:rPr>
       </w:pPr>
-      <w:hyperlink w:anchor="_Toc243429932" w:history="1">
+      <w:hyperlink w:anchor="_Toc243433065" w:history="1">
         <w:r>
           <w:rPr>
             <w:rStyle w:val="Hipervnculo"/>
@@ -14045,7 +14045,7 @@
             <w:noProof/>
             <w:webHidden/>
           </w:rPr>
-          <w:instrText xml:space="preserve"> PAGEREF _Toc243429932 \h </w:instrText>
+          <w:instrText xml:space="preserve"> PAGEREF _Toc243433065 \h </w:instrText>
         </w:r>
         <w:r>
           <w:rPr>
@@ -14091,7 +14091,7 @@
           <w14:ligatures w14:val="standardContextual"/>
         </w:rPr>
       </w:pPr>
-      <w:hyperlink w:anchor="_Toc243429933" w:history="1">
+      <w:hyperlink w:anchor="_Toc243433066" w:history="1">
         <w:r>
           <w:rPr>
             <w:rStyle w:val="Hipervnculo"/>
@@ -14144,7 +14144,7 @@
             <w:noProof/>
             <w:webHidden/>
           </w:rPr>
-          <w:instrText xml:space="preserve"> PAGEREF _Toc243429933 \h </w:instrText>
+          <w:instrText xml:space="preserve"> PAGEREF _Toc243433066 \h </w:instrText>
         </w:r>
         <w:r>
           <w:rPr>
@@ -14190,7 +14190,7 @@
           <w14:ligatures w14:val="standardContextual"/>
         </w:rPr>
       </w:pPr>
-      <w:hyperlink w:anchor="_Toc243429934" w:history="1">
+      <w:hyperlink w:anchor="_Toc243433067" w:history="1">
         <w:r>
           <w:rPr>
             <w:rStyle w:val="Hipervnculo"/>
@@ -14243,7 +14243,7 @@
             <w:noProof/>
             <w:webHidden/>
           </w:rPr>
-          <w:instrText xml:space="preserve"> PAGEREF _Toc243429934 \h </w:instrText>
+          <w:instrText xml:space="preserve"> PAGEREF _Toc243433067 \h </w:instrText>
         </w:r>
         <w:r>
           <w:rPr>
@@ -14289,7 +14289,7 @@
           <w14:ligatures w14:val="standardContextual"/>
         </w:rPr>
       </w:pPr>
-      <w:hyperlink w:anchor="_Toc243429935" w:history="1">
+      <w:hyperlink w:anchor="_Toc243433068" w:history="1">
         <w:r>
           <w:rPr>
             <w:rStyle w:val="Hipervnculo"/>
@@ -14342,7 +14342,7 @@
             <w:noProof/>
             <w:webHidden/>
           </w:rPr>
-          <w:instrText xml:space="preserve"> PAGEREF _Toc243429935 \h </w:instrText>
+          <w:instrText xml:space="preserve"> PAGEREF _Toc243433068 \h </w:instrText>
         </w:r>
         <w:r>
           <w:rPr>
@@ -14388,7 +14388,7 @@
           <w14:ligatures w14:val="standardContextual"/>
         </w:rPr>
       </w:pPr>
-      <w:hyperlink w:anchor="_Toc243429936" w:history="1">
+      <w:hyperlink w:anchor="_Toc243433069" w:history="1">
         <w:r>
           <w:rPr>
             <w:rStyle w:val="Hipervnculo"/>
@@ -14441,7 +14441,7 @@
             <w:noProof/>
             <w:webHidden/>
           </w:rPr>
-          <w:instrText xml:space="preserve"> PAGEREF _Toc243429936 \h </w:instrText>
+          <w:instrText xml:space="preserve"> PAGEREF _Toc243433069 \h </w:instrText>
         </w:r>
         <w:r>
           <w:rPr>
@@ -14487,7 +14487,7 @@
           <w14:ligatures w14:val="standardContextual"/>
         </w:rPr>
       </w:pPr>
-      <w:hyperlink w:anchor="_Toc243429937" w:history="1">
+      <w:hyperlink w:anchor="_Toc243433070" w:history="1">
         <w:r>
           <w:rPr>
             <w:rStyle w:val="Hipervnculo"/>
@@ -14540,7 +14540,7 @@
             <w:noProof/>
             <w:webHidden/>
           </w:rPr>
-          <w:instrText xml:space="preserve"> PAGEREF _Toc243429937 \h </w:instrText>
+          <w:instrText xml:space="preserve"> PAGEREF _Toc243433070 \h </w:instrText>
         </w:r>
         <w:r>
           <w:rPr>
@@ -14586,7 +14586,7 @@
           <w14:ligatures w14:val="standardContextual"/>
         </w:rPr>
       </w:pPr>
-      <w:hyperlink w:anchor="_Toc243429938" w:history="1">
+      <w:hyperlink w:anchor="_Toc243433071" w:history="1">
         <w:r>
           <w:rPr>
             <w:rStyle w:val="Hipervnculo"/>
@@ -14639,7 +14639,7 @@
             <w:noProof/>
             <w:webHidden/>
           </w:rPr>
-          <w:instrText xml:space="preserve"> PAGEREF _Toc243429938 \h </w:instrText>
+          <w:instrText xml:space="preserve"> PAGEREF _Toc243433071 \h </w:instrText>
         </w:r>
         <w:r>
           <w:rPr>
@@ -14685,7 +14685,7 @@
           <w14:ligatures w14:val="standardContextual"/>
         </w:rPr>
       </w:pPr>
-      <w:hyperlink w:anchor="_Toc243429939" w:history="1">
+      <w:hyperlink w:anchor="_Toc243433072" w:history="1">
         <w:r>
           <w:rPr>
             <w:rStyle w:val="Hipervnculo"/>
@@ -14738,7 +14738,7 @@
             <w:noProof/>
             <w:webHidden/>
           </w:rPr>
-          <w:instrText xml:space="preserve"> PAGEREF _Toc243429939 \h </w:instrText>
+          <w:instrText xml:space="preserve"> PAGEREF _Toc243433072 \h </w:instrText>
         </w:r>
         <w:r>
           <w:rPr>
@@ -14784,7 +14784,7 @@
           <w14:ligatures w14:val="standardContextual"/>
         </w:rPr>
       </w:pPr>
-      <w:hyperlink w:anchor="_Toc243429940" w:history="1">
+      <w:hyperlink w:anchor="_Toc243433073" w:history="1">
         <w:r>
           <w:rPr>
             <w:rStyle w:val="Hipervnculo"/>
@@ -14837,7 +14837,7 @@
             <w:noProof/>
             <w:webHidden/>
           </w:rPr>
-          <w:instrText xml:space="preserve"> PAGEREF _Toc243429940 \h </w:instrText>
+          <w:instrText xml:space="preserve"> PAGEREF _Toc243433073 \h </w:instrText>
         </w:r>
         <w:r>
           <w:rPr>
@@ -14883,7 +14883,7 @@
           <w14:ligatures w14:val="standardContextual"/>
         </w:rPr>
       </w:pPr>
-      <w:hyperlink w:anchor="_Toc243429941" w:history="1">
+      <w:hyperlink w:anchor="_Toc243433074" w:history="1">
         <w:r>
           <w:rPr>
             <w:rStyle w:val="Hipervnculo"/>
@@ -14936,7 +14936,7 @@
             <w:noProof/>
             <w:webHidden/>
           </w:rPr>
-          <w:instrText xml:space="preserve"> PAGEREF _Toc243429941 \h </w:instrText>
+          <w:instrText xml:space="preserve"> PAGEREF _Toc243433074 \h </w:instrText>
         </w:r>
         <w:r>
           <w:rPr>
@@ -14982,7 +14982,7 @@
           <w14:ligatures w14:val="standardContextual"/>
         </w:rPr>
       </w:pPr>
-      <w:hyperlink w:anchor="_Toc243429942" w:history="1">
+      <w:hyperlink w:anchor="_Toc243433075" w:history="1">
         <w:r>
           <w:rPr>
             <w:rStyle w:val="Hipervnculo"/>
@@ -15035,7 +15035,7 @@
             <w:noProof/>
             <w:webHidden/>
           </w:rPr>
-          <w:instrText xml:space="preserve"> PAGEREF _Toc243429942 \h </w:instrText>
+          <w:instrText xml:space="preserve"> PAGEREF _Toc243433075 \h </w:instrText>
         </w:r>
         <w:r>
           <w:rPr>
@@ -15081,7 +15081,7 @@
         <w:spacing w:before="0" w:after="180"/>
       </w:pPr>
       <w:bookmarkStart w:id="4" w:name="_TocN101"/>
-      <w:bookmarkStart w:id="5" w:name="_Toc243429765"/>
+      <w:bookmarkStart w:id="5" w:name="_Toc243432898"/>
       <w:r>
         <w:t>1. INTRODUCCIÓN</w:t>
       </w:r>
@@ -15130,7 +15130,7 @@
         <w:spacing w:after="120"/>
       </w:pPr>
       <w:bookmarkStart w:id="6" w:name="_TocN102"/>
-      <w:bookmarkStart w:id="7" w:name="_Toc243429766"/>
+      <w:bookmarkStart w:id="7" w:name="_Toc243432899"/>
       <w:r>
         <w:t>1.1. Sistema de desplazamiento: orugas y dirección por deslizamiento (skid-steering)</w:t>
       </w:r>
@@ -15204,7 +15204,7 @@
         <w:spacing w:after="120"/>
       </w:pPr>
       <w:bookmarkStart w:id="8" w:name="_TocN103"/>
-      <w:bookmarkStart w:id="9" w:name="_Toc243429767"/>
+      <w:bookmarkStart w:id="9" w:name="_Toc243432900"/>
       <w:r>
         <w:t>1.2. Definición del recorrido: navegación por puntos en campo abierto</w:t>
       </w:r>
@@ -15241,7 +15241,7 @@
         <w:spacing w:after="120"/>
       </w:pPr>
       <w:bookmarkStart w:id="10" w:name="_TocN104"/>
-      <w:bookmarkStart w:id="11" w:name="_Toc243429768"/>
+      <w:bookmarkStart w:id="11" w:name="_Toc243432901"/>
       <w:r>
         <w:t>1.3. Arquitectura de control y procesamiento jerárquico</w:t>
       </w:r>
@@ -15303,7 +15303,7 @@
         <w:spacing w:after="120"/>
       </w:pPr>
       <w:bookmarkStart w:id="12" w:name="_TocN105"/>
-      <w:bookmarkStart w:id="13" w:name="_Toc243429769"/>
+      <w:bookmarkStart w:id="13" w:name="_Toc243432902"/>
       <w:r>
         <w:t>1.4. Desafíos críticos de ingeniería en exteriores</w:t>
       </w:r>
@@ -15374,7 +15374,7 @@
         <w:spacing w:before="0" w:after="180"/>
       </w:pPr>
       <w:bookmarkStart w:id="14" w:name="_TocN106"/>
-      <w:bookmarkStart w:id="15" w:name="_Toc243429770"/>
+      <w:bookmarkStart w:id="15" w:name="_Toc243432903"/>
       <w:r>
         <w:t>2. ORIGEN DE LA IDEA</w:t>
       </w:r>
@@ -15387,7 +15387,7 @@
         <w:spacing w:after="120"/>
       </w:pPr>
       <w:bookmarkStart w:id="16" w:name="_TocN107"/>
-      <w:bookmarkStart w:id="17" w:name="_Toc243429771"/>
+      <w:bookmarkStart w:id="17" w:name="_Toc243432904"/>
       <w:r>
         <w:t>2.1. De la logística interior al campo</w:t>
       </w:r>
@@ -15424,7 +15424,7 @@
         <w:spacing w:after="120"/>
       </w:pPr>
       <w:bookmarkStart w:id="18" w:name="_TocN108"/>
-      <w:bookmarkStart w:id="19" w:name="_Toc243429772"/>
+      <w:bookmarkStart w:id="19" w:name="_Toc243432905"/>
       <w:r>
         <w:t>2.2. Por qué transportar y no recolectar</w:t>
       </w:r>
@@ -15458,7 +15458,7 @@
         <w:spacing w:after="120"/>
       </w:pPr>
       <w:bookmarkStart w:id="20" w:name="_TocN109"/>
-      <w:bookmarkStart w:id="21" w:name="_Toc243429773"/>
+      <w:bookmarkStart w:id="21" w:name="_Toc243432906"/>
       <w:r>
         <w:t>2.3. Decisiones que definieron el enfoque</w:t>
       </w:r>
@@ -15484,7 +15484,7 @@
         <w:spacing w:before="0" w:after="180"/>
       </w:pPr>
       <w:bookmarkStart w:id="22" w:name="_TocN110"/>
-      <w:bookmarkStart w:id="23" w:name="_Toc243429774"/>
+      <w:bookmarkStart w:id="23" w:name="_Toc243432907"/>
       <w:r>
         <w:t>3. PLANTEAMIENTO DEL PROBLEMA</w:t>
       </w:r>
@@ -15497,7 +15497,7 @@
         <w:spacing w:after="120"/>
       </w:pPr>
       <w:bookmarkStart w:id="24" w:name="_TocN111"/>
-      <w:bookmarkStart w:id="25" w:name="_Toc243429775"/>
+      <w:bookmarkStart w:id="25" w:name="_Toc243432908"/>
       <w:r>
         <w:t>3.1. Definición del problema central</w:t>
       </w:r>
@@ -15519,7 +15519,7 @@
         <w:spacing w:after="120"/>
       </w:pPr>
       <w:bookmarkStart w:id="26" w:name="_TocN112"/>
-      <w:bookmarkStart w:id="27" w:name="_Toc243429776"/>
+      <w:bookmarkStart w:id="27" w:name="_Toc243432909"/>
       <w:r>
         <w:t>3.2. Descripción del problema y situación existente</w:t>
       </w:r>
@@ -15580,7 +15580,7 @@
         <w:spacing w:after="120"/>
       </w:pPr>
       <w:bookmarkStart w:id="28" w:name="_TocN113"/>
-      <w:bookmarkStart w:id="29" w:name="_Toc243429777"/>
+      <w:bookmarkStart w:id="29" w:name="_Toc243432910"/>
       <w:r>
         <w:t>3.3. Magnitud del problema e indicadores de referencia</w:t>
       </w:r>
@@ -15603,7 +15603,7 @@
         <w:spacing w:before="120" w:after="120"/>
         <w:jc w:val="center"/>
       </w:pPr>
-      <w:bookmarkStart w:id="30" w:name="_Toc243429915"/>
+      <w:bookmarkStart w:id="30" w:name="_Toc243433048"/>
       <w:r>
         <w:rPr>
           <w:b/>
@@ -16260,7 +16260,7 @@
           <w:noProof/>
         </w:rPr>
         <w:drawing>
-          <wp:inline distT="0" distB="0" distL="0" distR="0" wp14:anchorId="40676FDD" wp14:editId="5B3B39AA">
+          <wp:inline distT="0" distB="0" distL="0" distR="0" wp14:anchorId="6EDDEE34" wp14:editId="5308291D">
             <wp:extent cx="5220000" cy="2610000"/>
             <wp:effectExtent l="0" t="0" r="0" b="0"/>
             <wp:docPr id="1001" name="Imagen 1"/>
@@ -16303,7 +16303,7 @@
         <w:spacing w:before="120" w:after="120"/>
         <w:jc w:val="center"/>
       </w:pPr>
-      <w:bookmarkStart w:id="31" w:name="_Toc243429901"/>
+      <w:bookmarkStart w:id="31" w:name="_Toc243433034"/>
       <w:r>
         <w:rPr>
           <w:b/>
@@ -16402,7 +16402,7 @@
         <w:spacing w:after="120"/>
       </w:pPr>
       <w:bookmarkStart w:id="32" w:name="_TocN114"/>
-      <w:bookmarkStart w:id="33" w:name="_Toc243429778"/>
+      <w:bookmarkStart w:id="33" w:name="_Toc243432911"/>
       <w:r>
         <w:t>3.4. Árbol de causas y efectos</w:t>
       </w:r>
@@ -16429,7 +16429,7 @@
           <w:noProof/>
         </w:rPr>
         <w:drawing>
-          <wp:inline distT="0" distB="0" distL="0" distR="0" wp14:anchorId="0A201A6F" wp14:editId="0CA2C87A">
+          <wp:inline distT="0" distB="0" distL="0" distR="0" wp14:anchorId="7B1E30D9" wp14:editId="5044E393">
             <wp:extent cx="5580000" cy="3472000"/>
             <wp:effectExtent l="0" t="0" r="0" b="0"/>
             <wp:docPr id="1002" name="Imagen 2"/>
@@ -16472,7 +16472,7 @@
         <w:spacing w:before="120" w:after="120"/>
         <w:jc w:val="center"/>
       </w:pPr>
-      <w:bookmarkStart w:id="34" w:name="_Toc243429902"/>
+      <w:bookmarkStart w:id="34" w:name="_Toc243433035"/>
       <w:r>
         <w:rPr>
           <w:b/>
@@ -16571,7 +16571,7 @@
         <w:spacing w:after="120"/>
       </w:pPr>
       <w:bookmarkStart w:id="35" w:name="_TocN115"/>
-      <w:bookmarkStart w:id="36" w:name="_Toc243429779"/>
+      <w:bookmarkStart w:id="36" w:name="_Toc243432912"/>
       <w:r>
         <w:t>3.5. Estado actual de la tecnología de transporte en fincas colombianas</w:t>
       </w:r>
@@ -16605,7 +16605,7 @@
         <w:spacing w:after="120"/>
       </w:pPr>
       <w:bookmarkStart w:id="37" w:name="_TocN116"/>
-      <w:bookmarkStart w:id="38" w:name="_Toc243429780"/>
+      <w:bookmarkStart w:id="38" w:name="_Toc243432913"/>
       <w:r>
         <w:t>3.6. Pregunta de investigación</w:t>
       </w:r>
@@ -16629,7 +16629,7 @@
         <w:spacing w:before="0" w:after="180"/>
       </w:pPr>
       <w:bookmarkStart w:id="39" w:name="_TocN117"/>
-      <w:bookmarkStart w:id="40" w:name="_Toc243429781"/>
+      <w:bookmarkStart w:id="40" w:name="_Toc243432914"/>
       <w:r>
         <w:t>4. JUSTIFICACIÓN</w:t>
       </w:r>
@@ -16642,7 +16642,7 @@
         <w:spacing w:after="120"/>
       </w:pPr>
       <w:bookmarkStart w:id="41" w:name="_TocN118"/>
-      <w:bookmarkStart w:id="42" w:name="_Toc243429782"/>
+      <w:bookmarkStart w:id="42" w:name="_Toc243432915"/>
       <w:r>
         <w:t>4.1. Justificación social y ergonómica</w:t>
       </w:r>
@@ -16685,7 +16685,7 @@
         <w:spacing w:after="120"/>
       </w:pPr>
       <w:bookmarkStart w:id="43" w:name="_TocN119"/>
-      <w:bookmarkStart w:id="44" w:name="_Toc243429783"/>
+      <w:bookmarkStart w:id="44" w:name="_Toc243432916"/>
       <w:r>
         <w:t>4.2. Justificación técnica</w:t>
       </w:r>
@@ -16722,7 +16722,7 @@
         <w:spacing w:after="120"/>
       </w:pPr>
       <w:bookmarkStart w:id="45" w:name="_TocN120"/>
-      <w:bookmarkStart w:id="46" w:name="_Toc243429784"/>
+      <w:bookmarkStart w:id="46" w:name="_Toc243432917"/>
       <w:r>
         <w:t>4.3. Justificación económica</w:t>
       </w:r>
@@ -16759,7 +16759,7 @@
         <w:spacing w:after="120"/>
       </w:pPr>
       <w:bookmarkStart w:id="47" w:name="_TocN121"/>
-      <w:bookmarkStart w:id="48" w:name="_Toc243429785"/>
+      <w:bookmarkStart w:id="48" w:name="_Toc243432918"/>
       <w:r>
         <w:t>4.4. Fundamentación en investigaciones de referencia</w:t>
       </w:r>
@@ -16882,7 +16882,7 @@
         <w:spacing w:before="0" w:after="180"/>
       </w:pPr>
       <w:bookmarkStart w:id="49" w:name="_TocN122"/>
-      <w:bookmarkStart w:id="50" w:name="_Toc243429786"/>
+      <w:bookmarkStart w:id="50" w:name="_Toc243432919"/>
       <w:r>
         <w:t>5. IMPACTO EN EL CAMPO</w:t>
       </w:r>
@@ -16904,7 +16904,7 @@
         <w:spacing w:after="120"/>
       </w:pPr>
       <w:bookmarkStart w:id="51" w:name="_TocN123"/>
-      <w:bookmarkStart w:id="52" w:name="_Toc243429787"/>
+      <w:bookmarkStart w:id="52" w:name="_Toc243432920"/>
       <w:r>
         <w:t>5.1. Reducción del esfuerzo físico</w:t>
       </w:r>
@@ -16938,7 +16938,7 @@
         <w:spacing w:after="120"/>
       </w:pPr>
       <w:bookmarkStart w:id="53" w:name="_TocN124"/>
-      <w:bookmarkStart w:id="54" w:name="_Toc243429788"/>
+      <w:bookmarkStart w:id="54" w:name="_Toc243432921"/>
       <w:r>
         <w:t>5.2. Tiempo de transporte y capacidad de cosecha</w:t>
       </w:r>
@@ -16964,7 +16964,7 @@
         <w:spacing w:before="120" w:after="120"/>
         <w:jc w:val="center"/>
       </w:pPr>
-      <w:bookmarkStart w:id="55" w:name="_Toc243429916"/>
+      <w:bookmarkStart w:id="55" w:name="_Toc243433049"/>
       <w:r>
         <w:rPr>
           <w:b/>
@@ -17559,7 +17559,7 @@
         <w:spacing w:after="120"/>
       </w:pPr>
       <w:bookmarkStart w:id="56" w:name="_TocN125"/>
-      <w:bookmarkStart w:id="57" w:name="_Toc243429789"/>
+      <w:bookmarkStart w:id="57" w:name="_Toc243432922"/>
       <w:r>
         <w:t>5.3. Costos de transporte para el productor</w:t>
       </w:r>
@@ -17593,7 +17593,7 @@
         <w:spacing w:after="120"/>
       </w:pPr>
       <w:bookmarkStart w:id="58" w:name="_TocN126"/>
-      <w:bookmarkStart w:id="59" w:name="_Toc243429790"/>
+      <w:bookmarkStart w:id="59" w:name="_Toc243432923"/>
       <w:r>
         <w:t>5.4. Calidad del producto y pérdidas</w:t>
       </w:r>
@@ -17618,7 +17618,7 @@
         <w:spacing w:after="120"/>
       </w:pPr>
       <w:bookmarkStart w:id="60" w:name="_TocN127"/>
-      <w:bookmarkStart w:id="61" w:name="_Toc243429791"/>
+      <w:bookmarkStart w:id="61" w:name="_Toc243432924"/>
       <w:r>
         <w:t>5.5. Inclusión de pequeños productores y relevo generacional</w:t>
       </w:r>
@@ -17643,7 +17643,7 @@
         <w:spacing w:after="120"/>
       </w:pPr>
       <w:bookmarkStart w:id="62" w:name="_TocN128"/>
-      <w:bookmarkStart w:id="63" w:name="_Toc243429792"/>
+      <w:bookmarkStart w:id="63" w:name="_Toc243432925"/>
       <w:r>
         <w:t>5.6. Límites del impacto</w:t>
       </w:r>
@@ -17669,7 +17669,7 @@
         <w:spacing w:before="0" w:after="180"/>
       </w:pPr>
       <w:bookmarkStart w:id="64" w:name="_TocN129"/>
-      <w:bookmarkStart w:id="65" w:name="_Toc243429793"/>
+      <w:bookmarkStart w:id="65" w:name="_Toc243432926"/>
       <w:r>
         <w:t>6. OBJETIVOS</w:t>
       </w:r>
@@ -17682,7 +17682,7 @@
         <w:spacing w:after="120"/>
       </w:pPr>
       <w:bookmarkStart w:id="66" w:name="_TocN130"/>
-      <w:bookmarkStart w:id="67" w:name="_Toc243429794"/>
+      <w:bookmarkStart w:id="67" w:name="_Toc243432927"/>
       <w:r>
         <w:t>6.1. Objetivo general</w:t>
       </w:r>
@@ -17704,7 +17704,7 @@
         <w:spacing w:after="120"/>
       </w:pPr>
       <w:bookmarkStart w:id="68" w:name="_TocN131"/>
-      <w:bookmarkStart w:id="69" w:name="_Toc243429795"/>
+      <w:bookmarkStart w:id="69" w:name="_Toc243432928"/>
       <w:r>
         <w:t>6.2. Objetivos específicos</w:t>
       </w:r>
@@ -17716,7 +17716,7 @@
         <w:pStyle w:val="Ttulo3"/>
       </w:pPr>
       <w:bookmarkStart w:id="70" w:name="_TocN132"/>
-      <w:bookmarkStart w:id="71" w:name="_Toc243429796"/>
+      <w:bookmarkStart w:id="71" w:name="_Toc243432929"/>
       <w:r>
         <w:t>6.2.1. OE1. Adaptar la estructura mecánica al trabajo en campo</w:t>
       </w:r>
@@ -17737,7 +17737,7 @@
         <w:pStyle w:val="Ttulo3"/>
       </w:pPr>
       <w:bookmarkStart w:id="72" w:name="_TocN133"/>
-      <w:bookmarkStart w:id="73" w:name="_Toc243429797"/>
+      <w:bookmarkStart w:id="73" w:name="_Toc243432930"/>
       <w:r>
         <w:t>6.2.2. OE2. Integrar los componentes electrónicos, de percepción y de comunicación</w:t>
       </w:r>
@@ -17758,7 +17758,7 @@
         <w:pStyle w:val="Ttulo3"/>
       </w:pPr>
       <w:bookmarkStart w:id="74" w:name="_TocN134"/>
-      <w:bookmarkStart w:id="75" w:name="_Toc243429798"/>
+      <w:bookmarkStart w:id="75" w:name="_Toc243432931"/>
       <w:r>
         <w:t>6.2.3. OE3. Desarrollar el software de control central en la Raspberry Pi</w:t>
       </w:r>
@@ -17779,7 +17779,7 @@
         <w:pStyle w:val="Ttulo3"/>
       </w:pPr>
       <w:bookmarkStart w:id="76" w:name="_TocN135"/>
-      <w:bookmarkStart w:id="77" w:name="_Toc243429799"/>
+      <w:bookmarkStart w:id="77" w:name="_Toc243432932"/>
       <w:r>
         <w:t>6.2.4. OE4. Implementar la operación a distancia y los mecanismos de seguridad</w:t>
       </w:r>
@@ -17800,7 +17800,7 @@
         <w:pStyle w:val="Ttulo3"/>
       </w:pPr>
       <w:bookmarkStart w:id="78" w:name="_TocN136"/>
-      <w:bookmarkStart w:id="79" w:name="_Toc243429800"/>
+      <w:bookmarkStart w:id="79" w:name="_Toc243432933"/>
       <w:r>
         <w:t>6.2.5. OE5. Validar el desempeño mediante pruebas experimentales</w:t>
       </w:r>
@@ -17821,7 +17821,7 @@
         <w:pStyle w:val="Ttulo3"/>
       </w:pPr>
       <w:bookmarkStart w:id="80" w:name="_TocN137"/>
-      <w:bookmarkStart w:id="81" w:name="_Toc243429801"/>
+      <w:bookmarkStart w:id="81" w:name="_Toc243432934"/>
       <w:r>
         <w:t>6.2.6. OE6. Documentar el proceso de diseño, implementación y evaluación</w:t>
       </w:r>
@@ -17844,7 +17844,7 @@
         <w:spacing w:before="0" w:after="180"/>
       </w:pPr>
       <w:bookmarkStart w:id="82" w:name="_TocN138"/>
-      <w:bookmarkStart w:id="83" w:name="_Toc243429802"/>
+      <w:bookmarkStart w:id="83" w:name="_Toc243432935"/>
       <w:r>
         <w:t>7. MARCO TEÓRICO</w:t>
       </w:r>
@@ -17857,7 +17857,7 @@
         <w:spacing w:after="120"/>
       </w:pPr>
       <w:bookmarkStart w:id="84" w:name="_TocN139"/>
-      <w:bookmarkStart w:id="85" w:name="_Toc243429803"/>
+      <w:bookmarkStart w:id="85" w:name="_Toc243432936"/>
       <w:r>
         <w:t>7.1. Marco conceptual</w:t>
       </w:r>
@@ -17869,7 +17869,7 @@
         <w:pStyle w:val="Ttulo3"/>
       </w:pPr>
       <w:bookmarkStart w:id="86" w:name="_TocN140"/>
-      <w:bookmarkStart w:id="87" w:name="_Toc243429804"/>
+      <w:bookmarkStart w:id="87" w:name="_Toc243432937"/>
       <w:r>
         <w:t>7.1.1. Robótica agrícola de servicio</w:t>
       </w:r>
@@ -17902,7 +17902,7 @@
         <w:pStyle w:val="Ttulo3"/>
       </w:pPr>
       <w:bookmarkStart w:id="88" w:name="_TocN141"/>
-      <w:bookmarkStart w:id="89" w:name="_Toc243429805"/>
+      <w:bookmarkStart w:id="89" w:name="_Toc243432938"/>
       <w:r>
         <w:t>7.1.2. Logística interna de la cosecha</w:t>
       </w:r>
@@ -17943,7 +17943,7 @@
         <w:pStyle w:val="Ttulo3"/>
       </w:pPr>
       <w:bookmarkStart w:id="90" w:name="_TocN142"/>
-      <w:bookmarkStart w:id="91" w:name="_Toc243429806"/>
+      <w:bookmarkStart w:id="91" w:name="_Toc243432939"/>
       <w:r>
         <w:t>7.1.3. Vehículos terrestres no tripulados y niveles de automatización</w:t>
       </w:r>
@@ -17968,7 +17968,7 @@
         <w:spacing w:after="120"/>
       </w:pPr>
       <w:bookmarkStart w:id="92" w:name="_TocN143"/>
-      <w:bookmarkStart w:id="93" w:name="_Toc243429807"/>
+      <w:bookmarkStart w:id="93" w:name="_Toc243432940"/>
       <w:r>
         <w:t>7.2. Vehículos de orugas en terreno agrícola</w:t>
       </w:r>
@@ -18023,7 +18023,7 @@
         <w:spacing w:after="120"/>
       </w:pPr>
       <w:bookmarkStart w:id="94" w:name="_TocN144"/>
-      <w:bookmarkStart w:id="95" w:name="_Toc243429808"/>
+      <w:bookmarkStart w:id="95" w:name="_Toc243432941"/>
       <w:r>
         <w:t>7.3. Cinemática de robots móviles y restricciones no holonómicas</w:t>
       </w:r>
@@ -18057,7 +18057,7 @@
         <w:spacing w:after="120"/>
       </w:pPr>
       <w:bookmarkStart w:id="96" w:name="_TocN145"/>
-      <w:bookmarkStart w:id="97" w:name="_Toc243429809"/>
+      <w:bookmarkStart w:id="97" w:name="_Toc243432942"/>
       <w:r>
         <w:t>7.4. Modelos cinemáticos de la dirección por deslizamiento</w:t>
       </w:r>
@@ -18163,7 +18163,7 @@
           <w:noProof/>
         </w:rPr>
         <w:drawing>
-          <wp:inline distT="0" distB="0" distL="0" distR="0" wp14:anchorId="5BF1B3FB" wp14:editId="62927ED8">
+          <wp:inline distT="0" distB="0" distL="0" distR="0" wp14:anchorId="7DDB6A39" wp14:editId="6586F528">
             <wp:extent cx="5220000" cy="3346153"/>
             <wp:effectExtent l="0" t="0" r="0" b="0"/>
             <wp:docPr id="1003" name="Imagen 3"/>
@@ -18206,7 +18206,7 @@
         <w:spacing w:before="120" w:after="120"/>
         <w:jc w:val="center"/>
       </w:pPr>
-      <w:bookmarkStart w:id="98" w:name="_Toc243429903"/>
+      <w:bookmarkStart w:id="98" w:name="_Toc243433036"/>
       <w:r>
         <w:rPr>
           <w:b/>
@@ -18314,7 +18314,7 @@
         <w:spacing w:after="120"/>
       </w:pPr>
       <w:bookmarkStart w:id="99" w:name="_TocN146"/>
-      <w:bookmarkStart w:id="100" w:name="_Toc243429810"/>
+      <w:bookmarkStart w:id="100" w:name="_Toc243432943"/>
       <w:r>
         <w:t>7.5. Estimación y compensación del deslizamiento</w:t>
       </w:r>
@@ -18360,7 +18360,7 @@
         <w:spacing w:after="120"/>
       </w:pPr>
       <w:bookmarkStart w:id="101" w:name="_TocN147"/>
-      <w:bookmarkStart w:id="102" w:name="_Toc243429811"/>
+      <w:bookmarkStart w:id="102" w:name="_Toc243432944"/>
       <w:r>
         <w:t>7.6. Seguimiento de trayectoria mediante Pure Pursuit</w:t>
       </w:r>
@@ -18445,7 +18445,7 @@
           <w:noProof/>
         </w:rPr>
         <w:drawing>
-          <wp:inline distT="0" distB="0" distL="0" distR="0" wp14:anchorId="29191C6E" wp14:editId="43647A62">
+          <wp:inline distT="0" distB="0" distL="0" distR="0" wp14:anchorId="0577E177" wp14:editId="63115537">
             <wp:extent cx="5220000" cy="3145384"/>
             <wp:effectExtent l="0" t="0" r="0" b="0"/>
             <wp:docPr id="1004" name="Imagen 4"/>
@@ -18488,7 +18488,7 @@
         <w:spacing w:before="120" w:after="120"/>
         <w:jc w:val="center"/>
       </w:pPr>
-      <w:bookmarkStart w:id="103" w:name="_Toc243429904"/>
+      <w:bookmarkStart w:id="103" w:name="_Toc243433037"/>
       <w:r>
         <w:rPr>
           <w:b/>
@@ -18599,7 +18599,7 @@
         <w:spacing w:after="120"/>
       </w:pPr>
       <w:bookmarkStart w:id="104" w:name="_TocN148"/>
-      <w:bookmarkStart w:id="105" w:name="_Toc243429812"/>
+      <w:bookmarkStart w:id="105" w:name="_Toc243432945"/>
       <w:r>
         <w:t>7.7. Localización y fusión de sensores con Filtro de Kalman Extendido</w:t>
       </w:r>
@@ -18744,7 +18744,7 @@
           <w:noProof/>
         </w:rPr>
         <w:drawing>
-          <wp:inline distT="0" distB="0" distL="0" distR="0" wp14:anchorId="00B7D3F4" wp14:editId="274ADCA8">
+          <wp:inline distT="0" distB="0" distL="0" distR="0" wp14:anchorId="2AFF07A8" wp14:editId="14D5885B">
             <wp:extent cx="5580000" cy="2666000"/>
             <wp:effectExtent l="0" t="0" r="0" b="0"/>
             <wp:docPr id="1005" name="Imagen 5"/>
@@ -18787,7 +18787,7 @@
         <w:spacing w:before="120" w:after="120"/>
         <w:jc w:val="center"/>
       </w:pPr>
-      <w:bookmarkStart w:id="106" w:name="_Toc243429905"/>
+      <w:bookmarkStart w:id="106" w:name="_Toc243433038"/>
       <w:r>
         <w:rPr>
           <w:b/>
@@ -18886,7 +18886,7 @@
         <w:spacing w:after="120"/>
       </w:pPr>
       <w:bookmarkStart w:id="107" w:name="_TocN149"/>
-      <w:bookmarkStart w:id="108" w:name="_Toc243429813"/>
+      <w:bookmarkStart w:id="108" w:name="_Toc243432946"/>
       <w:r>
         <w:t>7.8. Posicionamiento satelital GNSS y corrección RTK</w:t>
       </w:r>
@@ -18943,7 +18943,7 @@
         <w:spacing w:before="120" w:after="120"/>
         <w:jc w:val="center"/>
       </w:pPr>
-      <w:bookmarkStart w:id="109" w:name="_Toc243429917"/>
+      <w:bookmarkStart w:id="109" w:name="_Toc243433050"/>
       <w:r>
         <w:rPr>
           <w:b/>
@@ -19530,7 +19530,7 @@
         <w:spacing w:after="120"/>
       </w:pPr>
       <w:bookmarkStart w:id="110" w:name="_TocN150"/>
-      <w:bookmarkStart w:id="111" w:name="_Toc243429814"/>
+      <w:bookmarkStart w:id="111" w:name="_Toc243432947"/>
       <w:r>
         <w:t>7.9. Marcadores ArUco: validez en interiores y límites en campo</w:t>
       </w:r>
@@ -19567,7 +19567,7 @@
         <w:spacing w:after="120"/>
       </w:pPr>
       <w:bookmarkStart w:id="112" w:name="_TocN151"/>
-      <w:bookmarkStart w:id="113" w:name="_Toc243429815"/>
+      <w:bookmarkStart w:id="113" w:name="_Toc243432948"/>
       <w:r>
         <w:t>7.10. Odometría visual en plataformas de orugas</w:t>
       </w:r>
@@ -19592,7 +19592,7 @@
         <w:spacing w:after="120"/>
       </w:pPr>
       <w:bookmarkStart w:id="114" w:name="_TocN152"/>
-      <w:bookmarkStart w:id="115" w:name="_Toc243429816"/>
+      <w:bookmarkStart w:id="115" w:name="_Toc243432949"/>
       <w:r>
         <w:t>7.11. Navegación por puntos, planificación y evasión de obstáculos</w:t>
       </w:r>
@@ -19638,7 +19638,7 @@
         <w:spacing w:after="120"/>
       </w:pPr>
       <w:bookmarkStart w:id="116" w:name="_TocN153"/>
-      <w:bookmarkStart w:id="117" w:name="_Toc243429817"/>
+      <w:bookmarkStart w:id="117" w:name="_Toc243432950"/>
       <w:r>
         <w:t>7.12. Motores de corriente continua y etapa de potencia</w:t>
       </w:r>
@@ -19675,7 +19675,7 @@
         <w:spacing w:after="120"/>
       </w:pPr>
       <w:bookmarkStart w:id="118" w:name="_TocN154"/>
-      <w:bookmarkStart w:id="119" w:name="_Toc243429818"/>
+      <w:bookmarkStart w:id="119" w:name="_Toc243432951"/>
       <w:r>
         <w:t>7.13. Control predictivo basado en modelo</w:t>
       </w:r>
@@ -19700,7 +19700,7 @@
         <w:spacing w:after="120"/>
       </w:pPr>
       <w:bookmarkStart w:id="120" w:name="_TocN155"/>
-      <w:bookmarkStart w:id="121" w:name="_Toc243429819"/>
+      <w:bookmarkStart w:id="121" w:name="_Toc243432952"/>
       <w:r>
         <w:t>7.14. Comunicación inalámbrica en zonas rurales</w:t>
       </w:r>
@@ -19737,7 +19737,7 @@
         <w:spacing w:after="120"/>
       </w:pPr>
       <w:bookmarkStart w:id="122" w:name="_TocN156"/>
-      <w:bookmarkStart w:id="123" w:name="_Toc243429820"/>
+      <w:bookmarkStart w:id="123" w:name="_Toc243432953"/>
       <w:r>
         <w:t>7.15. Integración de los sistemas de navegación, percepción y control</w:t>
       </w:r>
@@ -19762,7 +19762,7 @@
         <w:spacing w:after="120"/>
       </w:pPr>
       <w:bookmarkStart w:id="124" w:name="_TocN157"/>
-      <w:bookmarkStart w:id="125" w:name="_Toc243429821"/>
+      <w:bookmarkStart w:id="125" w:name="_Toc243432954"/>
       <w:r>
         <w:t>7.16. Marco legal y normativo</w:t>
       </w:r>
@@ -19785,7 +19785,7 @@
         <w:spacing w:before="120" w:after="120"/>
         <w:jc w:val="center"/>
       </w:pPr>
-      <w:bookmarkStart w:id="126" w:name="_Toc243429918"/>
+      <w:bookmarkStart w:id="126" w:name="_Toc243433051"/>
       <w:r>
         <w:rPr>
           <w:b/>
@@ -20371,7 +20371,7 @@
         <w:spacing w:after="120"/>
       </w:pPr>
       <w:bookmarkStart w:id="127" w:name="_TocN158"/>
-      <w:bookmarkStart w:id="128" w:name="_Toc243429822"/>
+      <w:bookmarkStart w:id="128" w:name="_Toc243432955"/>
       <w:r>
         <w:t>7.17. Antecedentes relacionados con el prototipo</w:t>
       </w:r>
@@ -20523,7 +20523,7 @@
         <w:spacing w:before="0" w:after="180"/>
       </w:pPr>
       <w:bookmarkStart w:id="129" w:name="_TocN159"/>
-      <w:bookmarkStart w:id="130" w:name="_Toc243429823"/>
+      <w:bookmarkStart w:id="130" w:name="_Toc243432956"/>
       <w:r>
         <w:t>8. PRODUCTOS SIMILARES</w:t>
       </w:r>
@@ -20545,7 +20545,7 @@
         <w:spacing w:after="120"/>
       </w:pPr>
       <w:bookmarkStart w:id="131" w:name="_TocN160"/>
-      <w:bookmarkStart w:id="132" w:name="_Toc243429824"/>
+      <w:bookmarkStart w:id="132" w:name="_Toc243432957"/>
       <w:r>
         <w:t>8.1. Criterios de comparación</w:t>
       </w:r>
@@ -20567,7 +20567,7 @@
         <w:spacing w:after="120"/>
       </w:pPr>
       <w:bookmarkStart w:id="133" w:name="_TocN161"/>
-      <w:bookmarkStart w:id="134" w:name="_Toc243429825"/>
+      <w:bookmarkStart w:id="134" w:name="_Toc243432958"/>
       <w:r>
         <w:t>8.2. Burro: robot colaborativo de transporte de cosecha</w:t>
       </w:r>
@@ -20601,7 +20601,7 @@
         <w:spacing w:after="120"/>
       </w:pPr>
       <w:bookmarkStart w:id="135" w:name="_TocN162"/>
-      <w:bookmarkStart w:id="136" w:name="_Toc243429826"/>
+      <w:bookmarkStart w:id="136" w:name="_Toc243432959"/>
       <w:r>
         <w:t>8.3. Amiga: plataforma eléctrica modular</w:t>
       </w:r>
@@ -20626,7 +20626,7 @@
         <w:spacing w:after="120"/>
       </w:pPr>
       <w:bookmarkStart w:id="137" w:name="_TocN163"/>
-      <w:bookmarkStart w:id="138" w:name="_Toc243429827"/>
+      <w:bookmarkStart w:id="138" w:name="_Toc243432960"/>
       <w:r>
         <w:t>8.4. Thorvald: robot agrícola modular de investigación</w:t>
       </w:r>
@@ -20651,7 +20651,7 @@
         <w:spacing w:after="120"/>
       </w:pPr>
       <w:bookmarkStart w:id="139" w:name="_TocN164"/>
-      <w:bookmarkStart w:id="140" w:name="_Toc243429828"/>
+      <w:bookmarkStart w:id="140" w:name="_Toc243432961"/>
       <w:r>
         <w:t>8.5. Harvest Automation HV-100: manejo de materiales en viveros</w:t>
       </w:r>
@@ -20673,7 +20673,7 @@
         <w:spacing w:after="120"/>
       </w:pPr>
       <w:bookmarkStart w:id="141" w:name="_TocN165"/>
-      <w:bookmarkStart w:id="142" w:name="_Toc243429829"/>
+      <w:bookmarkStart w:id="142" w:name="_Toc243432962"/>
       <w:r>
         <w:t>8.6. Clearpath Warthog: vehículo todo terreno de investigación</w:t>
       </w:r>
@@ -20695,7 +20695,7 @@
         <w:spacing w:after="120"/>
       </w:pPr>
       <w:bookmarkStart w:id="143" w:name="_TocN166"/>
-      <w:bookmarkStart w:id="144" w:name="_Toc243429830"/>
+      <w:bookmarkStart w:id="144" w:name="_Toc243432963"/>
       <w:r>
         <w:t>8.7. Alternativas no robóticas usadas en Colombia</w:t>
       </w:r>
@@ -20720,7 +20720,7 @@
         <w:spacing w:after="120"/>
       </w:pPr>
       <w:bookmarkStart w:id="145" w:name="_TocN167"/>
-      <w:bookmarkStart w:id="146" w:name="_Toc243429831"/>
+      <w:bookmarkStart w:id="146" w:name="_Toc243432964"/>
       <w:r>
         <w:t>8.8. Comparación y diferencias de la propuesta</w:t>
       </w:r>
@@ -20746,7 +20746,7 @@
         <w:spacing w:before="120" w:after="120"/>
         <w:jc w:val="center"/>
       </w:pPr>
-      <w:bookmarkStart w:id="147" w:name="_Toc243429919"/>
+      <w:bookmarkStart w:id="147" w:name="_Toc243433052"/>
       <w:r>
         <w:rPr>
           <w:b/>
@@ -21720,7 +21720,7 @@
           <w:noProof/>
         </w:rPr>
         <w:drawing>
-          <wp:inline distT="0" distB="0" distL="0" distR="0" wp14:anchorId="7DFFE887" wp14:editId="5D888408">
+          <wp:inline distT="0" distB="0" distL="0" distR="0" wp14:anchorId="5EDCDA1B" wp14:editId="59A82FD9">
             <wp:extent cx="5400000" cy="2550000"/>
             <wp:effectExtent l="0" t="0" r="0" b="0"/>
             <wp:docPr id="1006" name="Imagen 6"/>
@@ -21763,7 +21763,7 @@
         <w:spacing w:before="120" w:after="120"/>
         <w:jc w:val="center"/>
       </w:pPr>
-      <w:bookmarkStart w:id="148" w:name="_Toc243429906"/>
+      <w:bookmarkStart w:id="148" w:name="_Toc243433039"/>
       <w:r>
         <w:rPr>
           <w:b/>
@@ -21863,7 +21863,7 @@
         <w:spacing w:before="0" w:after="180"/>
       </w:pPr>
       <w:bookmarkStart w:id="149" w:name="_TocN168"/>
-      <w:bookmarkStart w:id="150" w:name="_Toc243429832"/>
+      <w:bookmarkStart w:id="150" w:name="_Toc243432965"/>
       <w:r>
         <w:t>9. METODOLOGÍA</w:t>
       </w:r>
@@ -21876,7 +21876,7 @@
         <w:spacing w:after="120"/>
       </w:pPr>
       <w:bookmarkStart w:id="151" w:name="_TocN169"/>
-      <w:bookmarkStart w:id="152" w:name="_Toc243429833"/>
+      <w:bookmarkStart w:id="152" w:name="_Toc243432966"/>
       <w:r>
         <w:t>9.1. Tipo de investigación</w:t>
       </w:r>
@@ -21901,7 +21901,7 @@
         <w:spacing w:after="120"/>
       </w:pPr>
       <w:bookmarkStart w:id="153" w:name="_TocN170"/>
-      <w:bookmarkStart w:id="154" w:name="_Toc243429834"/>
+      <w:bookmarkStart w:id="154" w:name="_Toc243432967"/>
       <w:r>
         <w:t>9.2. Enfoque de desarrollo iterativo en espiral</w:t>
       </w:r>
@@ -21926,7 +21926,7 @@
         <w:spacing w:after="120"/>
       </w:pPr>
       <w:bookmarkStart w:id="155" w:name="_TocN171"/>
-      <w:bookmarkStart w:id="156" w:name="_Toc243429835"/>
+      <w:bookmarkStart w:id="156" w:name="_Toc243432968"/>
       <w:r>
         <w:t>9.3. Fases del proyecto</w:t>
       </w:r>
@@ -22113,7 +22113,7 @@
           <w:noProof/>
         </w:rPr>
         <w:drawing>
-          <wp:inline distT="0" distB="0" distL="0" distR="0" wp14:anchorId="593E083D" wp14:editId="3BCEE420">
+          <wp:inline distT="0" distB="0" distL="0" distR="0" wp14:anchorId="24408335" wp14:editId="59F646E5">
             <wp:extent cx="5400000" cy="2481081"/>
             <wp:effectExtent l="0" t="0" r="0" b="0"/>
             <wp:docPr id="1007" name="Imagen 7"/>
@@ -22156,7 +22156,7 @@
         <w:spacing w:before="120" w:after="120"/>
         <w:jc w:val="center"/>
       </w:pPr>
-      <w:bookmarkStart w:id="157" w:name="_Toc243429907"/>
+      <w:bookmarkStart w:id="157" w:name="_Toc243433040"/>
       <w:r>
         <w:rPr>
           <w:b/>
@@ -22255,7 +22255,7 @@
         <w:spacing w:after="120"/>
       </w:pPr>
       <w:bookmarkStart w:id="158" w:name="_TocN172"/>
-      <w:bookmarkStart w:id="159" w:name="_Toc243429836"/>
+      <w:bookmarkStart w:id="159" w:name="_Toc243432969"/>
       <w:r>
         <w:t>9.4. Operacionalización de variables</w:t>
       </w:r>
@@ -22278,7 +22278,7 @@
         <w:spacing w:before="120" w:after="120"/>
         <w:jc w:val="center"/>
       </w:pPr>
-      <w:bookmarkStart w:id="160" w:name="_Toc243429920"/>
+      <w:bookmarkStart w:id="160" w:name="_Toc243433053"/>
       <w:r>
         <w:rPr>
           <w:b/>
@@ -23078,7 +23078,7 @@
         <w:spacing w:after="120"/>
       </w:pPr>
       <w:bookmarkStart w:id="161" w:name="_TocN173"/>
-      <w:bookmarkStart w:id="162" w:name="_Toc243429837"/>
+      <w:bookmarkStart w:id="162" w:name="_Toc243432970"/>
       <w:r>
         <w:t>9.5. Instrumentos de prueba y medición</w:t>
       </w:r>
@@ -23103,7 +23103,7 @@
         <w:spacing w:after="120"/>
       </w:pPr>
       <w:bookmarkStart w:id="163" w:name="_TocN174"/>
-      <w:bookmarkStart w:id="164" w:name="_Toc243429838"/>
+      <w:bookmarkStart w:id="164" w:name="_Toc243432971"/>
       <w:r>
         <w:t>9.6. Lugar de la investigación</w:t>
       </w:r>
@@ -23125,7 +23125,7 @@
         <w:spacing w:after="120"/>
       </w:pPr>
       <w:bookmarkStart w:id="165" w:name="_TocN175"/>
-      <w:bookmarkStart w:id="166" w:name="_Toc243429839"/>
+      <w:bookmarkStart w:id="166" w:name="_Toc243432972"/>
       <w:r>
         <w:t>9.7. Recursos</w:t>
       </w:r>
@@ -23137,7 +23137,7 @@
         <w:pStyle w:val="Ttulo3"/>
       </w:pPr>
       <w:bookmarkStart w:id="167" w:name="_TocN176"/>
-      <w:bookmarkStart w:id="168" w:name="_Toc243429840"/>
+      <w:bookmarkStart w:id="168" w:name="_Toc243432973"/>
       <w:r>
         <w:t>9.7.1. Recursos tecnológicos</w:t>
       </w:r>
@@ -23158,7 +23158,7 @@
         <w:pStyle w:val="Ttulo3"/>
       </w:pPr>
       <w:bookmarkStart w:id="169" w:name="_TocN177"/>
-      <w:bookmarkStart w:id="170" w:name="_Toc243429841"/>
+      <w:bookmarkStart w:id="170" w:name="_Toc243432974"/>
       <w:r>
         <w:t>9.7.2. Recursos humanos</w:t>
       </w:r>
@@ -23179,7 +23179,7 @@
         <w:pStyle w:val="Ttulo3"/>
       </w:pPr>
       <w:bookmarkStart w:id="171" w:name="_TocN178"/>
-      <w:bookmarkStart w:id="172" w:name="_Toc243429842"/>
+      <w:bookmarkStart w:id="172" w:name="_Toc243432975"/>
       <w:r>
         <w:t>9.7.3. Recursos materiales</w:t>
       </w:r>
@@ -23201,7 +23201,7 @@
         <w:spacing w:after="120"/>
       </w:pPr>
       <w:bookmarkStart w:id="173" w:name="_TocN179"/>
-      <w:bookmarkStart w:id="174" w:name="_Toc243429843"/>
+      <w:bookmarkStart w:id="174" w:name="_Toc243432976"/>
       <w:r>
         <w:t>9.8. Gestión de riesgos del proyecto</w:t>
       </w:r>
@@ -23224,7 +23224,7 @@
         <w:spacing w:before="120" w:after="120"/>
         <w:jc w:val="center"/>
       </w:pPr>
-      <w:bookmarkStart w:id="175" w:name="_Toc243429921"/>
+      <w:bookmarkStart w:id="175" w:name="_Toc243433054"/>
       <w:r>
         <w:rPr>
           <w:b/>
@@ -23790,7 +23790,7 @@
         <w:spacing w:after="120"/>
       </w:pPr>
       <w:bookmarkStart w:id="176" w:name="_TocN180"/>
-      <w:bookmarkStart w:id="177" w:name="_Toc243429844"/>
+      <w:bookmarkStart w:id="177" w:name="_Toc243432977"/>
       <w:r>
         <w:t>9.9. Herramientas de desarrollo y documentación</w:t>
       </w:r>
@@ -23813,7 +23813,7 @@
         <w:spacing w:before="0" w:after="180"/>
       </w:pPr>
       <w:bookmarkStart w:id="178" w:name="_TocN181"/>
-      <w:bookmarkStart w:id="179" w:name="_Toc243429845"/>
+      <w:bookmarkStart w:id="179" w:name="_Toc243432978"/>
       <w:r>
         <w:t>10. DISEÑO Y DESARROLLO DEL PROTOTIPO</w:t>
       </w:r>
@@ -23826,7 +23826,7 @@
         <w:spacing w:after="120"/>
       </w:pPr>
       <w:bookmarkStart w:id="180" w:name="_TocN182"/>
-      <w:bookmarkStart w:id="181" w:name="_Toc243429846"/>
+      <w:bookmarkStart w:id="181" w:name="_Toc243432979"/>
       <w:r>
         <w:t>10.1. Requisitos de operación en la finca</w:t>
       </w:r>
@@ -23853,7 +23853,7 @@
           <w:noProof/>
         </w:rPr>
         <w:drawing>
-          <wp:inline distT="0" distB="0" distL="0" distR="0" wp14:anchorId="0B1282E9" wp14:editId="6034CB9B">
+          <wp:inline distT="0" distB="0" distL="0" distR="0" wp14:anchorId="580A9356" wp14:editId="28C32369">
             <wp:extent cx="5580000" cy="3224000"/>
             <wp:effectExtent l="0" t="0" r="0" b="0"/>
             <wp:docPr id="1008" name="Imagen 8"/>
@@ -23896,7 +23896,7 @@
         <w:spacing w:before="120" w:after="120"/>
         <w:jc w:val="center"/>
       </w:pPr>
-      <w:bookmarkStart w:id="182" w:name="_Toc243429908"/>
+      <w:bookmarkStart w:id="182" w:name="_Toc243433041"/>
       <w:r>
         <w:rPr>
           <w:b/>
@@ -23996,7 +23996,7 @@
         <w:spacing w:before="120" w:after="120"/>
         <w:jc w:val="center"/>
       </w:pPr>
-      <w:bookmarkStart w:id="183" w:name="_Toc243429922"/>
+      <w:bookmarkStart w:id="183" w:name="_Toc243433055"/>
       <w:r>
         <w:rPr>
           <w:b/>
@@ -24924,7 +24924,7 @@
         <w:spacing w:after="120"/>
       </w:pPr>
       <w:bookmarkStart w:id="184" w:name="_TocN183"/>
-      <w:bookmarkStart w:id="185" w:name="_Toc243429847"/>
+      <w:bookmarkStart w:id="185" w:name="_Toc243432980"/>
       <w:r>
         <w:t>10.2. Revisión de la base técnica: qué se conserva y qué cambia</w:t>
       </w:r>
@@ -24947,7 +24947,7 @@
         <w:spacing w:before="120" w:after="120"/>
         <w:jc w:val="center"/>
       </w:pPr>
-      <w:bookmarkStart w:id="186" w:name="_Toc243429923"/>
+      <w:bookmarkStart w:id="186" w:name="_Toc243433056"/>
       <w:r>
         <w:rPr>
           <w:b/>
@@ -26043,7 +26043,7 @@
         <w:spacing w:after="120"/>
       </w:pPr>
       <w:bookmarkStart w:id="187" w:name="_TocN184"/>
-      <w:bookmarkStart w:id="188" w:name="_Toc243429848"/>
+      <w:bookmarkStart w:id="188" w:name="_Toc243432981"/>
       <w:r>
         <w:t>10.3. Arquitectura general del sistema</w:t>
       </w:r>
@@ -26073,7 +26073,7 @@
           <w:noProof/>
         </w:rPr>
         <w:drawing>
-          <wp:inline distT="0" distB="0" distL="0" distR="0" wp14:anchorId="6473E487" wp14:editId="4D130C79">
+          <wp:inline distT="0" distB="0" distL="0" distR="0" wp14:anchorId="61322C77" wp14:editId="5CE0A958">
             <wp:extent cx="5580000" cy="3720000"/>
             <wp:effectExtent l="0" t="0" r="0" b="0"/>
             <wp:docPr id="1009" name="Imagen 9"/>
@@ -26116,7 +26116,7 @@
         <w:spacing w:before="120" w:after="120"/>
         <w:jc w:val="center"/>
       </w:pPr>
-      <w:bookmarkStart w:id="189" w:name="_Toc243429909"/>
+      <w:bookmarkStart w:id="189" w:name="_Toc243433042"/>
       <w:r>
         <w:rPr>
           <w:b/>
@@ -26224,7 +26224,7 @@
         <w:spacing w:after="120"/>
       </w:pPr>
       <w:bookmarkStart w:id="190" w:name="_TocN185"/>
-      <w:bookmarkStart w:id="191" w:name="_Toc243429849"/>
+      <w:bookmarkStart w:id="191" w:name="_Toc243432982"/>
       <w:r>
         <w:t>10.4. La Raspberry Pi como unidad central de control</w:t>
       </w:r>
@@ -26236,7 +26236,7 @@
         <w:pStyle w:val="Ttulo3"/>
       </w:pPr>
       <w:bookmarkStart w:id="192" w:name="_TocN186"/>
-      <w:bookmarkStart w:id="193" w:name="_Toc243429850"/>
+      <w:bookmarkStart w:id="193" w:name="_Toc243432983"/>
       <w:r>
         <w:t>10.4.1. Selección y recursos de la tarjeta</w:t>
       </w:r>
@@ -26259,7 +26259,7 @@
         <w:spacing w:before="120" w:after="120"/>
         <w:jc w:val="center"/>
       </w:pPr>
-      <w:bookmarkStart w:id="194" w:name="_Toc243429924"/>
+      <w:bookmarkStart w:id="194" w:name="_Toc243433057"/>
       <w:r>
         <w:rPr>
           <w:b/>
@@ -26753,7 +26753,7 @@
         <w:pStyle w:val="Ttulo3"/>
       </w:pPr>
       <w:bookmarkStart w:id="195" w:name="_TocN187"/>
-      <w:bookmarkStart w:id="196" w:name="_Toc243429851"/>
+      <w:bookmarkStart w:id="196" w:name="_Toc243432984"/>
       <w:r>
         <w:t>10.4.2. Control y supervisión del vehículo</w:t>
       </w:r>
@@ -26840,7 +26840,7 @@
           <w:noProof/>
         </w:rPr>
         <w:drawing>
-          <wp:inline distT="0" distB="0" distL="0" distR="0" wp14:anchorId="6ED25A57" wp14:editId="16E0BA63">
+          <wp:inline distT="0" distB="0" distL="0" distR="0" wp14:anchorId="31CD8630" wp14:editId="34A1A486">
             <wp:extent cx="5580000" cy="2914000"/>
             <wp:effectExtent l="0" t="0" r="0" b="0"/>
             <wp:docPr id="1010" name="Imagen 10"/>
@@ -26883,7 +26883,7 @@
         <w:spacing w:before="120" w:after="120"/>
         <w:jc w:val="center"/>
       </w:pPr>
-      <w:bookmarkStart w:id="197" w:name="_Toc243429910"/>
+      <w:bookmarkStart w:id="197" w:name="_Toc243433043"/>
       <w:r>
         <w:rPr>
           <w:b/>
@@ -26990,7 +26990,7 @@
         <w:pStyle w:val="Ttulo3"/>
       </w:pPr>
       <w:bookmarkStart w:id="198" w:name="_TocN188"/>
-      <w:bookmarkStart w:id="199" w:name="_Toc243429852"/>
+      <w:bookmarkStart w:id="199" w:name="_Toc243432985"/>
       <w:r>
         <w:t>10.4.3. Comunicación a distancia</w:t>
       </w:r>
@@ -27026,7 +27026,7 @@
         <w:pStyle w:val="Ttulo3"/>
       </w:pPr>
       <w:bookmarkStart w:id="200" w:name="_TocN189"/>
-      <w:bookmarkStart w:id="201" w:name="_Toc243429853"/>
+      <w:bookmarkStart w:id="201" w:name="_Toc243432986"/>
       <w:r>
         <w:t>10.4.4. Navegación por puntos</w:t>
       </w:r>
@@ -27049,7 +27049,7 @@
         <w:spacing w:before="120" w:after="120"/>
         <w:jc w:val="center"/>
       </w:pPr>
-      <w:bookmarkStart w:id="202" w:name="_Toc243429925"/>
+      <w:bookmarkStart w:id="202" w:name="_Toc243433058"/>
       <w:r>
         <w:rPr>
           <w:b/>
@@ -27650,7 +27650,7 @@
           <w:noProof/>
         </w:rPr>
         <w:drawing>
-          <wp:inline distT="0" distB="0" distL="0" distR="0" wp14:anchorId="465B2854" wp14:editId="3226F97B">
+          <wp:inline distT="0" distB="0" distL="0" distR="0" wp14:anchorId="38316E4A" wp14:editId="5B60DCE8">
             <wp:extent cx="4680000" cy="4234285"/>
             <wp:effectExtent l="0" t="0" r="0" b="0"/>
             <wp:docPr id="1011" name="Imagen 11"/>
@@ -27693,7 +27693,7 @@
         <w:spacing w:before="120" w:after="120"/>
         <w:jc w:val="center"/>
       </w:pPr>
-      <w:bookmarkStart w:id="203" w:name="_Toc243429911"/>
+      <w:bookmarkStart w:id="203" w:name="_Toc243433044"/>
       <w:r>
         <w:rPr>
           <w:b/>
@@ -27803,7 +27803,7 @@
         <w:pStyle w:val="Ttulo3"/>
       </w:pPr>
       <w:bookmarkStart w:id="204" w:name="_TocN190"/>
-      <w:bookmarkStart w:id="205" w:name="_Toc243429854"/>
+      <w:bookmarkStart w:id="205" w:name="_Toc243432987"/>
       <w:r>
         <w:t>10.4.5. Procesamiento de sensores</w:t>
       </w:r>
@@ -27839,7 +27839,7 @@
         <w:pStyle w:val="Ttulo3"/>
       </w:pPr>
       <w:bookmarkStart w:id="206" w:name="_TocN191"/>
-      <w:bookmarkStart w:id="207" w:name="_Toc243429855"/>
+      <w:bookmarkStart w:id="207" w:name="_Toc243432988"/>
       <w:r>
         <w:t>10.4.6. Organización del software</w:t>
       </w:r>
@@ -27946,7 +27946,7 @@
           <w:noProof/>
         </w:rPr>
         <w:drawing>
-          <wp:inline distT="0" distB="0" distL="0" distR="0" wp14:anchorId="1C3DAACB" wp14:editId="04CDEFB0">
+          <wp:inline distT="0" distB="0" distL="0" distR="0" wp14:anchorId="2E0789D2" wp14:editId="723F1973">
             <wp:extent cx="5580000" cy="2914000"/>
             <wp:effectExtent l="0" t="0" r="0" b="0"/>
             <wp:docPr id="1012" name="Imagen 12"/>
@@ -27989,7 +27989,7 @@
         <w:spacing w:before="120" w:after="120"/>
         <w:jc w:val="center"/>
       </w:pPr>
-      <w:bookmarkStart w:id="208" w:name="_Toc243429912"/>
+      <w:bookmarkStart w:id="208" w:name="_Toc243433045"/>
       <w:r>
         <w:rPr>
           <w:b/>
@@ -28087,7 +28087,7 @@
         <w:pStyle w:val="Ttulo3"/>
       </w:pPr>
       <w:bookmarkStart w:id="209" w:name="_TocN192"/>
-      <w:bookmarkStart w:id="210" w:name="_Toc243429856"/>
+      <w:bookmarkStart w:id="210" w:name="_Toc243432989"/>
       <w:r>
         <w:t>10.4.7. Gestión térmica, eléctrica y de almacenamiento</w:t>
       </w:r>
@@ -28121,7 +28121,7 @@
         <w:spacing w:after="120"/>
       </w:pPr>
       <w:bookmarkStart w:id="211" w:name="_TocN193"/>
-      <w:bookmarkStart w:id="212" w:name="_Toc243429857"/>
+      <w:bookmarkStart w:id="212" w:name="_Toc243432990"/>
       <w:r>
         <w:t>10.5. La ESP32 como controlador de bajo nivel</w:t>
       </w:r>
@@ -28155,7 +28155,7 @@
         <w:spacing w:after="120"/>
       </w:pPr>
       <w:bookmarkStart w:id="213" w:name="_TocN194"/>
-      <w:bookmarkStart w:id="214" w:name="_Toc243429858"/>
+      <w:bookmarkStart w:id="214" w:name="_Toc243432991"/>
       <w:r>
         <w:t>10.6. Esquema de conexiones eléctricas</w:t>
       </w:r>
@@ -28182,7 +28182,7 @@
           <w:noProof/>
         </w:rPr>
         <w:drawing>
-          <wp:inline distT="0" distB="0" distL="0" distR="0" wp14:anchorId="6B70E06B" wp14:editId="645E4C86">
+          <wp:inline distT="0" distB="0" distL="0" distR="0" wp14:anchorId="79C03AA6" wp14:editId="5E96E578">
             <wp:extent cx="5580000" cy="3203659"/>
             <wp:effectExtent l="0" t="0" r="0" b="0"/>
             <wp:docPr id="1013" name="Imagen 13"/>
@@ -28225,7 +28225,7 @@
         <w:spacing w:before="120" w:after="120"/>
         <w:jc w:val="center"/>
       </w:pPr>
-      <w:bookmarkStart w:id="215" w:name="_Toc243429913"/>
+      <w:bookmarkStart w:id="215" w:name="_Toc243433046"/>
       <w:r>
         <w:rPr>
           <w:b/>
@@ -28341,7 +28341,7 @@
           <w:noProof/>
         </w:rPr>
         <w:drawing>
-          <wp:inline distT="0" distB="0" distL="0" distR="0" wp14:anchorId="10AAA100" wp14:editId="7CEF3B30">
+          <wp:inline distT="0" distB="0" distL="0" distR="0" wp14:anchorId="5DEE0D79" wp14:editId="1087D5D8">
             <wp:extent cx="5760000" cy="2456040"/>
             <wp:effectExtent l="0" t="0" r="0" b="0"/>
             <wp:docPr id="1014" name="Imagen 14"/>
@@ -28384,7 +28384,7 @@
         <w:spacing w:before="120" w:after="120"/>
         <w:jc w:val="center"/>
       </w:pPr>
-      <w:bookmarkStart w:id="216" w:name="_Toc243429914"/>
+      <w:bookmarkStart w:id="216" w:name="_Toc243433047"/>
       <w:r>
         <w:rPr>
           <w:b/>
@@ -28496,7 +28496,7 @@
         <w:spacing w:before="120" w:after="120"/>
         <w:jc w:val="center"/>
       </w:pPr>
-      <w:bookmarkStart w:id="217" w:name="_Toc243429926"/>
+      <w:bookmarkStart w:id="217" w:name="_Toc243433059"/>
       <w:r>
         <w:rPr>
           <w:b/>
@@ -29370,7 +29370,7 @@
         <w:spacing w:after="120"/>
       </w:pPr>
       <w:bookmarkStart w:id="218" w:name="_TocN195"/>
-      <w:bookmarkStart w:id="219" w:name="_Toc243429859"/>
+      <w:bookmarkStart w:id="219" w:name="_Toc243432992"/>
       <w:r>
         <w:t>10.7. Sensores para exteriores</w:t>
       </w:r>
@@ -29396,7 +29396,7 @@
         <w:spacing w:before="120" w:after="120"/>
         <w:jc w:val="center"/>
       </w:pPr>
-      <w:bookmarkStart w:id="220" w:name="_Toc243429927"/>
+      <w:bookmarkStart w:id="220" w:name="_Toc243433060"/>
       <w:r>
         <w:rPr>
           <w:b/>
@@ -30057,7 +30057,7 @@
         <w:spacing w:after="120"/>
       </w:pPr>
       <w:bookmarkStart w:id="221" w:name="_TocN196"/>
-      <w:bookmarkStart w:id="222" w:name="_Toc243429860"/>
+      <w:bookmarkStart w:id="222" w:name="_Toc243432993"/>
       <w:r>
         <w:t>10.8. Estructura mecánica y cálculo de tracción</w:t>
       </w:r>
@@ -30080,7 +30080,7 @@
         <w:spacing w:before="120" w:after="120"/>
         <w:jc w:val="center"/>
       </w:pPr>
-      <w:bookmarkStart w:id="223" w:name="_Toc243429928"/>
+      <w:bookmarkStart w:id="223" w:name="_Toc243433061"/>
       <w:r>
         <w:rPr>
           <w:b/>
@@ -30630,10 +30630,10 @@
         <w:jc w:val="both"/>
       </w:pPr>
       <w:r>
-        <w:t>Se usaron los siguientes valores de cálculo: masa del vehículo sin carga de 1,2 kg, estimada a partir del chasis y de los componentes y pendiente de confirmar con báscula; carga útil de 2 kg, para una masa total de 3,2 kg; aceleración de 0,2 m/s²; coeficiente de resistencia a la rodadura C_rr = 0,15, mayor que el rango de 0,06 a 0,1 medido en suelo agrícola con ruedas [52], para cubrir el barro; torque de 0,34 N·m por motor, y un radio de rueda dentada de 20 mm, que es un supuesto de cálculo que debe confir</w:t>
-      </w:r>
-      <w:r>
-        <w:t>marse midiendo el chasis. Con esos valores, la fuerza disponible es de 34 N. La Tabla 15 muestra la fuerza requerida y el factor de seguridad para distintas pendientes.</w:t>
+        <w:t>Se usaron los siguientes valores de cálculo: masa del vehículo sin carga de 1,2 kg, estimada a partir del chasis y de los componentes y pendiente de confirmar con báscula; carga útil de 2 kg, para una masa total de 3,2 kg; aceleración de 0,2 m/s²; coeficiente de resistencia a la rodadura C_rr = 0,15, mayor que el rango de 0,06 a 0,1 medido en suelo agrícola con ruedas [52], para cubrir el barro; torque de 0,34 N·m por motor, y un radio de rueda dentada de 26 mm, que corresponde al diámetro de unos 52 mm est</w:t>
+      </w:r>
+      <w:r>
+        <w:t>imado a partir de fotografías del chasis y debe confirmarse midiéndolo. Con esos valores, la fuerza disponible es de unos 26,2 N. La Tabla 15 muestra la fuerza requerida y el factor de seguridad para distintas pendientes.</w:t>
       </w:r>
     </w:p>
     <w:p>
@@ -30643,7 +30643,7 @@
         <w:spacing w:before="120" w:after="120"/>
         <w:jc w:val="center"/>
       </w:pPr>
-      <w:bookmarkStart w:id="224" w:name="_Toc243429929"/>
+      <w:bookmarkStart w:id="224" w:name="_Toc243433062"/>
       <w:r>
         <w:rPr>
           <w:b/>
@@ -30900,7 +30900,7 @@
                 <w:sz w:val="20"/>
                 <w:szCs w:val="20"/>
               </w:rPr>
-              <w:t>6,4</w:t>
+              <w:t>4,9</w:t>
             </w:r>
           </w:p>
         </w:tc>
@@ -30974,7 +30974,7 @@
                 <w:sz w:val="20"/>
                 <w:szCs w:val="20"/>
               </w:rPr>
-              <w:t>3,2</w:t>
+              <w:t>2,4</w:t>
             </w:r>
           </w:p>
         </w:tc>
@@ -31048,7 +31048,7 @@
                 <w:sz w:val="20"/>
                 <w:szCs w:val="20"/>
               </w:rPr>
-              <w:t>2,6</w:t>
+              <w:t>2,0</w:t>
             </w:r>
           </w:p>
         </w:tc>
@@ -31122,7 +31122,7 @@
                 <w:sz w:val="20"/>
                 <w:szCs w:val="20"/>
               </w:rPr>
-              <w:t>2,2</w:t>
+              <w:t>1,7</w:t>
             </w:r>
           </w:p>
         </w:tc>
@@ -31196,7 +31196,7 @@
                 <w:sz w:val="20"/>
                 <w:szCs w:val="20"/>
               </w:rPr>
-              <w:t>1,9</w:t>
+              <w:t>1,4</w:t>
             </w:r>
           </w:p>
         </w:tc>
@@ -31221,10 +31221,10 @@
         <w:jc w:val="both"/>
       </w:pPr>
       <w:r>
-        <w:t>En línea recta, el margen es amplio incluso a 25°. El giro cambia el panorama, porque al girar las orugas arrastran tierra de forma lateral y el torque necesario es bastante mayor que en línea recta [18], [55]. Por eso se fija como límite de operación del prototipo una pendiente de 15°, que conserva un factor de 2,6 en recta y deja margen para girar, y se prohíben los giros sobre el propio eje en pendientes mayores de 10°. Ambos límites deben confirmarse en las pruebas de finca, porque la adherencia real de</w:t>
-      </w:r>
-      <w:r>
-        <w:t xml:space="preserve"> la oruga en barro no se puede predecir con precisión [30].</w:t>
+        <w:t xml:space="preserve">En línea recta el margen se mantiene por encima de 1 incluso a 25°, aunque con solo un 44 % de reserva. El giro cambia el panorama, porque al girar las orugas arrastran tierra de forma lateral y el torque necesario es bastante mayor que en línea recta [18], [55]. Por eso se fija como límite de operación del prototipo una pendiente de 15°, que conserva un factor de 2,0 en recta y deja margen para girar, y se prohíben los giros sobre el propio eje en pendientes mayores de 10°. Ambos límites deben confirmarse </w:t>
+      </w:r>
+      <w:r>
+        <w:t>en las pruebas de finca, porque la adherencia real de la oruga en barro no se puede predecir con precisión [30].</w:t>
       </w:r>
     </w:p>
     <w:p>
@@ -31233,10 +31233,10 @@
         <w:jc w:val="both"/>
       </w:pPr>
       <w:r>
-        <w:t>La velocidad también depende de la alimentación. La velocidad lineal es v = n · 2π · r / 60, con n en revoluciones por minuto. La ficha del chasis indica de 170 a 350 RPM para 9 a 12 V. Con dos celdas en serie (7,4 V nominales) y una caída de 1,8 V en el L298N a 1 A [63], los motores reciben cerca de 5,6 V, el 47 % de 12 V; si la velocidad sin carga se escala de forma aproximada con la tensión, queda entre 79 y 163 RPM, es decir, entre 0,17 y 0,34 m/s. Con tres celdas (11,1 V nominales) la tensión en los mo</w:t>
-      </w:r>
-      <w:r>
-        <w:t>tores sube a unos 9,3 V y la velocidad a un rango de 0,28 a 0,57 m/s. Este resultado justifica el cambio a tres celdas y fija en 0,3 m/s la velocidad máxima de diseño del prototipo, con margen para la carga y la pendiente.</w:t>
+        <w:t>La velocidad también depende de la alimentación. La velocidad lineal es v = n · 2π · r / 60, con n en revoluciones por minuto. La ficha del chasis indica de 170 a 350 RPM para 9 a 12 V. Con dos celdas en serie (7,4 V nominales) y una caída de 1,8 V en el L298N a 1 A [63], los motores reciben cerca de 5,6 V, el 47 % de 12 V; si la velocidad sin carga se escala de forma aproximada con la tensión, queda entre 79 y 163 RPM, es decir, entre 0,22 y 0,44 m/s. Con tres celdas (11,1 V nominales) la tensión en los mo</w:t>
+      </w:r>
+      <w:r>
+        <w:t>tores sube a unos 9,3 V y la velocidad a un rango de 0,36 a 0,74 m/s. Este resultado justifica el cambio a tres celdas y fija en 0,3 m/s la velocidad máxima de diseño del prototipo, con margen para la carga y la pendiente.</w:t>
       </w:r>
     </w:p>
     <w:p>
@@ -31245,7 +31245,7 @@
         <w:spacing w:after="120"/>
       </w:pPr>
       <w:bookmarkStart w:id="225" w:name="_TocN197"/>
-      <w:bookmarkStart w:id="226" w:name="_Toc243429861"/>
+      <w:bookmarkStart w:id="226" w:name="_Toc243432994"/>
       <w:r>
         <w:t>10.9. Presupuesto energético y autonomía</w:t>
       </w:r>
@@ -31268,7 +31268,7 @@
         <w:spacing w:before="120" w:after="120"/>
         <w:jc w:val="center"/>
       </w:pPr>
-      <w:bookmarkStart w:id="227" w:name="_Toc243429930"/>
+      <w:bookmarkStart w:id="227" w:name="_Toc243433063"/>
       <w:r>
         <w:rPr>
           <w:b/>
@@ -31858,7 +31858,7 @@
         <w:spacing w:after="120"/>
       </w:pPr>
       <w:bookmarkStart w:id="228" w:name="_TocN198"/>
-      <w:bookmarkStart w:id="229" w:name="_Toc243429862"/>
+      <w:bookmarkStart w:id="229" w:name="_Toc243432995"/>
       <w:r>
         <w:t>10.10. Protocolo de comunicación entre la Raspberry Pi y la ESP32</w:t>
       </w:r>
@@ -31881,7 +31881,7 @@
         <w:spacing w:before="120" w:after="120"/>
         <w:jc w:val="center"/>
       </w:pPr>
-      <w:bookmarkStart w:id="230" w:name="_Toc243429931"/>
+      <w:bookmarkStart w:id="230" w:name="_Toc243433064"/>
       <w:r>
         <w:rPr>
           <w:b/>
@@ -32838,7 +32838,7 @@
         <w:spacing w:after="120"/>
       </w:pPr>
       <w:bookmarkStart w:id="231" w:name="_TocN199"/>
-      <w:bookmarkStart w:id="232" w:name="_Toc243429863"/>
+      <w:bookmarkStart w:id="232" w:name="_Toc243432996"/>
       <w:r>
         <w:t>10.11. Operación a distancia y mecanismos de seguridad</w:t>
       </w:r>
@@ -32861,7 +32861,7 @@
         <w:spacing w:before="120" w:after="120"/>
         <w:jc w:val="center"/>
       </w:pPr>
-      <w:bookmarkStart w:id="233" w:name="_Toc243429932"/>
+      <w:bookmarkStart w:id="233" w:name="_Toc243433065"/>
       <w:r>
         <w:rPr>
           <w:b/>
@@ -33627,7 +33627,7 @@
         <w:spacing w:after="120"/>
       </w:pPr>
       <w:bookmarkStart w:id="234" w:name="_TocN200"/>
-      <w:bookmarkStart w:id="235" w:name="_Toc243429864"/>
+      <w:bookmarkStart w:id="235" w:name="_Toc243432997"/>
       <w:r>
         <w:t>10.12. Escalamiento hacia la versión de campo</w:t>
       </w:r>
@@ -33653,7 +33653,7 @@
         <w:spacing w:before="120" w:after="120"/>
         <w:jc w:val="center"/>
       </w:pPr>
-      <w:bookmarkStart w:id="236" w:name="_Toc243429933"/>
+      <w:bookmarkStart w:id="236" w:name="_Toc243433066"/>
       <w:r>
         <w:rPr>
           <w:b/>
@@ -34423,7 +34423,7 @@
         <w:spacing w:before="0" w:after="180"/>
       </w:pPr>
       <w:bookmarkStart w:id="237" w:name="_TocN201"/>
-      <w:bookmarkStart w:id="238" w:name="_Toc243429865"/>
+      <w:bookmarkStart w:id="238" w:name="_Toc243432998"/>
       <w:r>
         <w:t>11. PROTOCOLO DE PRUEBAS Y RESULTADOS ESPERADOS</w:t>
       </w:r>
@@ -34445,7 +34445,7 @@
         <w:spacing w:after="120"/>
       </w:pPr>
       <w:bookmarkStart w:id="239" w:name="_TocN202"/>
-      <w:bookmarkStart w:id="240" w:name="_Toc243429866"/>
+      <w:bookmarkStart w:id="240" w:name="_Toc243432999"/>
       <w:r>
         <w:t>11.1. Organización de las pruebas</w:t>
       </w:r>
@@ -34470,7 +34470,7 @@
         <w:spacing w:after="120"/>
       </w:pPr>
       <w:bookmarkStart w:id="241" w:name="_TocN203"/>
-      <w:bookmarkStart w:id="242" w:name="_Toc243429867"/>
+      <w:bookmarkStart w:id="242" w:name="_Toc243433000"/>
       <w:r>
         <w:t>11.2. Pruebas en banco y en patio</w:t>
       </w:r>
@@ -34484,7 +34484,7 @@
         <w:spacing w:before="120" w:after="120"/>
         <w:jc w:val="center"/>
       </w:pPr>
-      <w:bookmarkStart w:id="243" w:name="_Toc243429934"/>
+      <w:bookmarkStart w:id="243" w:name="_Toc243433067"/>
       <w:r>
         <w:rPr>
           <w:b/>
@@ -35284,7 +35284,7 @@
         <w:spacing w:after="120"/>
       </w:pPr>
       <w:bookmarkStart w:id="244" w:name="_TocN204"/>
-      <w:bookmarkStart w:id="245" w:name="_Toc243429868"/>
+      <w:bookmarkStart w:id="245" w:name="_Toc243433001"/>
       <w:r>
         <w:t>11.3. Pruebas en finca</w:t>
       </w:r>
@@ -35298,7 +35298,7 @@
         <w:spacing w:before="120" w:after="120"/>
         <w:jc w:val="center"/>
       </w:pPr>
-      <w:bookmarkStart w:id="246" w:name="_Toc243429935"/>
+      <w:bookmarkStart w:id="246" w:name="_Toc243433068"/>
       <w:r>
         <w:rPr>
           <w:b/>
@@ -36024,7 +36024,7 @@
         <w:spacing w:after="120"/>
       </w:pPr>
       <w:bookmarkStart w:id="247" w:name="_TocN205"/>
-      <w:bookmarkStart w:id="248" w:name="_Toc243429869"/>
+      <w:bookmarkStart w:id="248" w:name="_Toc243433002"/>
       <w:r>
         <w:t>11.4. Registro y análisis de datos</w:t>
       </w:r>
@@ -36049,7 +36049,7 @@
         <w:spacing w:after="120"/>
       </w:pPr>
       <w:bookmarkStart w:id="249" w:name="_TocN206"/>
-      <w:bookmarkStart w:id="250" w:name="_Toc243429870"/>
+      <w:bookmarkStart w:id="250" w:name="_Toc243433003"/>
       <w:r>
         <w:t>11.5. Resultados esperados</w:t>
       </w:r>
@@ -36075,7 +36075,7 @@
         <w:spacing w:before="0" w:after="180"/>
       </w:pPr>
       <w:bookmarkStart w:id="251" w:name="_TocN207"/>
-      <w:bookmarkStart w:id="252" w:name="_Toc243429871"/>
+      <w:bookmarkStart w:id="252" w:name="_Toc243433004"/>
       <w:r>
         <w:t>12. PRESUPUESTO Y ANÁLISIS DE COSTOS</w:t>
       </w:r>
@@ -36097,7 +36097,7 @@
         <w:spacing w:after="120"/>
       </w:pPr>
       <w:bookmarkStart w:id="253" w:name="_TocN208"/>
-      <w:bookmarkStart w:id="254" w:name="_Toc243429872"/>
+      <w:bookmarkStart w:id="254" w:name="_Toc243433005"/>
       <w:r>
         <w:t>12.1. Componentes nuevos para la operación en campo</w:t>
       </w:r>
@@ -36111,7 +36111,7 @@
         <w:spacing w:before="120" w:after="120"/>
         <w:jc w:val="center"/>
       </w:pPr>
-      <w:bookmarkStart w:id="255" w:name="_Toc243429936"/>
+      <w:bookmarkStart w:id="255" w:name="_Toc243433069"/>
       <w:r>
         <w:rPr>
           <w:b/>
@@ -37193,7 +37193,7 @@
         <w:spacing w:after="120"/>
       </w:pPr>
       <w:bookmarkStart w:id="256" w:name="_TocN209"/>
-      <w:bookmarkStart w:id="257" w:name="_Toc243429873"/>
+      <w:bookmarkStart w:id="257" w:name="_Toc243433006"/>
       <w:r>
         <w:t>12.2. Componentes reutilizados de la versión anterior</w:t>
       </w:r>
@@ -37207,7 +37207,7 @@
         <w:spacing w:before="120" w:after="120"/>
         <w:jc w:val="center"/>
       </w:pPr>
-      <w:bookmarkStart w:id="258" w:name="_Toc243429937"/>
+      <w:bookmarkStart w:id="258" w:name="_Toc243433070"/>
       <w:r>
         <w:rPr>
           <w:b/>
@@ -37736,7 +37736,7 @@
         <w:spacing w:after="120"/>
       </w:pPr>
       <w:bookmarkStart w:id="259" w:name="_TocN210"/>
-      <w:bookmarkStart w:id="260" w:name="_Toc243429874"/>
+      <w:bookmarkStart w:id="260" w:name="_Toc243433007"/>
       <w:r>
         <w:t>12.3. Elementos pendientes de cotización</w:t>
       </w:r>
@@ -37761,7 +37761,7 @@
         <w:spacing w:after="120"/>
       </w:pPr>
       <w:bookmarkStart w:id="261" w:name="_TocN211"/>
-      <w:bookmarkStart w:id="262" w:name="_Toc243429875"/>
+      <w:bookmarkStart w:id="262" w:name="_Toc243433008"/>
       <w:r>
         <w:t>12.4. Resumen y comparación</w:t>
       </w:r>
@@ -37775,7 +37775,7 @@
         <w:spacing w:before="120" w:after="120"/>
         <w:jc w:val="center"/>
       </w:pPr>
-      <w:bookmarkStart w:id="263" w:name="_Toc243429938"/>
+      <w:bookmarkStart w:id="263" w:name="_Toc243433071"/>
       <w:r>
         <w:rPr>
           <w:b/>
@@ -38209,7 +38209,7 @@
         <w:spacing w:before="0" w:after="180"/>
       </w:pPr>
       <w:bookmarkStart w:id="264" w:name="_TocN212"/>
-      <w:bookmarkStart w:id="265" w:name="_Toc243429876"/>
+      <w:bookmarkStart w:id="265" w:name="_Toc243433009"/>
       <w:r>
         <w:t>13. CONSIDERACIONES ÉTICAS, DE SEGURIDAD Y PROPIEDAD INTELECTUAL</w:t>
       </w:r>
@@ -38222,7 +38222,7 @@
         <w:spacing w:after="120"/>
       </w:pPr>
       <w:bookmarkStart w:id="266" w:name="_TocN213"/>
-      <w:bookmarkStart w:id="267" w:name="_Toc243429877"/>
+      <w:bookmarkStart w:id="267" w:name="_Toc243433010"/>
       <w:r>
         <w:t>13.1. Seguridad de las personas</w:t>
       </w:r>
@@ -38247,7 +38247,7 @@
         <w:spacing w:after="120"/>
       </w:pPr>
       <w:bookmarkStart w:id="268" w:name="_TocN214"/>
-      <w:bookmarkStart w:id="269" w:name="_Toc243429878"/>
+      <w:bookmarkStart w:id="269" w:name="_Toc243433011"/>
       <w:r>
         <w:t>13.2. Impacto sobre el empleo y responsabilidad social</w:t>
       </w:r>
@@ -38272,7 +38272,7 @@
         <w:spacing w:after="120"/>
       </w:pPr>
       <w:bookmarkStart w:id="270" w:name="_TocN215"/>
-      <w:bookmarkStart w:id="271" w:name="_Toc243429879"/>
+      <w:bookmarkStart w:id="271" w:name="_Toc243433012"/>
       <w:r>
         <w:t>13.3. Privacidad y uso de los datos</w:t>
       </w:r>
@@ -38294,7 +38294,7 @@
         <w:spacing w:after="120"/>
       </w:pPr>
       <w:bookmarkStart w:id="272" w:name="_TocN216"/>
-      <w:bookmarkStart w:id="273" w:name="_Toc243429880"/>
+      <w:bookmarkStart w:id="273" w:name="_Toc243433013"/>
       <w:r>
         <w:t>13.4. Propiedad intelectual y licencias</w:t>
       </w:r>
@@ -38319,7 +38319,7 @@
         <w:spacing w:after="120"/>
       </w:pPr>
       <w:bookmarkStart w:id="274" w:name="_TocN217"/>
-      <w:bookmarkStart w:id="275" w:name="_Toc243429881"/>
+      <w:bookmarkStart w:id="275" w:name="_Toc243433014"/>
       <w:r>
         <w:t>13.5. Manejo ambiental</w:t>
       </w:r>
@@ -38342,7 +38342,7 @@
         <w:spacing w:before="0" w:after="180"/>
       </w:pPr>
       <w:bookmarkStart w:id="276" w:name="_TocN218"/>
-      <w:bookmarkStart w:id="277" w:name="_Toc243429882"/>
+      <w:bookmarkStart w:id="277" w:name="_Toc243433015"/>
       <w:r>
         <w:t>14. DISCUSIÓN</w:t>
       </w:r>
@@ -38355,7 +38355,7 @@
         <w:spacing w:after="120"/>
       </w:pPr>
       <w:bookmarkStart w:id="278" w:name="_TocN219"/>
-      <w:bookmarkStart w:id="279" w:name="_Toc243429883"/>
+      <w:bookmarkStart w:id="279" w:name="_Toc243433016"/>
       <w:r>
         <w:t>14.1. Interpretación del análisis de diseño</w:t>
       </w:r>
@@ -38380,7 +38380,7 @@
         <w:spacing w:after="120"/>
       </w:pPr>
       <w:bookmarkStart w:id="280" w:name="_TocN220"/>
-      <w:bookmarkStart w:id="281" w:name="_Toc243429884"/>
+      <w:bookmarkStart w:id="281" w:name="_Toc243433017"/>
       <w:r>
         <w:t>14.2. Limitaciones del prototipo</w:t>
       </w:r>
@@ -38405,7 +38405,7 @@
         <w:spacing w:after="120"/>
       </w:pPr>
       <w:bookmarkStart w:id="282" w:name="_TocN221"/>
-      <w:bookmarkStart w:id="283" w:name="_Toc243429885"/>
+      <w:bookmarkStart w:id="283" w:name="_Toc243433018"/>
       <w:r>
         <w:t>14.3. Fiabilidad y validez de los resultados</w:t>
       </w:r>
@@ -38430,7 +38430,7 @@
         <w:spacing w:after="120"/>
       </w:pPr>
       <w:bookmarkStart w:id="284" w:name="_TocN222"/>
-      <w:bookmarkStart w:id="285" w:name="_Toc243429886"/>
+      <w:bookmarkStart w:id="285" w:name="_Toc243433019"/>
       <w:r>
         <w:t>14.4. Comparación con referentes académicos y comerciales</w:t>
       </w:r>
@@ -38455,7 +38455,7 @@
         <w:spacing w:after="120"/>
       </w:pPr>
       <w:bookmarkStart w:id="286" w:name="_TocN223"/>
-      <w:bookmarkStart w:id="287" w:name="_Toc243429887"/>
+      <w:bookmarkStart w:id="287" w:name="_Toc243433020"/>
       <w:r>
         <w:t>14.5. Proyección técnica hacia versiones futuras</w:t>
       </w:r>
@@ -38481,7 +38481,7 @@
         <w:spacing w:before="0" w:after="180"/>
       </w:pPr>
       <w:bookmarkStart w:id="288" w:name="_TocN224"/>
-      <w:bookmarkStart w:id="289" w:name="_Toc243429888"/>
+      <w:bookmarkStart w:id="289" w:name="_Toc243433021"/>
       <w:r>
         <w:t>15. CONCLUSIONES</w:t>
       </w:r>
@@ -38527,7 +38527,7 @@
         <w:jc w:val="both"/>
       </w:pPr>
       <w:r>
-        <w:t>El análisis de diseño muestra que el prototipo tiene tracción suficiente para su carga de validación en pendientes de hasta 15°, que la caída de tensión del L298N obliga a pasar a tres celdas para alcanzar 0,3 m/s y que su autonomía estimada de marcha continua está entre 51 y 74 minutos. Para transportar un bulto de 50 kg, la versión de campo necesita del orden de 320 W de potencia eléctrica en pendiente y drivers de mayor corriente, con el mismo software.</w:t>
+        <w:t>El análisis de diseño muestra que el prototipo tiene tracción suficiente para su carga de validación en pendientes de hasta 15°, que la caída de tensión del L298N recomienda pasar a tres celdas para sostener 0,3 m/s con carga y en pendiente y que su autonomía estimada de marcha continua está entre 51 y 74 minutos. Para transportar un bulto de 50 kg, la versión de campo necesita del orden de 320 W de potencia eléctrica en pendiente y drivers de mayor corriente, con el mismo software.</w:t>
       </w:r>
     </w:p>
     <w:p>
@@ -38546,7 +38546,7 @@
         <w:spacing w:before="0" w:after="180"/>
       </w:pPr>
       <w:bookmarkStart w:id="290" w:name="_TocN225"/>
-      <w:bookmarkStart w:id="291" w:name="_Toc243429889"/>
+      <w:bookmarkStart w:id="291" w:name="_Toc243433022"/>
       <w:r>
         <w:t>16. RECOMENDACIONES Y TRABAJO FUTURO</w:t>
       </w:r>
@@ -38559,7 +38559,7 @@
         <w:spacing w:after="120"/>
       </w:pPr>
       <w:bookmarkStart w:id="292" w:name="_TocN226"/>
-      <w:bookmarkStart w:id="293" w:name="_Toc243429890"/>
+      <w:bookmarkStart w:id="293" w:name="_Toc243433023"/>
       <w:r>
         <w:t>16.1. Recomendaciones para la construcción y las pruebas</w:t>
       </w:r>
@@ -38637,7 +38637,7 @@
         <w:spacing w:after="120"/>
       </w:pPr>
       <w:bookmarkStart w:id="294" w:name="_TocN227"/>
-      <w:bookmarkStart w:id="295" w:name="_Toc243429891"/>
+      <w:bookmarkStart w:id="295" w:name="_Toc243433024"/>
       <w:r>
         <w:t>16.2. Trabajo futuro</w:t>
       </w:r>
@@ -38716,7 +38716,7 @@
         <w:spacing w:before="0" w:after="180"/>
       </w:pPr>
       <w:bookmarkStart w:id="296" w:name="_TocN238"/>
-      <w:bookmarkStart w:id="297" w:name="_Toc243429892"/>
+      <w:bookmarkStart w:id="297" w:name="_Toc243433025"/>
       <w:r>
         <w:t>REFERENCIAS</w:t>
       </w:r>
@@ -40010,7 +40010,7 @@
         <w:spacing w:before="0" w:after="180"/>
       </w:pPr>
       <w:bookmarkStart w:id="298" w:name="_TocN228"/>
-      <w:bookmarkStart w:id="299" w:name="_Toc243429893"/>
+      <w:bookmarkStart w:id="299" w:name="_Toc243433026"/>
       <w:r>
         <w:t>GLOSARIO DE TÉRMINOS</w:t>
       </w:r>
@@ -40024,7 +40024,7 @@
         <w:spacing w:before="120" w:after="120"/>
         <w:jc w:val="center"/>
       </w:pPr>
-      <w:bookmarkStart w:id="300" w:name="_Toc243429939"/>
+      <w:bookmarkStart w:id="300" w:name="_Toc243433072"/>
       <w:r>
         <w:rPr>
           <w:b/>
@@ -41184,7 +41184,7 @@
         <w:spacing w:before="0" w:after="180"/>
       </w:pPr>
       <w:bookmarkStart w:id="301" w:name="_TocN229"/>
-      <w:bookmarkStart w:id="302" w:name="_Toc243429894"/>
+      <w:bookmarkStart w:id="302" w:name="_Toc243433027"/>
       <w:r>
         <w:t>ANEXOS</w:t>
       </w:r>
@@ -41197,7 +41197,7 @@
         <w:spacing w:after="120"/>
       </w:pPr>
       <w:bookmarkStart w:id="303" w:name="_TocN230"/>
-      <w:bookmarkStart w:id="304" w:name="_Toc243429895"/>
+      <w:bookmarkStart w:id="304" w:name="_Toc243433028"/>
       <w:r>
         <w:t>Anexo A. Asignación de pines de la ESP32</w:t>
       </w:r>
@@ -41220,7 +41220,7 @@
         <w:spacing w:before="120" w:after="120"/>
         <w:jc w:val="center"/>
       </w:pPr>
-      <w:bookmarkStart w:id="305" w:name="_Toc243429940"/>
+      <w:bookmarkStart w:id="305" w:name="_Toc243433073"/>
       <w:r>
         <w:rPr>
           <w:b/>
@@ -42148,7 +42148,7 @@
         <w:spacing w:after="120"/>
       </w:pPr>
       <w:bookmarkStart w:id="306" w:name="_TocN231"/>
-      <w:bookmarkStart w:id="307" w:name="_Toc243429896"/>
+      <w:bookmarkStart w:id="307" w:name="_Toc243433029"/>
       <w:r>
         <w:t>Anexo B. Formato de las tramas del enlace serie</w:t>
       </w:r>
@@ -42162,7 +42162,7 @@
         <w:spacing w:before="120" w:after="120"/>
         <w:jc w:val="center"/>
       </w:pPr>
-      <w:bookmarkStart w:id="308" w:name="_Toc243429941"/>
+      <w:bookmarkStart w:id="308" w:name="_Toc243433074"/>
       <w:r>
         <w:rPr>
           <w:b/>
@@ -42691,7 +42691,7 @@
         <w:spacing w:after="120"/>
       </w:pPr>
       <w:bookmarkStart w:id="309" w:name="_TocN232"/>
-      <w:bookmarkStart w:id="310" w:name="_Toc243429897"/>
+      <w:bookmarkStart w:id="310" w:name="_Toc243433030"/>
       <w:r>
         <w:t>Anexo C. Ejemplo de archivo de misión</w:t>
       </w:r>
@@ -42908,7 +42908,7 @@
         <w:spacing w:after="120"/>
       </w:pPr>
       <w:bookmarkStart w:id="311" w:name="_TocN233"/>
-      <w:bookmarkStart w:id="312" w:name="_Toc243429898"/>
+      <w:bookmarkStart w:id="312" w:name="_Toc243433031"/>
       <w:r>
         <w:t>Anexo D. Campos del registro de cada misión</w:t>
       </w:r>
@@ -42922,7 +42922,7 @@
         <w:spacing w:before="120" w:after="120"/>
         <w:jc w:val="center"/>
       </w:pPr>
-      <w:bookmarkStart w:id="313" w:name="_Toc243429942"/>
+      <w:bookmarkStart w:id="313" w:name="_Toc243433075"/>
       <w:r>
         <w:rPr>
           <w:b/>
@@ -43622,7 +43622,7 @@
         <w:spacing w:after="120"/>
       </w:pPr>
       <w:bookmarkStart w:id="314" w:name="_TocN234"/>
-      <w:bookmarkStart w:id="315" w:name="_Toc243429899"/>
+      <w:bookmarkStart w:id="315" w:name="_Toc243433032"/>
       <w:r>
         <w:t>Anexo E. Pseudocódigo del ciclo de guiado en la Raspberry Pi</w:t>
       </w:r>
@@ -43860,7 +43860,7 @@
         <w:spacing w:after="120"/>
       </w:pPr>
       <w:bookmarkStart w:id="316" w:name="_TocN235"/>
-      <w:bookmarkStart w:id="317" w:name="_Toc243429900"/>
+      <w:bookmarkStart w:id="317" w:name="_Toc243433033"/>
       <w:r>
         <w:t>Anexo F. Cambios principales respecto a la versión anterior</w:t>
       </w:r>
@@ -47743,7 +47743,7 @@
     <w:autoRedefine/>
     <w:uiPriority w:val="39"/>
     <w:unhideWhenUsed/>
-    <w:rsid w:val="002F0FDC"/>
+    <w:rsid w:val="00CA20A2"/>
     <w:pPr>
       <w:spacing w:after="100" w:line="278" w:lineRule="auto"/>
       <w:ind w:left="720"/>
@@ -47763,7 +47763,7 @@
     <w:autoRedefine/>
     <w:uiPriority w:val="39"/>
     <w:unhideWhenUsed/>
-    <w:rsid w:val="002F0FDC"/>
+    <w:rsid w:val="00CA20A2"/>
     <w:pPr>
       <w:spacing w:after="100" w:line="278" w:lineRule="auto"/>
       <w:ind w:left="960"/>
@@ -47783,7 +47783,7 @@
     <w:autoRedefine/>
     <w:uiPriority w:val="39"/>
     <w:unhideWhenUsed/>
-    <w:rsid w:val="002F0FDC"/>
+    <w:rsid w:val="00CA20A2"/>
     <w:pPr>
       <w:spacing w:after="100" w:line="278" w:lineRule="auto"/>
       <w:ind w:left="1200"/>
@@ -47803,7 +47803,7 @@
     <w:autoRedefine/>
     <w:uiPriority w:val="39"/>
     <w:unhideWhenUsed/>
-    <w:rsid w:val="002F0FDC"/>
+    <w:rsid w:val="00CA20A2"/>
     <w:pPr>
       <w:spacing w:after="100" w:line="278" w:lineRule="auto"/>
       <w:ind w:left="1440"/>
@@ -47823,7 +47823,7 @@
     <w:autoRedefine/>
     <w:uiPriority w:val="39"/>
     <w:unhideWhenUsed/>
-    <w:rsid w:val="002F0FDC"/>
+    <w:rsid w:val="00CA20A2"/>
     <w:pPr>
       <w:spacing w:after="100" w:line="278" w:lineRule="auto"/>
       <w:ind w:left="1680"/>
@@ -47843,7 +47843,7 @@
     <w:autoRedefine/>
     <w:uiPriority w:val="39"/>
     <w:unhideWhenUsed/>
-    <w:rsid w:val="002F0FDC"/>
+    <w:rsid w:val="00CA20A2"/>
     <w:pPr>
       <w:spacing w:after="100" w:line="278" w:lineRule="auto"/>
       <w:ind w:left="1920"/>
@@ -47862,7 +47862,7 @@
     <w:next w:val="Normal"/>
     <w:uiPriority w:val="99"/>
     <w:unhideWhenUsed/>
-    <w:rsid w:val="002F0FDC"/>
+    <w:rsid w:val="00CA20A2"/>
     <w:pPr>
       <w:spacing w:after="0"/>
     </w:pPr>
